--- a/Документация/Основной гайд.docx
+++ b/Документация/Основной гайд.docx
@@ -96,6 +96,61 @@
         <w:rPr>
           <w:rFonts w:ascii="Times New Roman" w:hAnsi="Times New Roman" w:cs="Times New Roman"/>
           <w:sz w:val="28"/>
+          <w:lang w:val="en-US"/>
+        </w:rPr>
+      </w:pPr>
+      <w:r>
+        <w:rPr>
+          <w:rFonts w:ascii="Times New Roman" w:hAnsi="Times New Roman" w:cs="Times New Roman"/>
+          <w:sz w:val="28"/>
+          <w:lang w:val="en-US"/>
+        </w:rPr>
+        <w:t>Git</w:t>
+      </w:r>
+      <w:r>
+        <w:rPr>
+          <w:rFonts w:ascii="Times New Roman" w:hAnsi="Times New Roman" w:cs="Times New Roman"/>
+          <w:sz w:val="28"/>
+          <w:lang w:val="en-US"/>
+        </w:rPr>
+        <w:t xml:space="preserve"> (</w:t>
+      </w:r>
+      <w:r>
+        <w:rPr>
+          <w:rFonts w:ascii="Times New Roman" w:hAnsi="Times New Roman" w:cs="Times New Roman"/>
+          <w:sz w:val="28"/>
+          <w:lang w:val="en-US"/>
+        </w:rPr>
+        <w:t>https://git-scm.com/install/windows</w:t>
+      </w:r>
+      <w:r>
+        <w:rPr>
+          <w:rFonts w:ascii="Times New Roman" w:hAnsi="Times New Roman" w:cs="Times New Roman"/>
+          <w:sz w:val="28"/>
+          <w:lang w:val="en-US"/>
+        </w:rPr>
+        <w:t>/</w:t>
+      </w:r>
+      <w:r>
+        <w:rPr>
+          <w:rFonts w:ascii="Times New Roman" w:hAnsi="Times New Roman" w:cs="Times New Roman"/>
+          <w:sz w:val="28"/>
+          <w:lang w:val="en-US"/>
+        </w:rPr>
+        <w:t>)</w:t>
+      </w:r>
+    </w:p>
+    <w:p>
+      <w:pPr>
+        <w:pStyle w:val="a3"/>
+        <w:numPr>
+          <w:ilvl w:val="0"/>
+          <w:numId w:val="1"/>
+        </w:numPr>
+        <w:spacing w:after="0" w:line="360" w:lineRule="auto"/>
+        <w:rPr>
+          <w:rFonts w:ascii="Times New Roman" w:hAnsi="Times New Roman" w:cs="Times New Roman"/>
+          <w:sz w:val="28"/>
         </w:rPr>
       </w:pPr>
       <w:proofErr w:type="spellStart"/>
@@ -104,9 +159,53 @@
           <w:rFonts w:ascii="Times New Roman" w:hAnsi="Times New Roman" w:cs="Times New Roman"/>
           <w:sz w:val="28"/>
         </w:rPr>
-        <w:t>Git</w:t>
+        <w:t>Python</w:t>
       </w:r>
       <w:proofErr w:type="spellEnd"/>
+      <w:r>
+        <w:rPr>
+          <w:rFonts w:ascii="Times New Roman" w:hAnsi="Times New Roman" w:cs="Times New Roman"/>
+          <w:sz w:val="28"/>
+        </w:rPr>
+        <w:t xml:space="preserve"> 3.12 или близкая версия </w:t>
+      </w:r>
+      <w:proofErr w:type="spellStart"/>
+      <w:r>
+        <w:rPr>
+          <w:rFonts w:ascii="Times New Roman" w:hAnsi="Times New Roman" w:cs="Times New Roman"/>
+          <w:sz w:val="28"/>
+        </w:rPr>
+        <w:t>Python</w:t>
+      </w:r>
+      <w:proofErr w:type="spellEnd"/>
+      <w:r>
+        <w:rPr>
+          <w:rFonts w:ascii="Times New Roman" w:hAnsi="Times New Roman" w:cs="Times New Roman"/>
+          <w:sz w:val="28"/>
+        </w:rPr>
+        <w:t xml:space="preserve"> 3</w:t>
+      </w:r>
+      <w:r>
+        <w:rPr>
+          <w:rFonts w:ascii="Times New Roman" w:hAnsi="Times New Roman" w:cs="Times New Roman"/>
+          <w:sz w:val="28"/>
+        </w:rPr>
+        <w:t xml:space="preserve"> (</w:t>
+      </w:r>
+      <w:r>
+        <w:rPr>
+          <w:rFonts w:ascii="Times New Roman" w:hAnsi="Times New Roman" w:cs="Times New Roman"/>
+          <w:sz w:val="28"/>
+        </w:rPr>
+        <w:t>https://www.python.org/downloads/release/pymanager-261</w:t>
+      </w:r>
+      <w:r>
+        <w:rPr>
+          <w:rFonts w:ascii="Times New Roman" w:hAnsi="Times New Roman" w:cs="Times New Roman"/>
+          <w:sz w:val="28"/>
+        </w:rPr>
+        <w:t>/)</w:t>
+      </w:r>
     </w:p>
     <w:p>
       <w:pPr>
@@ -119,23 +218,132 @@
         <w:rPr>
           <w:rFonts w:ascii="Times New Roman" w:hAnsi="Times New Roman" w:cs="Times New Roman"/>
           <w:sz w:val="28"/>
-        </w:rPr>
-      </w:pPr>
+          <w:lang w:val="en-US"/>
+        </w:rPr>
+      </w:pPr>
+      <w:r>
+        <w:rPr>
+          <w:rFonts w:ascii="Times New Roman" w:hAnsi="Times New Roman" w:cs="Times New Roman"/>
+          <w:sz w:val="28"/>
+          <w:lang w:val="en-US"/>
+        </w:rPr>
+        <w:t xml:space="preserve">PyCharm </w:t>
+      </w:r>
+      <w:r>
+        <w:rPr>
+          <w:rFonts w:ascii="Times New Roman" w:hAnsi="Times New Roman" w:cs="Times New Roman"/>
+          <w:sz w:val="28"/>
+        </w:rPr>
+        <w:t>или</w:t>
+      </w:r>
+      <w:r>
+        <w:rPr>
+          <w:rFonts w:ascii="Times New Roman" w:hAnsi="Times New Roman" w:cs="Times New Roman"/>
+          <w:sz w:val="28"/>
+          <w:lang w:val="en-US"/>
+        </w:rPr>
+        <w:t xml:space="preserve"> Visual Studio Code </w:t>
+      </w:r>
+      <w:r>
+        <w:rPr>
+          <w:rFonts w:ascii="Times New Roman" w:hAnsi="Times New Roman" w:cs="Times New Roman"/>
+          <w:sz w:val="28"/>
+        </w:rPr>
+        <w:t>по</w:t>
+      </w:r>
+      <w:r>
+        <w:rPr>
+          <w:rFonts w:ascii="Times New Roman" w:hAnsi="Times New Roman" w:cs="Times New Roman"/>
+          <w:sz w:val="28"/>
+          <w:lang w:val="en-US"/>
+        </w:rPr>
+        <w:t xml:space="preserve"> </w:t>
+      </w:r>
+      <w:r>
+        <w:rPr>
+          <w:rFonts w:ascii="Times New Roman" w:hAnsi="Times New Roman" w:cs="Times New Roman"/>
+          <w:sz w:val="28"/>
+        </w:rPr>
+        <w:t>желанию</w:t>
+      </w:r>
+      <w:r>
+        <w:rPr>
+          <w:rFonts w:ascii="Times New Roman" w:hAnsi="Times New Roman" w:cs="Times New Roman"/>
+          <w:sz w:val="28"/>
+          <w:lang w:val="en-US"/>
+        </w:rPr>
+        <w:t xml:space="preserve"> (</w:t>
+      </w:r>
+      <w:r>
+        <w:rPr>
+          <w:rFonts w:ascii="Times New Roman" w:hAnsi="Times New Roman" w:cs="Times New Roman"/>
+          <w:sz w:val="28"/>
+          <w:lang w:val="en-US"/>
+        </w:rPr>
+        <w:t>jetbrains.com/</w:t>
+      </w:r>
       <w:proofErr w:type="spellStart"/>
       <w:r>
         <w:rPr>
           <w:rFonts w:ascii="Times New Roman" w:hAnsi="Times New Roman" w:cs="Times New Roman"/>
           <w:sz w:val="28"/>
-        </w:rPr>
-        <w:t>Python</w:t>
+          <w:lang w:val="en-US"/>
+        </w:rPr>
+        <w:t>pycharm</w:t>
       </w:r>
       <w:proofErr w:type="spellEnd"/>
       <w:r>
         <w:rPr>
           <w:rFonts w:ascii="Times New Roman" w:hAnsi="Times New Roman" w:cs="Times New Roman"/>
           <w:sz w:val="28"/>
-        </w:rPr>
-        <w:t xml:space="preserve"> 3.12 или близкая версия </w:t>
+          <w:lang w:val="en-US"/>
+        </w:rPr>
+        <w:t>/download/</w:t>
+      </w:r>
+      <w:r>
+        <w:rPr>
+          <w:rFonts w:ascii="Times New Roman" w:hAnsi="Times New Roman" w:cs="Times New Roman"/>
+          <w:sz w:val="28"/>
+          <w:lang w:val="en-US"/>
+        </w:rPr>
+        <w:t>) (</w:t>
+      </w:r>
+      <w:r>
+        <w:rPr>
+          <w:rFonts w:ascii="Times New Roman" w:hAnsi="Times New Roman" w:cs="Times New Roman"/>
+          <w:sz w:val="28"/>
+          <w:lang w:val="en-US"/>
+        </w:rPr>
+        <w:t>https://code.visualstudio.com/</w:t>
+      </w:r>
+      <w:r>
+        <w:rPr>
+          <w:rFonts w:ascii="Times New Roman" w:hAnsi="Times New Roman" w:cs="Times New Roman"/>
+          <w:sz w:val="28"/>
+          <w:lang w:val="en-US"/>
+        </w:rPr>
+        <w:t>)</w:t>
+      </w:r>
+    </w:p>
+    <w:p>
+      <w:pPr>
+        <w:pStyle w:val="a3"/>
+        <w:numPr>
+          <w:ilvl w:val="0"/>
+          <w:numId w:val="1"/>
+        </w:numPr>
+        <w:spacing w:after="0" w:line="360" w:lineRule="auto"/>
+        <w:rPr>
+          <w:rFonts w:ascii="Times New Roman" w:hAnsi="Times New Roman" w:cs="Times New Roman"/>
+          <w:sz w:val="28"/>
+        </w:rPr>
+      </w:pPr>
+      <w:r>
+        <w:rPr>
+          <w:rFonts w:ascii="Times New Roman" w:hAnsi="Times New Roman" w:cs="Times New Roman"/>
+          <w:sz w:val="28"/>
+        </w:rPr>
+        <w:t xml:space="preserve">зависимости проекта: </w:t>
       </w:r>
       <w:proofErr w:type="spellStart"/>
       <w:r>
@@ -143,7 +351,7 @@
           <w:rFonts w:ascii="Times New Roman" w:hAnsi="Times New Roman" w:cs="Times New Roman"/>
           <w:sz w:val="28"/>
         </w:rPr>
-        <w:t>Python</w:t>
+        <w:t>Django</w:t>
       </w:r>
       <w:proofErr w:type="spellEnd"/>
       <w:r>
@@ -151,88 +359,7 @@
           <w:rFonts w:ascii="Times New Roman" w:hAnsi="Times New Roman" w:cs="Times New Roman"/>
           <w:sz w:val="28"/>
         </w:rPr>
-        <w:t xml:space="preserve"> 3</w:t>
-      </w:r>
-    </w:p>
-    <w:p>
-      <w:pPr>
-        <w:pStyle w:val="a3"/>
-        <w:numPr>
-          <w:ilvl w:val="0"/>
-          <w:numId w:val="1"/>
-        </w:numPr>
-        <w:spacing w:after="0" w:line="360" w:lineRule="auto"/>
-        <w:rPr>
-          <w:rFonts w:ascii="Times New Roman" w:hAnsi="Times New Roman" w:cs="Times New Roman"/>
-          <w:sz w:val="28"/>
-          <w:lang w:val="en-US"/>
-        </w:rPr>
-      </w:pPr>
-      <w:r>
-        <w:rPr>
-          <w:rFonts w:ascii="Times New Roman" w:hAnsi="Times New Roman" w:cs="Times New Roman"/>
-          <w:sz w:val="28"/>
-          <w:lang w:val="en-US"/>
-        </w:rPr>
-        <w:t xml:space="preserve">PyCharm </w:t>
-      </w:r>
-      <w:r>
-        <w:rPr>
-          <w:rFonts w:ascii="Times New Roman" w:hAnsi="Times New Roman" w:cs="Times New Roman"/>
-          <w:sz w:val="28"/>
-        </w:rPr>
-        <w:t>или</w:t>
-      </w:r>
-      <w:r>
-        <w:rPr>
-          <w:rFonts w:ascii="Times New Roman" w:hAnsi="Times New Roman" w:cs="Times New Roman"/>
-          <w:sz w:val="28"/>
-          <w:lang w:val="en-US"/>
-        </w:rPr>
-        <w:t xml:space="preserve"> Visual Studio Code </w:t>
-      </w:r>
-      <w:r>
-        <w:rPr>
-          <w:rFonts w:ascii="Times New Roman" w:hAnsi="Times New Roman" w:cs="Times New Roman"/>
-          <w:sz w:val="28"/>
-        </w:rPr>
-        <w:t>по</w:t>
-      </w:r>
-      <w:r>
-        <w:rPr>
-          <w:rFonts w:ascii="Times New Roman" w:hAnsi="Times New Roman" w:cs="Times New Roman"/>
-          <w:sz w:val="28"/>
-          <w:lang w:val="en-US"/>
-        </w:rPr>
-        <w:t xml:space="preserve"> </w:t>
-      </w:r>
-      <w:r>
-        <w:rPr>
-          <w:rFonts w:ascii="Times New Roman" w:hAnsi="Times New Roman" w:cs="Times New Roman"/>
-          <w:sz w:val="28"/>
-        </w:rPr>
-        <w:t>желанию</w:t>
-      </w:r>
-    </w:p>
-    <w:p>
-      <w:pPr>
-        <w:pStyle w:val="a3"/>
-        <w:numPr>
-          <w:ilvl w:val="0"/>
-          <w:numId w:val="1"/>
-        </w:numPr>
-        <w:spacing w:after="0" w:line="360" w:lineRule="auto"/>
-        <w:rPr>
-          <w:rFonts w:ascii="Times New Roman" w:hAnsi="Times New Roman" w:cs="Times New Roman"/>
-          <w:sz w:val="28"/>
-        </w:rPr>
-      </w:pPr>
-      <w:r>
-        <w:rPr>
-          <w:rFonts w:ascii="Times New Roman" w:hAnsi="Times New Roman" w:cs="Times New Roman"/>
-          <w:sz w:val="28"/>
-        </w:rPr>
-        <w:t xml:space="preserve">зависимости проекта: </w:t>
+        <w:t xml:space="preserve"> и </w:t>
       </w:r>
       <w:proofErr w:type="spellStart"/>
       <w:r>
@@ -240,7 +367,7 @@
           <w:rFonts w:ascii="Times New Roman" w:hAnsi="Times New Roman" w:cs="Times New Roman"/>
           <w:sz w:val="28"/>
         </w:rPr>
-        <w:t>Django</w:t>
+        <w:t>Pillow</w:t>
       </w:r>
       <w:proofErr w:type="spellEnd"/>
       <w:r>
@@ -248,21 +375,13 @@
           <w:rFonts w:ascii="Times New Roman" w:hAnsi="Times New Roman" w:cs="Times New Roman"/>
           <w:sz w:val="28"/>
         </w:rPr>
-        <w:t xml:space="preserve"> и </w:t>
-      </w:r>
-      <w:proofErr w:type="spellStart"/>
-      <w:r>
-        <w:rPr>
-          <w:rFonts w:ascii="Times New Roman" w:hAnsi="Times New Roman" w:cs="Times New Roman"/>
-          <w:sz w:val="28"/>
-        </w:rPr>
-        <w:t>Pillow</w:t>
-      </w:r>
-      <w:proofErr w:type="spellEnd"/>
-    </w:p>
-    <w:p>
-      <w:pPr>
-        <w:spacing w:after="0" w:line="360" w:lineRule="auto"/>
+        <w:t>.</w:t>
+      </w:r>
+    </w:p>
+    <w:p>
+      <w:pPr>
+        <w:spacing w:after="0" w:line="360" w:lineRule="auto"/>
+        <w:ind w:firstLine="360"/>
         <w:rPr>
           <w:rFonts w:ascii="Times New Roman" w:hAnsi="Times New Roman" w:cs="Times New Roman"/>
           <w:b/>
@@ -344,56 +463,92 @@
     </w:p>
     <w:p>
       <w:pPr>
-        <w:pStyle w:val="a3"/>
-        <w:numPr>
-          <w:ilvl w:val="0"/>
-          <w:numId w:val="2"/>
-        </w:numPr>
-        <w:spacing w:after="0" w:line="360" w:lineRule="auto"/>
-        <w:rPr>
-          <w:rFonts w:ascii="Times New Roman" w:hAnsi="Times New Roman" w:cs="Times New Roman"/>
-          <w:sz w:val="28"/>
-        </w:rPr>
-      </w:pPr>
-      <w:r>
-        <w:rPr>
-          <w:rFonts w:ascii="Times New Roman" w:hAnsi="Times New Roman" w:cs="Times New Roman"/>
-          <w:sz w:val="28"/>
-        </w:rPr>
-        <w:t>Перейти в папку проекта:</w:t>
-      </w:r>
-    </w:p>
-    <w:p>
-      <w:pPr>
         <w:spacing w:after="0" w:line="360" w:lineRule="auto"/>
         <w:rPr>
           <w:rFonts w:ascii="Courier New" w:hAnsi="Courier New" w:cs="Courier New"/>
           <w:sz w:val="24"/>
-        </w:rPr>
-      </w:pPr>
-      <w:proofErr w:type="spellStart"/>
+          <w:lang w:val="en-US"/>
+        </w:rPr>
+      </w:pPr>
       <w:r>
         <w:rPr>
           <w:rFonts w:ascii="Courier New" w:hAnsi="Courier New" w:cs="Courier New"/>
           <w:sz w:val="24"/>
-        </w:rPr>
-        <w:t>cd</w:t>
-      </w:r>
-      <w:proofErr w:type="spellEnd"/>
-      <w:r>
+          <w:lang w:val="en-US"/>
+        </w:rPr>
+        <w:drawing>
+          <wp:inline distT="0" distB="0" distL="0" distR="0" wp14:anchorId="52D4F11E" wp14:editId="24D57288">
+            <wp:extent cx="3326400" cy="2116800"/>
+            <wp:effectExtent l="0" t="0" r="7620" b="0"/>
+            <wp:docPr id="5" name="Рисунок 5"/>
+            <wp:cNvGraphicFramePr>
+              <a:graphicFrameLocks xmlns:a="http://schemas.openxmlformats.org/drawingml/2006/main" noChangeAspect="1"/>
+            </wp:cNvGraphicFramePr>
+            <a:graphic xmlns:a="http://schemas.openxmlformats.org/drawingml/2006/main">
+              <a:graphicData uri="http://schemas.openxmlformats.org/drawingml/2006/picture">
+                <pic:pic xmlns:pic="http://schemas.openxmlformats.org/drawingml/2006/picture">
+                  <pic:nvPicPr>
+                    <pic:cNvPr id="1" name=""/>
+                    <pic:cNvPicPr/>
+                  </pic:nvPicPr>
+                  <pic:blipFill>
+                    <a:blip r:embed="rId5"/>
+                    <a:stretch>
+                      <a:fillRect/>
+                    </a:stretch>
+                  </pic:blipFill>
+                  <pic:spPr>
+                    <a:xfrm>
+                      <a:off x="0" y="0"/>
+                      <a:ext cx="3326400" cy="2116800"/>
+                    </a:xfrm>
+                    <a:prstGeom prst="rect">
+                      <a:avLst/>
+                    </a:prstGeom>
+                  </pic:spPr>
+                </pic:pic>
+              </a:graphicData>
+            </a:graphic>
+          </wp:inline>
+        </w:drawing>
+      </w:r>
+    </w:p>
+    <w:p>
+      <w:pPr>
+        <w:pStyle w:val="a3"/>
+        <w:numPr>
+          <w:ilvl w:val="0"/>
+          <w:numId w:val="2"/>
+        </w:numPr>
+        <w:spacing w:after="0" w:line="360" w:lineRule="auto"/>
+        <w:rPr>
+          <w:rFonts w:ascii="Times New Roman" w:hAnsi="Times New Roman" w:cs="Times New Roman"/>
+          <w:sz w:val="28"/>
+        </w:rPr>
+      </w:pPr>
+      <w:r>
+        <w:rPr>
+          <w:rFonts w:ascii="Times New Roman" w:hAnsi="Times New Roman" w:cs="Times New Roman"/>
+          <w:sz w:val="28"/>
+        </w:rPr>
+        <w:t>Перейти в папку проекта:</w:t>
+      </w:r>
+    </w:p>
+    <w:p>
+      <w:pPr>
+        <w:spacing w:after="0" w:line="360" w:lineRule="auto"/>
         <w:rPr>
           <w:rFonts w:ascii="Courier New" w:hAnsi="Courier New" w:cs="Courier New"/>
           <w:sz w:val="24"/>
         </w:rPr>
-        <w:t xml:space="preserve"> </w:t>
-      </w:r>
+      </w:pPr>
       <w:proofErr w:type="spellStart"/>
       <w:r>
         <w:rPr>
           <w:rFonts w:ascii="Courier New" w:hAnsi="Courier New" w:cs="Courier New"/>
           <w:sz w:val="24"/>
         </w:rPr>
-        <w:t>meat</w:t>
+        <w:t>cd</w:t>
       </w:r>
       <w:proofErr w:type="spellEnd"/>
       <w:r>
@@ -401,7 +556,7 @@
           <w:rFonts w:ascii="Courier New" w:hAnsi="Courier New" w:cs="Courier New"/>
           <w:sz w:val="24"/>
         </w:rPr>
-        <w:t>\</w:t>
+        <w:t xml:space="preserve"> </w:t>
       </w:r>
       <w:proofErr w:type="spellStart"/>
       <w:r>
@@ -409,108 +564,101 @@
           <w:rFonts w:ascii="Courier New" w:hAnsi="Courier New" w:cs="Courier New"/>
           <w:sz w:val="24"/>
         </w:rPr>
-        <w:t>meatdjango</w:t>
+        <w:t>meat</w:t>
       </w:r>
       <w:proofErr w:type="spellEnd"/>
-    </w:p>
-    <w:p>
-      <w:pPr>
-        <w:spacing w:after="0" w:line="360" w:lineRule="auto"/>
-        <w:rPr>
-          <w:rFonts w:ascii="Courier New" w:hAnsi="Courier New" w:cs="Courier New"/>
-          <w:b/>
-          <w:sz w:val="24"/>
-        </w:rPr>
-      </w:pPr>
-      <w:r>
-        <w:rPr>
-          <w:rFonts w:ascii="Times New Roman" w:hAnsi="Times New Roman" w:cs="Times New Roman"/>
-          <w:b/>
-          <w:sz w:val="28"/>
-        </w:rPr>
-        <w:t xml:space="preserve">     Е</w:t>
-      </w:r>
-      <w:r>
-        <w:rPr>
-          <w:rFonts w:ascii="Times New Roman" w:hAnsi="Times New Roman" w:cs="Times New Roman"/>
-          <w:b/>
-          <w:sz w:val="28"/>
-        </w:rPr>
-        <w:t xml:space="preserve">сли используйте отличный от </w:t>
-      </w:r>
-      <w:r>
-        <w:rPr>
-          <w:rFonts w:ascii="Times New Roman" w:hAnsi="Times New Roman" w:cs="Times New Roman"/>
-          <w:b/>
-          <w:sz w:val="28"/>
-          <w:lang w:val="en-US"/>
-        </w:rPr>
-        <w:t>PyCharm</w:t>
-      </w:r>
-      <w:r>
-        <w:rPr>
-          <w:rFonts w:ascii="Times New Roman" w:hAnsi="Times New Roman" w:cs="Times New Roman"/>
-          <w:b/>
-          <w:sz w:val="28"/>
-        </w:rPr>
-        <w:t xml:space="preserve"> редактор</w:t>
-      </w:r>
-    </w:p>
-    <w:p>
-      <w:pPr>
-        <w:pStyle w:val="a3"/>
-        <w:numPr>
-          <w:ilvl w:val="0"/>
-          <w:numId w:val="2"/>
-        </w:numPr>
-        <w:spacing w:after="0" w:line="360" w:lineRule="auto"/>
-        <w:rPr>
-          <w:rFonts w:ascii="Times New Roman" w:hAnsi="Times New Roman" w:cs="Times New Roman"/>
-          <w:b/>
-          <w:sz w:val="28"/>
-        </w:rPr>
-      </w:pPr>
-      <w:r>
-        <w:rPr>
-          <w:rFonts w:ascii="Times New Roman" w:hAnsi="Times New Roman" w:cs="Times New Roman"/>
-          <w:b/>
-          <w:sz w:val="28"/>
-        </w:rPr>
-        <w:t>Создать виртуальное окружение:</w:t>
-      </w:r>
-    </w:p>
-    <w:p>
-      <w:pPr>
-        <w:spacing w:after="0" w:line="360" w:lineRule="auto"/>
-        <w:ind w:firstLine="708"/>
+      <w:r>
         <w:rPr>
           <w:rFonts w:ascii="Courier New" w:hAnsi="Courier New" w:cs="Courier New"/>
           <w:sz w:val="24"/>
         </w:rPr>
-      </w:pPr>
+        <w:t>\</w:t>
+      </w:r>
       <w:proofErr w:type="spellStart"/>
       <w:r>
         <w:rPr>
           <w:rFonts w:ascii="Courier New" w:hAnsi="Courier New" w:cs="Courier New"/>
           <w:sz w:val="24"/>
         </w:rPr>
-        <w:t>python</w:t>
+        <w:t>meatdjango</w:t>
       </w:r>
       <w:proofErr w:type="spellEnd"/>
-      <w:r>
+    </w:p>
+    <w:p>
+      <w:pPr>
+        <w:spacing w:after="0" w:line="360" w:lineRule="auto"/>
+        <w:ind w:firstLine="360"/>
+        <w:rPr>
+          <w:rFonts w:ascii="Courier New" w:hAnsi="Courier New" w:cs="Courier New"/>
+          <w:b/>
+          <w:sz w:val="24"/>
+        </w:rPr>
+      </w:pPr>
+      <w:r>
+        <w:rPr>
+          <w:rFonts w:ascii="Times New Roman" w:hAnsi="Times New Roman" w:cs="Times New Roman"/>
+          <w:b/>
+          <w:sz w:val="28"/>
+        </w:rPr>
+        <w:t xml:space="preserve">Если используйте отличный от </w:t>
+      </w:r>
+      <w:r>
+        <w:rPr>
+          <w:rFonts w:ascii="Times New Roman" w:hAnsi="Times New Roman" w:cs="Times New Roman"/>
+          <w:b/>
+          <w:sz w:val="28"/>
+          <w:lang w:val="en-US"/>
+        </w:rPr>
+        <w:t>PyCharm</w:t>
+      </w:r>
+      <w:r>
+        <w:rPr>
+          <w:rFonts w:ascii="Times New Roman" w:hAnsi="Times New Roman" w:cs="Times New Roman"/>
+          <w:b/>
+          <w:sz w:val="28"/>
+        </w:rPr>
+        <w:t xml:space="preserve"> редактор</w:t>
+      </w:r>
+    </w:p>
+    <w:p>
+      <w:pPr>
+        <w:pStyle w:val="a3"/>
+        <w:numPr>
+          <w:ilvl w:val="0"/>
+          <w:numId w:val="2"/>
+        </w:numPr>
+        <w:spacing w:after="0" w:line="360" w:lineRule="auto"/>
+        <w:rPr>
+          <w:rFonts w:ascii="Times New Roman" w:hAnsi="Times New Roman" w:cs="Times New Roman"/>
+          <w:b/>
+          <w:sz w:val="28"/>
+        </w:rPr>
+      </w:pPr>
+      <w:r>
+        <w:rPr>
+          <w:rFonts w:ascii="Times New Roman" w:hAnsi="Times New Roman" w:cs="Times New Roman"/>
+          <w:b/>
+          <w:sz w:val="28"/>
+        </w:rPr>
+        <w:t>Создать виртуальное окружение:</w:t>
+      </w:r>
+    </w:p>
+    <w:p>
+      <w:pPr>
+        <w:spacing w:after="0" w:line="360" w:lineRule="auto"/>
+        <w:ind w:firstLine="708"/>
         <w:rPr>
           <w:rFonts w:ascii="Courier New" w:hAnsi="Courier New" w:cs="Courier New"/>
           <w:sz w:val="24"/>
         </w:rPr>
-        <w:t xml:space="preserve"> -m </w:t>
-      </w:r>
+      </w:pPr>
       <w:proofErr w:type="spellStart"/>
       <w:r>
         <w:rPr>
           <w:rFonts w:ascii="Courier New" w:hAnsi="Courier New" w:cs="Courier New"/>
           <w:sz w:val="24"/>
         </w:rPr>
-        <w:t>venv</w:t>
+        <w:t>python</w:t>
       </w:r>
       <w:proofErr w:type="spellEnd"/>
       <w:r>
@@ -518,7 +666,7 @@
           <w:rFonts w:ascii="Courier New" w:hAnsi="Courier New" w:cs="Courier New"/>
           <w:sz w:val="24"/>
         </w:rPr>
-        <w:t xml:space="preserve"> </w:t>
+        <w:t xml:space="preserve"> -m </w:t>
       </w:r>
       <w:proofErr w:type="spellStart"/>
       <w:r>
@@ -529,39 +677,13 @@
         <w:t>venv</w:t>
       </w:r>
       <w:proofErr w:type="spellEnd"/>
-    </w:p>
-    <w:p>
-      <w:pPr>
-        <w:pStyle w:val="a3"/>
-        <w:numPr>
-          <w:ilvl w:val="0"/>
-          <w:numId w:val="2"/>
-        </w:numPr>
-        <w:spacing w:after="0" w:line="360" w:lineRule="auto"/>
-        <w:rPr>
-          <w:rFonts w:ascii="Times New Roman" w:hAnsi="Times New Roman" w:cs="Times New Roman"/>
-          <w:b/>
-          <w:sz w:val="28"/>
-        </w:rPr>
-      </w:pPr>
-      <w:r>
-        <w:rPr>
-          <w:rFonts w:ascii="Times New Roman" w:hAnsi="Times New Roman" w:cs="Times New Roman"/>
-          <w:b/>
-          <w:sz w:val="28"/>
-        </w:rPr>
-        <w:t>Активировать виртуальное окружение:</w:t>
-      </w:r>
-    </w:p>
-    <w:p>
-      <w:pPr>
-        <w:spacing w:after="0" w:line="360" w:lineRule="auto"/>
-        <w:ind w:firstLine="708"/>
+      <w:r>
         <w:rPr>
           <w:rFonts w:ascii="Courier New" w:hAnsi="Courier New" w:cs="Courier New"/>
           <w:sz w:val="24"/>
         </w:rPr>
-      </w:pPr>
+        <w:t xml:space="preserve"> </w:t>
+      </w:r>
       <w:proofErr w:type="spellStart"/>
       <w:r>
         <w:rPr>
@@ -571,20 +693,46 @@
         <w:t>venv</w:t>
       </w:r>
       <w:proofErr w:type="spellEnd"/>
-      <w:r>
+    </w:p>
+    <w:p>
+      <w:pPr>
+        <w:pStyle w:val="a3"/>
+        <w:numPr>
+          <w:ilvl w:val="0"/>
+          <w:numId w:val="2"/>
+        </w:numPr>
+        <w:spacing w:after="0" w:line="360" w:lineRule="auto"/>
+        <w:rPr>
+          <w:rFonts w:ascii="Times New Roman" w:hAnsi="Times New Roman" w:cs="Times New Roman"/>
+          <w:b/>
+          <w:sz w:val="28"/>
+        </w:rPr>
+      </w:pPr>
+      <w:r>
+        <w:rPr>
+          <w:rFonts w:ascii="Times New Roman" w:hAnsi="Times New Roman" w:cs="Times New Roman"/>
+          <w:b/>
+          <w:sz w:val="28"/>
+        </w:rPr>
+        <w:t>Активировать виртуальное окружение:</w:t>
+      </w:r>
+    </w:p>
+    <w:p>
+      <w:pPr>
+        <w:spacing w:after="0" w:line="360" w:lineRule="auto"/>
+        <w:ind w:firstLine="708"/>
         <w:rPr>
           <w:rFonts w:ascii="Courier New" w:hAnsi="Courier New" w:cs="Courier New"/>
           <w:sz w:val="24"/>
         </w:rPr>
-        <w:t>\</w:t>
-      </w:r>
+      </w:pPr>
       <w:proofErr w:type="spellStart"/>
       <w:r>
         <w:rPr>
           <w:rFonts w:ascii="Courier New" w:hAnsi="Courier New" w:cs="Courier New"/>
           <w:sz w:val="24"/>
         </w:rPr>
-        <w:t>Scripts</w:t>
+        <w:t>venv</w:t>
       </w:r>
       <w:proofErr w:type="spellEnd"/>
       <w:r>
@@ -600,62 +748,62 @@
           <w:rFonts w:ascii="Courier New" w:hAnsi="Courier New" w:cs="Courier New"/>
           <w:sz w:val="24"/>
         </w:rPr>
-        <w:t>activate</w:t>
+        <w:t>Scripts</w:t>
       </w:r>
       <w:proofErr w:type="spellEnd"/>
-    </w:p>
-    <w:p>
-      <w:pPr>
-        <w:pStyle w:val="a3"/>
-        <w:numPr>
-          <w:ilvl w:val="0"/>
-          <w:numId w:val="2"/>
-        </w:numPr>
-        <w:spacing w:after="0" w:line="360" w:lineRule="auto"/>
-        <w:rPr>
-          <w:rFonts w:ascii="Times New Roman" w:hAnsi="Times New Roman" w:cs="Times New Roman"/>
-          <w:sz w:val="28"/>
-        </w:rPr>
-      </w:pPr>
-      <w:r>
-        <w:rPr>
-          <w:rFonts w:ascii="Times New Roman" w:hAnsi="Times New Roman" w:cs="Times New Roman"/>
-          <w:sz w:val="28"/>
-        </w:rPr>
-        <w:t>Установить необходимые библиотеки:</w:t>
-      </w:r>
-    </w:p>
-    <w:p>
-      <w:pPr>
-        <w:spacing w:after="0" w:line="360" w:lineRule="auto"/>
+      <w:r>
         <w:rPr>
           <w:rFonts w:ascii="Courier New" w:hAnsi="Courier New" w:cs="Courier New"/>
           <w:sz w:val="24"/>
         </w:rPr>
-      </w:pPr>
+        <w:t>\</w:t>
+      </w:r>
       <w:proofErr w:type="spellStart"/>
       <w:r>
         <w:rPr>
           <w:rFonts w:ascii="Courier New" w:hAnsi="Courier New" w:cs="Courier New"/>
           <w:sz w:val="24"/>
         </w:rPr>
-        <w:t>pip</w:t>
+        <w:t>activate</w:t>
       </w:r>
       <w:proofErr w:type="spellEnd"/>
-      <w:r>
+    </w:p>
+    <w:p>
+      <w:pPr>
+        <w:pStyle w:val="a3"/>
+        <w:numPr>
+          <w:ilvl w:val="0"/>
+          <w:numId w:val="2"/>
+        </w:numPr>
+        <w:spacing w:after="0" w:line="360" w:lineRule="auto"/>
+        <w:rPr>
+          <w:rFonts w:ascii="Times New Roman" w:hAnsi="Times New Roman" w:cs="Times New Roman"/>
+          <w:sz w:val="28"/>
+        </w:rPr>
+      </w:pPr>
+      <w:r>
+        <w:rPr>
+          <w:rFonts w:ascii="Times New Roman" w:hAnsi="Times New Roman" w:cs="Times New Roman"/>
+          <w:sz w:val="28"/>
+        </w:rPr>
+        <w:t>Установить необходимые библиотеки:</w:t>
+      </w:r>
+    </w:p>
+    <w:p>
+      <w:pPr>
+        <w:spacing w:after="0" w:line="360" w:lineRule="auto"/>
         <w:rPr>
           <w:rFonts w:ascii="Courier New" w:hAnsi="Courier New" w:cs="Courier New"/>
           <w:sz w:val="24"/>
         </w:rPr>
-        <w:t xml:space="preserve"> </w:t>
-      </w:r>
+      </w:pPr>
       <w:proofErr w:type="spellStart"/>
       <w:r>
         <w:rPr>
           <w:rFonts w:ascii="Courier New" w:hAnsi="Courier New" w:cs="Courier New"/>
           <w:sz w:val="24"/>
         </w:rPr>
-        <w:t>install</w:t>
+        <w:t>pip</w:t>
       </w:r>
       <w:proofErr w:type="spellEnd"/>
       <w:r>
@@ -671,7 +819,7 @@
           <w:rFonts w:ascii="Courier New" w:hAnsi="Courier New" w:cs="Courier New"/>
           <w:sz w:val="24"/>
         </w:rPr>
-        <w:t>django</w:t>
+        <w:t>install</w:t>
       </w:r>
       <w:proofErr w:type="spellEnd"/>
       <w:r>
@@ -687,6 +835,22 @@
           <w:rFonts w:ascii="Courier New" w:hAnsi="Courier New" w:cs="Courier New"/>
           <w:sz w:val="24"/>
         </w:rPr>
+        <w:t>django</w:t>
+      </w:r>
+      <w:proofErr w:type="spellEnd"/>
+      <w:r>
+        <w:rPr>
+          <w:rFonts w:ascii="Courier New" w:hAnsi="Courier New" w:cs="Courier New"/>
+          <w:sz w:val="24"/>
+        </w:rPr>
+        <w:t xml:space="preserve"> </w:t>
+      </w:r>
+      <w:proofErr w:type="spellStart"/>
+      <w:r>
+        <w:rPr>
+          <w:rFonts w:ascii="Courier New" w:hAnsi="Courier New" w:cs="Courier New"/>
+          <w:sz w:val="24"/>
+        </w:rPr>
         <w:t>pillow</w:t>
       </w:r>
       <w:proofErr w:type="spellEnd"/>
@@ -710,173 +874,181 @@
           <w:sz w:val="28"/>
         </w:rPr>
         <w:t>Если в репозитории уже есть файл базы данных db.sqlite3, можно сразу запускать сайт. Если базы нет, выполнить миграции:</w:t>
+      </w:r>
+    </w:p>
+    <w:p>
+      <w:pPr>
+        <w:spacing w:after="0" w:line="360" w:lineRule="auto"/>
+        <w:rPr>
+          <w:rFonts w:ascii="Courier New" w:hAnsi="Courier New" w:cs="Courier New"/>
+          <w:sz w:val="24"/>
+        </w:rPr>
+      </w:pPr>
+      <w:proofErr w:type="spellStart"/>
+      <w:r>
+        <w:rPr>
+          <w:rFonts w:ascii="Courier New" w:hAnsi="Courier New" w:cs="Courier New"/>
+          <w:sz w:val="24"/>
+        </w:rPr>
+        <w:lastRenderedPageBreak/>
+        <w:t>python</w:t>
+      </w:r>
+      <w:proofErr w:type="spellEnd"/>
+      <w:r>
+        <w:rPr>
+          <w:rFonts w:ascii="Courier New" w:hAnsi="Courier New" w:cs="Courier New"/>
+          <w:sz w:val="24"/>
+        </w:rPr>
+        <w:t xml:space="preserve"> manage.py </w:t>
+      </w:r>
+      <w:proofErr w:type="spellStart"/>
+      <w:r>
+        <w:rPr>
+          <w:rFonts w:ascii="Courier New" w:hAnsi="Courier New" w:cs="Courier New"/>
+          <w:sz w:val="24"/>
+        </w:rPr>
+        <w:t>migrate</w:t>
+      </w:r>
+      <w:proofErr w:type="spellEnd"/>
+    </w:p>
+    <w:p>
+      <w:pPr>
+        <w:pStyle w:val="a3"/>
+        <w:numPr>
+          <w:ilvl w:val="0"/>
+          <w:numId w:val="2"/>
+        </w:numPr>
+        <w:spacing w:after="0" w:line="360" w:lineRule="auto"/>
+        <w:rPr>
+          <w:rFonts w:ascii="Times New Roman" w:hAnsi="Times New Roman" w:cs="Times New Roman"/>
+          <w:sz w:val="28"/>
+        </w:rPr>
+      </w:pPr>
+      <w:r>
+        <w:rPr>
+          <w:rFonts w:ascii="Times New Roman" w:hAnsi="Times New Roman" w:cs="Times New Roman"/>
+          <w:sz w:val="28"/>
+        </w:rPr>
+        <w:t>При необходимости создать администратора:</w:t>
+      </w:r>
+    </w:p>
+    <w:p>
+      <w:pPr>
+        <w:spacing w:after="0" w:line="360" w:lineRule="auto"/>
+        <w:rPr>
+          <w:rFonts w:ascii="Courier New" w:hAnsi="Courier New" w:cs="Courier New"/>
+          <w:sz w:val="24"/>
+        </w:rPr>
+      </w:pPr>
+      <w:proofErr w:type="spellStart"/>
+      <w:r>
+        <w:rPr>
+          <w:rFonts w:ascii="Courier New" w:hAnsi="Courier New" w:cs="Courier New"/>
+          <w:sz w:val="24"/>
+        </w:rPr>
+        <w:t>python</w:t>
+      </w:r>
+      <w:proofErr w:type="spellEnd"/>
+      <w:r>
+        <w:rPr>
+          <w:rFonts w:ascii="Courier New" w:hAnsi="Courier New" w:cs="Courier New"/>
+          <w:sz w:val="24"/>
+        </w:rPr>
+        <w:t xml:space="preserve"> manage.py </w:t>
+      </w:r>
+      <w:proofErr w:type="spellStart"/>
+      <w:r>
+        <w:rPr>
+          <w:rFonts w:ascii="Courier New" w:hAnsi="Courier New" w:cs="Courier New"/>
+          <w:sz w:val="24"/>
+        </w:rPr>
+        <w:t>createsuperuser</w:t>
+      </w:r>
+      <w:proofErr w:type="spellEnd"/>
+    </w:p>
+    <w:p>
+      <w:pPr>
+        <w:pStyle w:val="a3"/>
+        <w:numPr>
+          <w:ilvl w:val="0"/>
+          <w:numId w:val="2"/>
+        </w:numPr>
+        <w:spacing w:after="0" w:line="360" w:lineRule="auto"/>
+        <w:rPr>
+          <w:rFonts w:ascii="Times New Roman" w:hAnsi="Times New Roman" w:cs="Times New Roman"/>
+          <w:sz w:val="28"/>
+        </w:rPr>
+      </w:pPr>
+      <w:r>
+        <w:rPr>
+          <w:rFonts w:ascii="Times New Roman" w:hAnsi="Times New Roman" w:cs="Times New Roman"/>
+          <w:sz w:val="28"/>
+        </w:rPr>
+        <w:t>Запустить локальный сервер:</w:t>
+      </w:r>
+    </w:p>
+    <w:p>
+      <w:pPr>
+        <w:spacing w:after="0" w:line="360" w:lineRule="auto"/>
+        <w:rPr>
+          <w:rFonts w:ascii="Courier New" w:hAnsi="Courier New" w:cs="Courier New"/>
+          <w:sz w:val="24"/>
+        </w:rPr>
+      </w:pPr>
+      <w:proofErr w:type="spellStart"/>
+      <w:r>
+        <w:rPr>
+          <w:rFonts w:ascii="Courier New" w:hAnsi="Courier New" w:cs="Courier New"/>
+          <w:sz w:val="24"/>
+        </w:rPr>
+        <w:t>python</w:t>
+      </w:r>
+      <w:proofErr w:type="spellEnd"/>
+      <w:r>
+        <w:rPr>
+          <w:rFonts w:ascii="Courier New" w:hAnsi="Courier New" w:cs="Courier New"/>
+          <w:sz w:val="24"/>
+        </w:rPr>
+        <w:t xml:space="preserve"> manage.py </w:t>
+      </w:r>
+      <w:proofErr w:type="spellStart"/>
+      <w:r>
+        <w:rPr>
+          <w:rFonts w:ascii="Courier New" w:hAnsi="Courier New" w:cs="Courier New"/>
+          <w:sz w:val="24"/>
+        </w:rPr>
+        <w:t>runserver</w:t>
+      </w:r>
+      <w:proofErr w:type="spellEnd"/>
+    </w:p>
+    <w:p>
+      <w:pPr>
+        <w:pStyle w:val="a3"/>
+        <w:numPr>
+          <w:ilvl w:val="0"/>
+          <w:numId w:val="2"/>
+        </w:numPr>
+        <w:spacing w:after="0" w:line="360" w:lineRule="auto"/>
+        <w:rPr>
+          <w:rFonts w:ascii="Times New Roman" w:hAnsi="Times New Roman" w:cs="Times New Roman"/>
+          <w:sz w:val="28"/>
+        </w:rPr>
+      </w:pPr>
+      <w:r>
+        <w:rPr>
+          <w:rFonts w:ascii="Times New Roman" w:hAnsi="Times New Roman" w:cs="Times New Roman"/>
+          <w:sz w:val="28"/>
+        </w:rPr>
+        <w:t>Откр</w:t>
       </w:r>
       <w:bookmarkStart w:id="0" w:name="_GoBack"/>
       <w:bookmarkEnd w:id="0"/>
-    </w:p>
-    <w:p>
-      <w:pPr>
-        <w:spacing w:after="0" w:line="360" w:lineRule="auto"/>
-        <w:rPr>
-          <w:rFonts w:ascii="Courier New" w:hAnsi="Courier New" w:cs="Courier New"/>
-          <w:sz w:val="24"/>
-        </w:rPr>
-      </w:pPr>
-      <w:proofErr w:type="spellStart"/>
-      <w:r>
-        <w:rPr>
-          <w:rFonts w:ascii="Courier New" w:hAnsi="Courier New" w:cs="Courier New"/>
-          <w:sz w:val="24"/>
-        </w:rPr>
-        <w:t>python</w:t>
-      </w:r>
-      <w:proofErr w:type="spellEnd"/>
-      <w:r>
-        <w:rPr>
-          <w:rFonts w:ascii="Courier New" w:hAnsi="Courier New" w:cs="Courier New"/>
-          <w:sz w:val="24"/>
-        </w:rPr>
-        <w:t xml:space="preserve"> manage.py </w:t>
-      </w:r>
-      <w:proofErr w:type="spellStart"/>
-      <w:r>
-        <w:rPr>
-          <w:rFonts w:ascii="Courier New" w:hAnsi="Courier New" w:cs="Courier New"/>
-          <w:sz w:val="24"/>
-        </w:rPr>
-        <w:t>migrate</w:t>
-      </w:r>
-      <w:proofErr w:type="spellEnd"/>
-    </w:p>
-    <w:p>
-      <w:pPr>
-        <w:pStyle w:val="a3"/>
-        <w:numPr>
-          <w:ilvl w:val="0"/>
-          <w:numId w:val="2"/>
-        </w:numPr>
-        <w:spacing w:after="0" w:line="360" w:lineRule="auto"/>
-        <w:rPr>
-          <w:rFonts w:ascii="Times New Roman" w:hAnsi="Times New Roman" w:cs="Times New Roman"/>
-          <w:sz w:val="28"/>
-        </w:rPr>
-      </w:pPr>
-      <w:r>
-        <w:rPr>
-          <w:rFonts w:ascii="Times New Roman" w:hAnsi="Times New Roman" w:cs="Times New Roman"/>
-          <w:sz w:val="28"/>
-        </w:rPr>
-        <w:t>При необходимости создать администратора:</w:t>
-      </w:r>
-    </w:p>
-    <w:p>
-      <w:pPr>
-        <w:spacing w:after="0" w:line="360" w:lineRule="auto"/>
-        <w:rPr>
-          <w:rFonts w:ascii="Courier New" w:hAnsi="Courier New" w:cs="Courier New"/>
-          <w:sz w:val="24"/>
-        </w:rPr>
-      </w:pPr>
-      <w:proofErr w:type="spellStart"/>
-      <w:r>
-        <w:rPr>
-          <w:rFonts w:ascii="Courier New" w:hAnsi="Courier New" w:cs="Courier New"/>
-          <w:sz w:val="24"/>
-        </w:rPr>
-        <w:t>python</w:t>
-      </w:r>
-      <w:proofErr w:type="spellEnd"/>
-      <w:r>
-        <w:rPr>
-          <w:rFonts w:ascii="Courier New" w:hAnsi="Courier New" w:cs="Courier New"/>
-          <w:sz w:val="24"/>
-        </w:rPr>
-        <w:t xml:space="preserve"> manage.py </w:t>
-      </w:r>
-      <w:proofErr w:type="spellStart"/>
-      <w:r>
-        <w:rPr>
-          <w:rFonts w:ascii="Courier New" w:hAnsi="Courier New" w:cs="Courier New"/>
-          <w:sz w:val="24"/>
-        </w:rPr>
-        <w:t>createsuperuser</w:t>
-      </w:r>
-      <w:proofErr w:type="spellEnd"/>
-    </w:p>
-    <w:p>
-      <w:pPr>
-        <w:pStyle w:val="a3"/>
-        <w:numPr>
-          <w:ilvl w:val="0"/>
-          <w:numId w:val="2"/>
-        </w:numPr>
-        <w:spacing w:after="0" w:line="360" w:lineRule="auto"/>
-        <w:rPr>
-          <w:rFonts w:ascii="Times New Roman" w:hAnsi="Times New Roman" w:cs="Times New Roman"/>
-          <w:sz w:val="28"/>
-        </w:rPr>
-      </w:pPr>
-      <w:r>
-        <w:rPr>
-          <w:rFonts w:ascii="Times New Roman" w:hAnsi="Times New Roman" w:cs="Times New Roman"/>
-          <w:sz w:val="28"/>
-        </w:rPr>
-        <w:t>Запустить локальный сервер:</w:t>
-      </w:r>
-    </w:p>
-    <w:p>
-      <w:pPr>
-        <w:spacing w:after="0" w:line="360" w:lineRule="auto"/>
-        <w:rPr>
-          <w:rFonts w:ascii="Courier New" w:hAnsi="Courier New" w:cs="Courier New"/>
-          <w:sz w:val="24"/>
-        </w:rPr>
-      </w:pPr>
-      <w:proofErr w:type="spellStart"/>
-      <w:r>
-        <w:rPr>
-          <w:rFonts w:ascii="Courier New" w:hAnsi="Courier New" w:cs="Courier New"/>
-          <w:sz w:val="24"/>
-        </w:rPr>
-        <w:t>python</w:t>
-      </w:r>
-      <w:proofErr w:type="spellEnd"/>
-      <w:r>
-        <w:rPr>
-          <w:rFonts w:ascii="Courier New" w:hAnsi="Courier New" w:cs="Courier New"/>
-          <w:sz w:val="24"/>
-        </w:rPr>
-        <w:t xml:space="preserve"> manage.py </w:t>
-      </w:r>
-      <w:proofErr w:type="spellStart"/>
-      <w:r>
-        <w:rPr>
-          <w:rFonts w:ascii="Courier New" w:hAnsi="Courier New" w:cs="Courier New"/>
-          <w:sz w:val="24"/>
-        </w:rPr>
-        <w:t>runserver</w:t>
-      </w:r>
-      <w:proofErr w:type="spellEnd"/>
-    </w:p>
-    <w:p>
-      <w:pPr>
-        <w:pStyle w:val="a3"/>
-        <w:numPr>
-          <w:ilvl w:val="0"/>
-          <w:numId w:val="2"/>
-        </w:numPr>
-        <w:spacing w:after="0" w:line="360" w:lineRule="auto"/>
-        <w:rPr>
-          <w:rFonts w:ascii="Times New Roman" w:hAnsi="Times New Roman" w:cs="Times New Roman"/>
-          <w:sz w:val="28"/>
-        </w:rPr>
-      </w:pPr>
-      <w:r>
-        <w:rPr>
-          <w:rFonts w:ascii="Times New Roman" w:hAnsi="Times New Roman" w:cs="Times New Roman"/>
-          <w:sz w:val="28"/>
-        </w:rPr>
-        <w:t>Открыть сайт в браузере:</w:t>
+      <w:r>
+        <w:rPr>
+          <w:rFonts w:ascii="Times New Roman" w:hAnsi="Times New Roman" w:cs="Times New Roman"/>
+          <w:sz w:val="28"/>
+        </w:rPr>
+        <w:t>ыть сайт в браузере:</w:t>
       </w:r>
     </w:p>
     <w:p>
@@ -1074,6 +1246,62 @@
         </w:rPr>
         <w:t>.</w:t>
       </w:r>
+      <w:r>
+        <w:t xml:space="preserve"> </w:t>
+      </w:r>
+      <w:r>
+        <w:rPr>
+          <w:noProof/>
+        </w:rPr>
+        <w:drawing>
+          <wp:inline distT="0" distB="0" distL="0" distR="0" wp14:anchorId="6CA84AE4" wp14:editId="1C4A3434">
+            <wp:extent cx="3564000" cy="2386800"/>
+            <wp:effectExtent l="0" t="0" r="0" b="0"/>
+            <wp:docPr id="2" name="Рисунок 2"/>
+            <wp:cNvGraphicFramePr>
+              <a:graphicFrameLocks xmlns:a="http://schemas.openxmlformats.org/drawingml/2006/main" noChangeAspect="1"/>
+            </wp:cNvGraphicFramePr>
+            <a:graphic xmlns:a="http://schemas.openxmlformats.org/drawingml/2006/main">
+              <a:graphicData uri="http://schemas.openxmlformats.org/drawingml/2006/picture">
+                <pic:pic xmlns:pic="http://schemas.openxmlformats.org/drawingml/2006/picture">
+                  <pic:nvPicPr>
+                    <pic:cNvPr id="0" name="Picture 1"/>
+                    <pic:cNvPicPr>
+                      <a:picLocks noChangeAspect="1" noChangeArrowheads="1"/>
+                    </pic:cNvPicPr>
+                  </pic:nvPicPr>
+                  <pic:blipFill>
+                    <a:blip r:embed="rId6" cstate="print">
+                      <a:extLst>
+                        <a:ext uri="{28A0092B-C50C-407E-A947-70E740481C1C}">
+                          <a14:useLocalDpi xmlns:a14="http://schemas.microsoft.com/office/drawing/2010/main" val="0"/>
+                        </a:ext>
+                      </a:extLst>
+                    </a:blip>
+                    <a:srcRect/>
+                    <a:stretch>
+                      <a:fillRect/>
+                    </a:stretch>
+                  </pic:blipFill>
+                  <pic:spPr bwMode="auto">
+                    <a:xfrm>
+                      <a:off x="0" y="0"/>
+                      <a:ext cx="3564000" cy="2386800"/>
+                    </a:xfrm>
+                    <a:prstGeom prst="rect">
+                      <a:avLst/>
+                    </a:prstGeom>
+                    <a:noFill/>
+                    <a:ln>
+                      <a:noFill/>
+                    </a:ln>
+                  </pic:spPr>
+                </pic:pic>
+              </a:graphicData>
+            </a:graphic>
+          </wp:inline>
+        </w:drawing>
+      </w:r>
     </w:p>
     <w:p>
       <w:pPr>
@@ -1150,6 +1378,61 @@
         </w:rPr>
         <w:t>.</w:t>
       </w:r>
+      <w:r>
+        <w:rPr>
+          <w:rFonts w:ascii="Times New Roman" w:hAnsi="Times New Roman" w:cs="Times New Roman"/>
+          <w:noProof/>
+          <w:sz w:val="28"/>
+        </w:rPr>
+        <w:drawing>
+          <wp:inline distT="0" distB="0" distL="0" distR="0" wp14:anchorId="2ACAD559" wp14:editId="70455BD9">
+            <wp:extent cx="3582000" cy="2394000"/>
+            <wp:effectExtent l="0" t="0" r="0" b="6350"/>
+            <wp:docPr id="3" name="Рисунок 3"/>
+            <wp:cNvGraphicFramePr>
+              <a:graphicFrameLocks xmlns:a="http://schemas.openxmlformats.org/drawingml/2006/main" noChangeAspect="1"/>
+            </wp:cNvGraphicFramePr>
+            <a:graphic xmlns:a="http://schemas.openxmlformats.org/drawingml/2006/main">
+              <a:graphicData uri="http://schemas.openxmlformats.org/drawingml/2006/picture">
+                <pic:pic xmlns:pic="http://schemas.openxmlformats.org/drawingml/2006/picture">
+                  <pic:nvPicPr>
+                    <pic:cNvPr id="0" name="Picture 3"/>
+                    <pic:cNvPicPr>
+                      <a:picLocks noChangeAspect="1" noChangeArrowheads="1"/>
+                    </pic:cNvPicPr>
+                  </pic:nvPicPr>
+                  <pic:blipFill>
+                    <a:blip r:embed="rId7" cstate="print">
+                      <a:extLst>
+                        <a:ext uri="{28A0092B-C50C-407E-A947-70E740481C1C}">
+                          <a14:useLocalDpi xmlns:a14="http://schemas.microsoft.com/office/drawing/2010/main" val="0"/>
+                        </a:ext>
+                      </a:extLst>
+                    </a:blip>
+                    <a:srcRect/>
+                    <a:stretch>
+                      <a:fillRect/>
+                    </a:stretch>
+                  </pic:blipFill>
+                  <pic:spPr bwMode="auto">
+                    <a:xfrm>
+                      <a:off x="0" y="0"/>
+                      <a:ext cx="3582000" cy="2394000"/>
+                    </a:xfrm>
+                    <a:prstGeom prst="rect">
+                      <a:avLst/>
+                    </a:prstGeom>
+                    <a:noFill/>
+                    <a:ln>
+                      <a:noFill/>
+                    </a:ln>
+                  </pic:spPr>
+                </pic:pic>
+              </a:graphicData>
+            </a:graphic>
+          </wp:inline>
+        </w:drawing>
+      </w:r>
     </w:p>
     <w:p>
       <w:pPr>
@@ -1168,6 +1451,7 @@
           <w:rFonts w:ascii="Times New Roman" w:hAnsi="Times New Roman" w:cs="Times New Roman"/>
           <w:sz w:val="28"/>
         </w:rPr>
+        <w:lastRenderedPageBreak/>
         <w:t xml:space="preserve">Заполните логин, </w:t>
       </w:r>
       <w:proofErr w:type="spellStart"/>
@@ -1186,6 +1470,54 @@
         </w:rPr>
         <w:t xml:space="preserve"> и пароль.</w:t>
       </w:r>
+      <w:r>
+        <w:rPr>
+          <w:noProof/>
+        </w:rPr>
+        <w:t xml:space="preserve"> </w:t>
+      </w:r>
+      <w:r>
+        <w:rPr>
+          <w:rFonts w:ascii="Times New Roman" w:hAnsi="Times New Roman" w:cs="Times New Roman"/>
+          <w:noProof/>
+          <w:sz w:val="28"/>
+        </w:rPr>
+        <w:drawing>
+          <wp:inline distT="0" distB="0" distL="0" distR="0" wp14:anchorId="7613EB04" wp14:editId="3C339C61">
+            <wp:extent cx="3567600" cy="2383200"/>
+            <wp:effectExtent l="0" t="0" r="0" b="0"/>
+            <wp:docPr id="1" name="Рисунок 1"/>
+            <wp:cNvGraphicFramePr>
+              <a:graphicFrameLocks xmlns:a="http://schemas.openxmlformats.org/drawingml/2006/main" noChangeAspect="1"/>
+            </wp:cNvGraphicFramePr>
+            <a:graphic xmlns:a="http://schemas.openxmlformats.org/drawingml/2006/main">
+              <a:graphicData uri="http://schemas.openxmlformats.org/drawingml/2006/picture">
+                <pic:pic xmlns:pic="http://schemas.openxmlformats.org/drawingml/2006/picture">
+                  <pic:nvPicPr>
+                    <pic:cNvPr id="1" name=""/>
+                    <pic:cNvPicPr/>
+                  </pic:nvPicPr>
+                  <pic:blipFill>
+                    <a:blip r:embed="rId8"/>
+                    <a:stretch>
+                      <a:fillRect/>
+                    </a:stretch>
+                  </pic:blipFill>
+                  <pic:spPr>
+                    <a:xfrm>
+                      <a:off x="0" y="0"/>
+                      <a:ext cx="3567600" cy="2383200"/>
+                    </a:xfrm>
+                    <a:prstGeom prst="rect">
+                      <a:avLst/>
+                    </a:prstGeom>
+                  </pic:spPr>
+                </pic:pic>
+              </a:graphicData>
+            </a:graphic>
+          </wp:inline>
+        </w:drawing>
+      </w:r>
     </w:p>
     <w:p>
       <w:pPr>
@@ -1314,6 +1646,54 @@
         </w:rPr>
         <w:t>.</w:t>
       </w:r>
+      <w:r>
+        <w:rPr>
+          <w:noProof/>
+        </w:rPr>
+        <w:t xml:space="preserve"> </w:t>
+      </w:r>
+      <w:r>
+        <w:rPr>
+          <w:rFonts w:ascii="Times New Roman" w:hAnsi="Times New Roman" w:cs="Times New Roman"/>
+          <w:noProof/>
+          <w:sz w:val="28"/>
+        </w:rPr>
+        <w:drawing>
+          <wp:inline distT="0" distB="0" distL="0" distR="0" wp14:anchorId="71AF6155" wp14:editId="0C242890">
+            <wp:extent cx="3567600" cy="2383200"/>
+            <wp:effectExtent l="0" t="0" r="0" b="0"/>
+            <wp:docPr id="4" name="Рисунок 4"/>
+            <wp:cNvGraphicFramePr>
+              <a:graphicFrameLocks xmlns:a="http://schemas.openxmlformats.org/drawingml/2006/main" noChangeAspect="1"/>
+            </wp:cNvGraphicFramePr>
+            <a:graphic xmlns:a="http://schemas.openxmlformats.org/drawingml/2006/main">
+              <a:graphicData uri="http://schemas.openxmlformats.org/drawingml/2006/picture">
+                <pic:pic xmlns:pic="http://schemas.openxmlformats.org/drawingml/2006/picture">
+                  <pic:nvPicPr>
+                    <pic:cNvPr id="1" name=""/>
+                    <pic:cNvPicPr/>
+                  </pic:nvPicPr>
+                  <pic:blipFill>
+                    <a:blip r:embed="rId9"/>
+                    <a:stretch>
+                      <a:fillRect/>
+                    </a:stretch>
+                  </pic:blipFill>
+                  <pic:spPr>
+                    <a:xfrm>
+                      <a:off x="0" y="0"/>
+                      <a:ext cx="3567600" cy="2383200"/>
+                    </a:xfrm>
+                    <a:prstGeom prst="rect">
+                      <a:avLst/>
+                    </a:prstGeom>
+                  </pic:spPr>
+                </pic:pic>
+              </a:graphicData>
+            </a:graphic>
+          </wp:inline>
+        </w:drawing>
+      </w:r>
     </w:p>
     <w:p>
       <w:pPr>
@@ -1372,8 +1752,57 @@
           <w:rFonts w:ascii="Times New Roman" w:hAnsi="Times New Roman" w:cs="Times New Roman"/>
           <w:sz w:val="28"/>
         </w:rPr>
+        <w:lastRenderedPageBreak/>
         <w:t>Нажмите на товар, чтобы открыть карточку с описанием, ценой и фото.</w:t>
       </w:r>
+      <w:r>
+        <w:rPr>
+          <w:noProof/>
+        </w:rPr>
+        <w:t xml:space="preserve"> </w:t>
+      </w:r>
+      <w:r>
+        <w:rPr>
+          <w:rFonts w:ascii="Times New Roman" w:hAnsi="Times New Roman" w:cs="Times New Roman"/>
+          <w:noProof/>
+          <w:sz w:val="28"/>
+        </w:rPr>
+        <w:drawing>
+          <wp:inline distT="0" distB="0" distL="0" distR="0" wp14:anchorId="43A872CD" wp14:editId="40164D73">
+            <wp:extent cx="3567600" cy="2383200"/>
+            <wp:effectExtent l="0" t="0" r="0" b="0"/>
+            <wp:docPr id="6" name="Рисунок 6"/>
+            <wp:cNvGraphicFramePr>
+              <a:graphicFrameLocks xmlns:a="http://schemas.openxmlformats.org/drawingml/2006/main" noChangeAspect="1"/>
+            </wp:cNvGraphicFramePr>
+            <a:graphic xmlns:a="http://schemas.openxmlformats.org/drawingml/2006/main">
+              <a:graphicData uri="http://schemas.openxmlformats.org/drawingml/2006/picture">
+                <pic:pic xmlns:pic="http://schemas.openxmlformats.org/drawingml/2006/picture">
+                  <pic:nvPicPr>
+                    <pic:cNvPr id="1" name=""/>
+                    <pic:cNvPicPr/>
+                  </pic:nvPicPr>
+                  <pic:blipFill>
+                    <a:blip r:embed="rId10"/>
+                    <a:stretch>
+                      <a:fillRect/>
+                    </a:stretch>
+                  </pic:blipFill>
+                  <pic:spPr>
+                    <a:xfrm>
+                      <a:off x="0" y="0"/>
+                      <a:ext cx="3567600" cy="2383200"/>
+                    </a:xfrm>
+                    <a:prstGeom prst="rect">
+                      <a:avLst/>
+                    </a:prstGeom>
+                  </pic:spPr>
+                </pic:pic>
+              </a:graphicData>
+            </a:graphic>
+          </wp:inline>
+        </w:drawing>
+      </w:r>
     </w:p>
     <w:p>
       <w:pPr>
@@ -1466,6 +1895,54 @@
         </w:rPr>
         <w:t>.</w:t>
       </w:r>
+      <w:r>
+        <w:rPr>
+          <w:noProof/>
+        </w:rPr>
+        <w:t xml:space="preserve"> </w:t>
+      </w:r>
+      <w:r>
+        <w:rPr>
+          <w:rFonts w:ascii="Times New Roman" w:hAnsi="Times New Roman" w:cs="Times New Roman"/>
+          <w:noProof/>
+          <w:sz w:val="28"/>
+        </w:rPr>
+        <w:drawing>
+          <wp:inline distT="0" distB="0" distL="0" distR="0" wp14:anchorId="123C82BA" wp14:editId="52CF97DA">
+            <wp:extent cx="3567600" cy="2383200"/>
+            <wp:effectExtent l="0" t="0" r="0" b="0"/>
+            <wp:docPr id="8" name="Рисунок 8"/>
+            <wp:cNvGraphicFramePr>
+              <a:graphicFrameLocks xmlns:a="http://schemas.openxmlformats.org/drawingml/2006/main" noChangeAspect="1"/>
+            </wp:cNvGraphicFramePr>
+            <a:graphic xmlns:a="http://schemas.openxmlformats.org/drawingml/2006/main">
+              <a:graphicData uri="http://schemas.openxmlformats.org/drawingml/2006/picture">
+                <pic:pic xmlns:pic="http://schemas.openxmlformats.org/drawingml/2006/picture">
+                  <pic:nvPicPr>
+                    <pic:cNvPr id="1" name=""/>
+                    <pic:cNvPicPr/>
+                  </pic:nvPicPr>
+                  <pic:blipFill>
+                    <a:blip r:embed="rId11"/>
+                    <a:stretch>
+                      <a:fillRect/>
+                    </a:stretch>
+                  </pic:blipFill>
+                  <pic:spPr>
+                    <a:xfrm>
+                      <a:off x="0" y="0"/>
+                      <a:ext cx="3567600" cy="2383200"/>
+                    </a:xfrm>
+                    <a:prstGeom prst="rect">
+                      <a:avLst/>
+                    </a:prstGeom>
+                  </pic:spPr>
+                </pic:pic>
+              </a:graphicData>
+            </a:graphic>
+          </wp:inline>
+        </w:drawing>
+      </w:r>
     </w:p>
     <w:p>
       <w:pPr>
@@ -1544,7 +2021,56 @@
           <w:rFonts w:ascii="Times New Roman" w:hAnsi="Times New Roman" w:cs="Times New Roman"/>
           <w:sz w:val="28"/>
         </w:rPr>
+        <w:lastRenderedPageBreak/>
         <w:t>В корзине нажмите переход к оформлению заказа.</w:t>
+      </w:r>
+      <w:r>
+        <w:rPr>
+          <w:noProof/>
+        </w:rPr>
+        <w:t xml:space="preserve"> </w:t>
+      </w:r>
+      <w:r>
+        <w:rPr>
+          <w:rFonts w:ascii="Times New Roman" w:hAnsi="Times New Roman" w:cs="Times New Roman"/>
+          <w:noProof/>
+          <w:sz w:val="28"/>
+        </w:rPr>
+        <w:drawing>
+          <wp:inline distT="0" distB="0" distL="0" distR="0" wp14:anchorId="2CFD9343" wp14:editId="3CC5A80C">
+            <wp:extent cx="3564000" cy="2671200"/>
+            <wp:effectExtent l="0" t="0" r="0" b="0"/>
+            <wp:docPr id="10" name="Рисунок 10"/>
+            <wp:cNvGraphicFramePr>
+              <a:graphicFrameLocks xmlns:a="http://schemas.openxmlformats.org/drawingml/2006/main" noChangeAspect="1"/>
+            </wp:cNvGraphicFramePr>
+            <a:graphic xmlns:a="http://schemas.openxmlformats.org/drawingml/2006/main">
+              <a:graphicData uri="http://schemas.openxmlformats.org/drawingml/2006/picture">
+                <pic:pic xmlns:pic="http://schemas.openxmlformats.org/drawingml/2006/picture">
+                  <pic:nvPicPr>
+                    <pic:cNvPr id="1" name=""/>
+                    <pic:cNvPicPr/>
+                  </pic:nvPicPr>
+                  <pic:blipFill>
+                    <a:blip r:embed="rId12"/>
+                    <a:stretch>
+                      <a:fillRect/>
+                    </a:stretch>
+                  </pic:blipFill>
+                  <pic:spPr>
+                    <a:xfrm>
+                      <a:off x="0" y="0"/>
+                      <a:ext cx="3564000" cy="2671200"/>
+                    </a:xfrm>
+                    <a:prstGeom prst="rect">
+                      <a:avLst/>
+                    </a:prstGeom>
+                  </pic:spPr>
+                </pic:pic>
+              </a:graphicData>
+            </a:graphic>
+          </wp:inline>
+        </w:drawing>
       </w:r>
     </w:p>
     <w:p>
@@ -1624,7 +2150,6 @@
           <w:rFonts w:ascii="Times New Roman" w:hAnsi="Times New Roman" w:cs="Times New Roman"/>
           <w:sz w:val="28"/>
         </w:rPr>
-        <w:lastRenderedPageBreak/>
         <w:t>Адрес доставки</w:t>
       </w:r>
     </w:p>
@@ -1790,8 +2315,57 @@
           <w:rFonts w:ascii="Times New Roman" w:hAnsi="Times New Roman" w:cs="Times New Roman"/>
           <w:sz w:val="28"/>
         </w:rPr>
+        <w:lastRenderedPageBreak/>
         <w:t>Просматривать свои отзывы.</w:t>
       </w:r>
+      <w:r>
+        <w:rPr>
+          <w:noProof/>
+        </w:rPr>
+        <w:t xml:space="preserve"> </w:t>
+      </w:r>
+      <w:r>
+        <w:rPr>
+          <w:rFonts w:ascii="Times New Roman" w:hAnsi="Times New Roman" w:cs="Times New Roman"/>
+          <w:noProof/>
+          <w:sz w:val="28"/>
+        </w:rPr>
+        <w:drawing>
+          <wp:inline distT="0" distB="0" distL="0" distR="0" wp14:anchorId="1FB4815B" wp14:editId="52F3F5CA">
+            <wp:extent cx="3564000" cy="2671200"/>
+            <wp:effectExtent l="0" t="0" r="0" b="0"/>
+            <wp:docPr id="11" name="Рисунок 11"/>
+            <wp:cNvGraphicFramePr>
+              <a:graphicFrameLocks xmlns:a="http://schemas.openxmlformats.org/drawingml/2006/main" noChangeAspect="1"/>
+            </wp:cNvGraphicFramePr>
+            <a:graphic xmlns:a="http://schemas.openxmlformats.org/drawingml/2006/main">
+              <a:graphicData uri="http://schemas.openxmlformats.org/drawingml/2006/picture">
+                <pic:pic xmlns:pic="http://schemas.openxmlformats.org/drawingml/2006/picture">
+                  <pic:nvPicPr>
+                    <pic:cNvPr id="1" name=""/>
+                    <pic:cNvPicPr/>
+                  </pic:nvPicPr>
+                  <pic:blipFill>
+                    <a:blip r:embed="rId13"/>
+                    <a:stretch>
+                      <a:fillRect/>
+                    </a:stretch>
+                  </pic:blipFill>
+                  <pic:spPr>
+                    <a:xfrm>
+                      <a:off x="0" y="0"/>
+                      <a:ext cx="3564000" cy="2671200"/>
+                    </a:xfrm>
+                    <a:prstGeom prst="rect">
+                      <a:avLst/>
+                    </a:prstGeom>
+                  </pic:spPr>
+                </pic:pic>
+              </a:graphicData>
+            </a:graphic>
+          </wp:inline>
+        </w:drawing>
+      </w:r>
     </w:p>
     <w:p>
       <w:pPr>
@@ -1872,6 +2446,54 @@
         </w:rPr>
         <w:t>После проверки отзыв публикуется на сайте.</w:t>
       </w:r>
+      <w:r>
+        <w:rPr>
+          <w:noProof/>
+        </w:rPr>
+        <w:t xml:space="preserve"> </w:t>
+      </w:r>
+      <w:r>
+        <w:rPr>
+          <w:rFonts w:ascii="Times New Roman" w:hAnsi="Times New Roman" w:cs="Times New Roman"/>
+          <w:noProof/>
+          <w:sz w:val="28"/>
+        </w:rPr>
+        <w:drawing>
+          <wp:inline distT="0" distB="0" distL="0" distR="0" wp14:anchorId="4133F4F8" wp14:editId="0BDFA2D7">
+            <wp:extent cx="3564000" cy="2671200"/>
+            <wp:effectExtent l="0" t="0" r="0" b="0"/>
+            <wp:docPr id="12" name="Рисунок 12"/>
+            <wp:cNvGraphicFramePr>
+              <a:graphicFrameLocks xmlns:a="http://schemas.openxmlformats.org/drawingml/2006/main" noChangeAspect="1"/>
+            </wp:cNvGraphicFramePr>
+            <a:graphic xmlns:a="http://schemas.openxmlformats.org/drawingml/2006/main">
+              <a:graphicData uri="http://schemas.openxmlformats.org/drawingml/2006/picture">
+                <pic:pic xmlns:pic="http://schemas.openxmlformats.org/drawingml/2006/picture">
+                  <pic:nvPicPr>
+                    <pic:cNvPr id="1" name=""/>
+                    <pic:cNvPicPr/>
+                  </pic:nvPicPr>
+                  <pic:blipFill>
+                    <a:blip r:embed="rId14"/>
+                    <a:stretch>
+                      <a:fillRect/>
+                    </a:stretch>
+                  </pic:blipFill>
+                  <pic:spPr>
+                    <a:xfrm>
+                      <a:off x="0" y="0"/>
+                      <a:ext cx="3564000" cy="2671200"/>
+                    </a:xfrm>
+                    <a:prstGeom prst="rect">
+                      <a:avLst/>
+                    </a:prstGeom>
+                  </pic:spPr>
+                </pic:pic>
+              </a:graphicData>
+            </a:graphic>
+          </wp:inline>
+        </w:drawing>
+      </w:r>
     </w:p>
     <w:p>
       <w:pPr>
@@ -1930,6 +2552,7 @@
           <w:rFonts w:ascii="Times New Roman" w:hAnsi="Times New Roman" w:cs="Times New Roman"/>
           <w:sz w:val="28"/>
         </w:rPr>
+        <w:lastRenderedPageBreak/>
         <w:t>В разделе </w:t>
       </w:r>
       <w:r>
@@ -1947,6 +2570,54 @@
           <w:sz w:val="28"/>
         </w:rPr>
         <w:t> размещена информация для связи.</w:t>
+      </w:r>
+      <w:r>
+        <w:rPr>
+          <w:noProof/>
+        </w:rPr>
+        <w:t xml:space="preserve"> </w:t>
+      </w:r>
+      <w:r>
+        <w:rPr>
+          <w:rFonts w:ascii="Times New Roman" w:hAnsi="Times New Roman" w:cs="Times New Roman"/>
+          <w:noProof/>
+          <w:sz w:val="28"/>
+        </w:rPr>
+        <w:drawing>
+          <wp:inline distT="0" distB="0" distL="0" distR="0" wp14:anchorId="7395D34F" wp14:editId="004C8B93">
+            <wp:extent cx="3564000" cy="2671200"/>
+            <wp:effectExtent l="0" t="0" r="0" b="0"/>
+            <wp:docPr id="13" name="Рисунок 13"/>
+            <wp:cNvGraphicFramePr>
+              <a:graphicFrameLocks xmlns:a="http://schemas.openxmlformats.org/drawingml/2006/main" noChangeAspect="1"/>
+            </wp:cNvGraphicFramePr>
+            <a:graphic xmlns:a="http://schemas.openxmlformats.org/drawingml/2006/main">
+              <a:graphicData uri="http://schemas.openxmlformats.org/drawingml/2006/picture">
+                <pic:pic xmlns:pic="http://schemas.openxmlformats.org/drawingml/2006/picture">
+                  <pic:nvPicPr>
+                    <pic:cNvPr id="1" name=""/>
+                    <pic:cNvPicPr/>
+                  </pic:nvPicPr>
+                  <pic:blipFill>
+                    <a:blip r:embed="rId15"/>
+                    <a:stretch>
+                      <a:fillRect/>
+                    </a:stretch>
+                  </pic:blipFill>
+                  <pic:spPr>
+                    <a:xfrm>
+                      <a:off x="0" y="0"/>
+                      <a:ext cx="3564000" cy="2671200"/>
+                    </a:xfrm>
+                    <a:prstGeom prst="rect">
+                      <a:avLst/>
+                    </a:prstGeom>
+                  </pic:spPr>
+                </pic:pic>
+              </a:graphicData>
+            </a:graphic>
+          </wp:inline>
+        </w:drawing>
       </w:r>
     </w:p>
     <w:p>
@@ -2219,14 +2890,771 @@
         <w:t>createsuperuser</w:t>
       </w:r>
       <w:proofErr w:type="spellEnd"/>
-      <w:r>
+    </w:p>
+    <w:p>
+      <w:pPr>
+        <w:spacing w:after="0" w:line="360" w:lineRule="auto"/>
+        <w:jc w:val="both"/>
         <w:rPr>
           <w:rFonts w:ascii="Courier New" w:hAnsi="Courier New" w:cs="Courier New"/>
           <w:sz w:val="24"/>
           <w:szCs w:val="24"/>
         </w:rPr>
+      </w:pPr>
+      <w:r>
+        <w:rPr>
+          <w:rFonts w:ascii="Courier New" w:hAnsi="Courier New" w:cs="Courier New"/>
+          <w:noProof/>
+          <w:sz w:val="24"/>
+          <w:szCs w:val="24"/>
+        </w:rPr>
+        <w:drawing>
+          <wp:inline distT="0" distB="0" distL="0" distR="0" wp14:anchorId="4910D79A" wp14:editId="221CC88A">
+            <wp:extent cx="3564000" cy="2671200"/>
+            <wp:effectExtent l="0" t="0" r="0" b="0"/>
+            <wp:docPr id="15" name="Рисунок 15"/>
+            <wp:cNvGraphicFramePr>
+              <a:graphicFrameLocks xmlns:a="http://schemas.openxmlformats.org/drawingml/2006/main" noChangeAspect="1"/>
+            </wp:cNvGraphicFramePr>
+            <a:graphic xmlns:a="http://schemas.openxmlformats.org/drawingml/2006/main">
+              <a:graphicData uri="http://schemas.openxmlformats.org/drawingml/2006/picture">
+                <pic:pic xmlns:pic="http://schemas.openxmlformats.org/drawingml/2006/picture">
+                  <pic:nvPicPr>
+                    <pic:cNvPr id="1" name=""/>
+                    <pic:cNvPicPr/>
+                  </pic:nvPicPr>
+                  <pic:blipFill>
+                    <a:blip r:embed="rId16"/>
+                    <a:stretch>
+                      <a:fillRect/>
+                    </a:stretch>
+                  </pic:blipFill>
+                  <pic:spPr>
+                    <a:xfrm>
+                      <a:off x="0" y="0"/>
+                      <a:ext cx="3564000" cy="2671200"/>
+                    </a:xfrm>
+                    <a:prstGeom prst="rect">
+                      <a:avLst/>
+                    </a:prstGeom>
+                  </pic:spPr>
+                </pic:pic>
+              </a:graphicData>
+            </a:graphic>
+          </wp:inline>
+        </w:drawing>
+      </w:r>
+    </w:p>
+    <w:p>
+      <w:pPr>
+        <w:spacing w:after="0" w:line="360" w:lineRule="auto"/>
+        <w:jc w:val="both"/>
+        <w:rPr>
+          <w:rFonts w:ascii="Times New Roman" w:hAnsi="Times New Roman" w:cs="Times New Roman"/>
+          <w:b/>
+          <w:bCs/>
+          <w:sz w:val="28"/>
+        </w:rPr>
+      </w:pPr>
+      <w:r>
+        <w:rPr>
+          <w:rFonts w:ascii="Times New Roman" w:hAnsi="Times New Roman" w:cs="Times New Roman"/>
+          <w:b/>
+          <w:bCs/>
+          <w:sz w:val="28"/>
+        </w:rPr>
+        <w:t>3. Что есть в админ-панели</w:t>
+      </w:r>
+    </w:p>
+    <w:p>
+      <w:pPr>
+        <w:spacing w:after="0" w:line="360" w:lineRule="auto"/>
+        <w:jc w:val="both"/>
+        <w:rPr>
+          <w:rFonts w:ascii="Times New Roman" w:hAnsi="Times New Roman" w:cs="Times New Roman"/>
+          <w:sz w:val="28"/>
+        </w:rPr>
+      </w:pPr>
+      <w:r>
+        <w:rPr>
+          <w:rFonts w:ascii="Times New Roman" w:hAnsi="Times New Roman" w:cs="Times New Roman"/>
+          <w:sz w:val="28"/>
+        </w:rPr>
+        <w:t>Основные рабочие разделы:</w:t>
+      </w:r>
+    </w:p>
+    <w:p>
+      <w:pPr>
+        <w:numPr>
+          <w:ilvl w:val="0"/>
+          <w:numId w:val="5"/>
+        </w:numPr>
+        <w:spacing w:after="0" w:line="360" w:lineRule="auto"/>
+        <w:jc w:val="both"/>
+        <w:rPr>
+          <w:rFonts w:ascii="Times New Roman" w:hAnsi="Times New Roman" w:cs="Times New Roman"/>
+          <w:sz w:val="28"/>
+        </w:rPr>
+      </w:pPr>
+      <w:proofErr w:type="spellStart"/>
+      <w:r>
+        <w:rPr>
+          <w:rFonts w:ascii="Times New Roman" w:hAnsi="Times New Roman" w:cs="Times New Roman"/>
+          <w:sz w:val="28"/>
+        </w:rPr>
+        <w:t>Products</w:t>
+      </w:r>
+      <w:proofErr w:type="spellEnd"/>
+      <w:r>
+        <w:rPr>
+          <w:rFonts w:ascii="Times New Roman" w:hAnsi="Times New Roman" w:cs="Times New Roman"/>
+          <w:sz w:val="28"/>
+        </w:rPr>
+        <w:t> (товары)</w:t>
+      </w:r>
+    </w:p>
+    <w:p>
+      <w:pPr>
+        <w:numPr>
+          <w:ilvl w:val="0"/>
+          <w:numId w:val="5"/>
+        </w:numPr>
+        <w:spacing w:after="0" w:line="360" w:lineRule="auto"/>
+        <w:jc w:val="both"/>
+        <w:rPr>
+          <w:rFonts w:ascii="Times New Roman" w:hAnsi="Times New Roman" w:cs="Times New Roman"/>
+          <w:sz w:val="28"/>
+        </w:rPr>
+      </w:pPr>
+      <w:proofErr w:type="spellStart"/>
+      <w:r>
+        <w:rPr>
+          <w:rFonts w:ascii="Times New Roman" w:hAnsi="Times New Roman" w:cs="Times New Roman"/>
+          <w:sz w:val="28"/>
+        </w:rPr>
+        <w:t>Categorys</w:t>
+      </w:r>
+      <w:proofErr w:type="spellEnd"/>
+      <w:r>
+        <w:rPr>
+          <w:rFonts w:ascii="Times New Roman" w:hAnsi="Times New Roman" w:cs="Times New Roman"/>
+          <w:sz w:val="28"/>
+        </w:rPr>
+        <w:t>/</w:t>
+      </w:r>
+      <w:proofErr w:type="spellStart"/>
+      <w:r>
+        <w:rPr>
+          <w:rFonts w:ascii="Times New Roman" w:hAnsi="Times New Roman" w:cs="Times New Roman"/>
+          <w:sz w:val="28"/>
+        </w:rPr>
+        <w:t>Categories</w:t>
+      </w:r>
+      <w:proofErr w:type="spellEnd"/>
+      <w:r>
+        <w:rPr>
+          <w:rFonts w:ascii="Times New Roman" w:hAnsi="Times New Roman" w:cs="Times New Roman"/>
+          <w:sz w:val="28"/>
+        </w:rPr>
+        <w:t> (категории)</w:t>
+      </w:r>
+    </w:p>
+    <w:p>
+      <w:pPr>
+        <w:numPr>
+          <w:ilvl w:val="0"/>
+          <w:numId w:val="5"/>
+        </w:numPr>
+        <w:spacing w:after="0" w:line="360" w:lineRule="auto"/>
+        <w:jc w:val="both"/>
+        <w:rPr>
+          <w:rFonts w:ascii="Times New Roman" w:hAnsi="Times New Roman" w:cs="Times New Roman"/>
+          <w:sz w:val="28"/>
+        </w:rPr>
+      </w:pPr>
+      <w:proofErr w:type="spellStart"/>
+      <w:r>
+        <w:rPr>
+          <w:rFonts w:ascii="Times New Roman" w:hAnsi="Times New Roman" w:cs="Times New Roman"/>
+          <w:sz w:val="28"/>
+        </w:rPr>
+        <w:t>Orders</w:t>
+      </w:r>
+      <w:proofErr w:type="spellEnd"/>
+      <w:r>
+        <w:rPr>
+          <w:rFonts w:ascii="Times New Roman" w:hAnsi="Times New Roman" w:cs="Times New Roman"/>
+          <w:sz w:val="28"/>
+        </w:rPr>
+        <w:t> (заказы)</w:t>
+      </w:r>
+    </w:p>
+    <w:p>
+      <w:pPr>
+        <w:numPr>
+          <w:ilvl w:val="0"/>
+          <w:numId w:val="5"/>
+        </w:numPr>
+        <w:spacing w:after="0" w:line="360" w:lineRule="auto"/>
+        <w:jc w:val="both"/>
+        <w:rPr>
+          <w:rFonts w:ascii="Times New Roman" w:hAnsi="Times New Roman" w:cs="Times New Roman"/>
+          <w:sz w:val="28"/>
+        </w:rPr>
+      </w:pPr>
+      <w:proofErr w:type="spellStart"/>
+      <w:r>
+        <w:rPr>
+          <w:rFonts w:ascii="Times New Roman" w:hAnsi="Times New Roman" w:cs="Times New Roman"/>
+          <w:sz w:val="28"/>
+        </w:rPr>
+        <w:t>Reviews</w:t>
+      </w:r>
+      <w:proofErr w:type="spellEnd"/>
+      <w:r>
+        <w:rPr>
+          <w:rFonts w:ascii="Times New Roman" w:hAnsi="Times New Roman" w:cs="Times New Roman"/>
+          <w:sz w:val="28"/>
+        </w:rPr>
+        <w:t> (отзывы)</w:t>
+      </w:r>
+    </w:p>
+    <w:p>
+      <w:pPr>
+        <w:numPr>
+          <w:ilvl w:val="0"/>
+          <w:numId w:val="5"/>
+        </w:numPr>
+        <w:spacing w:after="0" w:line="360" w:lineRule="auto"/>
+        <w:jc w:val="both"/>
+        <w:rPr>
+          <w:rFonts w:ascii="Times New Roman" w:hAnsi="Times New Roman" w:cs="Times New Roman"/>
+          <w:sz w:val="28"/>
+        </w:rPr>
+      </w:pPr>
+      <w:proofErr w:type="spellStart"/>
+      <w:r>
+        <w:rPr>
+          <w:rFonts w:ascii="Times New Roman" w:hAnsi="Times New Roman" w:cs="Times New Roman"/>
+          <w:sz w:val="28"/>
+        </w:rPr>
+        <w:t>News</w:t>
+      </w:r>
+      <w:proofErr w:type="spellEnd"/>
+      <w:r>
+        <w:rPr>
+          <w:rFonts w:ascii="Times New Roman" w:hAnsi="Times New Roman" w:cs="Times New Roman"/>
+          <w:sz w:val="28"/>
+        </w:rPr>
+        <w:t> (новости)</w:t>
+      </w:r>
+    </w:p>
+    <w:p>
+      <w:pPr>
+        <w:spacing w:after="0" w:line="360" w:lineRule="auto"/>
+        <w:jc w:val="both"/>
+        <w:rPr>
+          <w:rFonts w:ascii="Times New Roman" w:hAnsi="Times New Roman" w:cs="Times New Roman"/>
+          <w:sz w:val="28"/>
+        </w:rPr>
+      </w:pPr>
+      <w:r>
+        <w:rPr>
+          <w:rFonts w:ascii="Times New Roman" w:hAnsi="Times New Roman" w:cs="Times New Roman"/>
+          <w:sz w:val="28"/>
+        </w:rPr>
+        <w:t xml:space="preserve">Также доступны стандартные разделы </w:t>
+      </w:r>
+      <w:proofErr w:type="spellStart"/>
+      <w:r>
+        <w:rPr>
+          <w:rFonts w:ascii="Times New Roman" w:hAnsi="Times New Roman" w:cs="Times New Roman"/>
+          <w:sz w:val="28"/>
+        </w:rPr>
+        <w:t>Django</w:t>
+      </w:r>
+      <w:proofErr w:type="spellEnd"/>
+      <w:r>
+        <w:rPr>
+          <w:rFonts w:ascii="Times New Roman" w:hAnsi="Times New Roman" w:cs="Times New Roman"/>
+          <w:sz w:val="28"/>
+        </w:rPr>
+        <w:t> </w:t>
+      </w:r>
+      <w:proofErr w:type="spellStart"/>
+      <w:r>
+        <w:rPr>
+          <w:rFonts w:ascii="Times New Roman" w:hAnsi="Times New Roman" w:cs="Times New Roman"/>
+          <w:sz w:val="28"/>
+        </w:rPr>
+        <w:t>Users</w:t>
+      </w:r>
+      <w:proofErr w:type="spellEnd"/>
+      <w:r>
+        <w:rPr>
+          <w:rFonts w:ascii="Times New Roman" w:hAnsi="Times New Roman" w:cs="Times New Roman"/>
+          <w:sz w:val="28"/>
+        </w:rPr>
+        <w:t> и </w:t>
+      </w:r>
+      <w:proofErr w:type="spellStart"/>
+      <w:r>
+        <w:rPr>
+          <w:rFonts w:ascii="Times New Roman" w:hAnsi="Times New Roman" w:cs="Times New Roman"/>
+          <w:sz w:val="28"/>
+        </w:rPr>
+        <w:t>Groups</w:t>
+      </w:r>
+      <w:proofErr w:type="spellEnd"/>
+      <w:r>
+        <w:rPr>
+          <w:rFonts w:ascii="Times New Roman" w:hAnsi="Times New Roman" w:cs="Times New Roman"/>
+          <w:sz w:val="28"/>
+        </w:rPr>
+        <w:t>.</w:t>
+      </w:r>
+    </w:p>
+    <w:p>
+      <w:pPr>
+        <w:spacing w:after="0" w:line="360" w:lineRule="auto"/>
+        <w:jc w:val="both"/>
+        <w:rPr>
+          <w:rFonts w:ascii="Times New Roman" w:hAnsi="Times New Roman" w:cs="Times New Roman"/>
+          <w:b/>
+          <w:bCs/>
+          <w:sz w:val="28"/>
+        </w:rPr>
+      </w:pPr>
+      <w:r>
+        <w:rPr>
+          <w:rFonts w:ascii="Times New Roman" w:hAnsi="Times New Roman" w:cs="Times New Roman"/>
+          <w:b/>
+          <w:bCs/>
+          <w:sz w:val="28"/>
+        </w:rPr>
+        <w:t>4. Работа с товарами (</w:t>
+      </w:r>
+      <w:proofErr w:type="spellStart"/>
+      <w:r>
+        <w:rPr>
+          <w:rFonts w:ascii="Times New Roman" w:hAnsi="Times New Roman" w:cs="Times New Roman"/>
+          <w:b/>
+          <w:bCs/>
+          <w:sz w:val="28"/>
+        </w:rPr>
+        <w:t>Products</w:t>
+      </w:r>
+      <w:proofErr w:type="spellEnd"/>
+      <w:r>
+        <w:rPr>
+          <w:rFonts w:ascii="Times New Roman" w:hAnsi="Times New Roman" w:cs="Times New Roman"/>
+          <w:b/>
+          <w:bCs/>
+          <w:sz w:val="28"/>
+        </w:rPr>
+        <w:t>)</w:t>
+      </w:r>
+    </w:p>
+    <w:p>
+      <w:pPr>
+        <w:spacing w:after="0" w:line="360" w:lineRule="auto"/>
+        <w:jc w:val="both"/>
+        <w:rPr>
+          <w:rFonts w:ascii="Times New Roman" w:hAnsi="Times New Roman" w:cs="Times New Roman"/>
+          <w:b/>
+          <w:bCs/>
+          <w:sz w:val="28"/>
+        </w:rPr>
+      </w:pPr>
+      <w:r>
+        <w:rPr>
+          <w:rFonts w:ascii="Times New Roman" w:hAnsi="Times New Roman" w:cs="Times New Roman"/>
+          <w:b/>
+          <w:bCs/>
+          <w:sz w:val="28"/>
+        </w:rPr>
+        <w:lastRenderedPageBreak/>
+        <w:t>Что хранится в товаре</w:t>
+      </w:r>
+    </w:p>
+    <w:p>
+      <w:pPr>
+        <w:numPr>
+          <w:ilvl w:val="0"/>
+          <w:numId w:val="6"/>
+        </w:numPr>
+        <w:spacing w:after="0" w:line="360" w:lineRule="auto"/>
+        <w:jc w:val="both"/>
+        <w:rPr>
+          <w:rFonts w:ascii="Times New Roman" w:hAnsi="Times New Roman" w:cs="Times New Roman"/>
+          <w:sz w:val="28"/>
+        </w:rPr>
+      </w:pPr>
+      <w:proofErr w:type="spellStart"/>
+      <w:r>
+        <w:rPr>
+          <w:rFonts w:ascii="Times New Roman" w:hAnsi="Times New Roman" w:cs="Times New Roman"/>
+          <w:sz w:val="28"/>
+        </w:rPr>
+        <w:t>name</w:t>
+      </w:r>
+      <w:proofErr w:type="spellEnd"/>
+      <w:r>
+        <w:rPr>
+          <w:rFonts w:ascii="Times New Roman" w:hAnsi="Times New Roman" w:cs="Times New Roman"/>
+          <w:sz w:val="28"/>
+        </w:rPr>
+        <w:t> — название</w:t>
+      </w:r>
+    </w:p>
+    <w:p>
+      <w:pPr>
+        <w:numPr>
+          <w:ilvl w:val="0"/>
+          <w:numId w:val="6"/>
+        </w:numPr>
+        <w:spacing w:after="0" w:line="360" w:lineRule="auto"/>
+        <w:jc w:val="both"/>
+        <w:rPr>
+          <w:rFonts w:ascii="Times New Roman" w:hAnsi="Times New Roman" w:cs="Times New Roman"/>
+          <w:sz w:val="28"/>
+        </w:rPr>
+      </w:pPr>
+      <w:proofErr w:type="spellStart"/>
+      <w:r>
+        <w:rPr>
+          <w:rFonts w:ascii="Times New Roman" w:hAnsi="Times New Roman" w:cs="Times New Roman"/>
+          <w:sz w:val="28"/>
+        </w:rPr>
+        <w:t>slug</w:t>
+      </w:r>
+      <w:proofErr w:type="spellEnd"/>
+      <w:r>
+        <w:rPr>
+          <w:rFonts w:ascii="Times New Roman" w:hAnsi="Times New Roman" w:cs="Times New Roman"/>
+          <w:sz w:val="28"/>
+        </w:rPr>
+        <w:t> — URL-идентификатор</w:t>
+      </w:r>
+    </w:p>
+    <w:p>
+      <w:pPr>
+        <w:numPr>
+          <w:ilvl w:val="0"/>
+          <w:numId w:val="6"/>
+        </w:numPr>
+        <w:spacing w:after="0" w:line="360" w:lineRule="auto"/>
+        <w:jc w:val="both"/>
+        <w:rPr>
+          <w:rFonts w:ascii="Times New Roman" w:hAnsi="Times New Roman" w:cs="Times New Roman"/>
+          <w:sz w:val="28"/>
+        </w:rPr>
+      </w:pPr>
+      <w:proofErr w:type="spellStart"/>
+      <w:r>
+        <w:rPr>
+          <w:rFonts w:ascii="Times New Roman" w:hAnsi="Times New Roman" w:cs="Times New Roman"/>
+          <w:sz w:val="28"/>
+        </w:rPr>
+        <w:t>description</w:t>
+      </w:r>
+      <w:proofErr w:type="spellEnd"/>
+      <w:r>
+        <w:rPr>
+          <w:rFonts w:ascii="Times New Roman" w:hAnsi="Times New Roman" w:cs="Times New Roman"/>
+          <w:sz w:val="28"/>
+        </w:rPr>
+        <w:t> — описание</w:t>
+      </w:r>
+    </w:p>
+    <w:p>
+      <w:pPr>
+        <w:numPr>
+          <w:ilvl w:val="0"/>
+          <w:numId w:val="6"/>
+        </w:numPr>
+        <w:spacing w:after="0" w:line="360" w:lineRule="auto"/>
+        <w:jc w:val="both"/>
+        <w:rPr>
+          <w:rFonts w:ascii="Times New Roman" w:hAnsi="Times New Roman" w:cs="Times New Roman"/>
+          <w:sz w:val="28"/>
+        </w:rPr>
+      </w:pPr>
+      <w:proofErr w:type="spellStart"/>
+      <w:r>
+        <w:rPr>
+          <w:rFonts w:ascii="Times New Roman" w:hAnsi="Times New Roman" w:cs="Times New Roman"/>
+          <w:sz w:val="28"/>
+        </w:rPr>
+        <w:t>price</w:t>
+      </w:r>
+      <w:proofErr w:type="spellEnd"/>
+      <w:r>
+        <w:rPr>
+          <w:rFonts w:ascii="Times New Roman" w:hAnsi="Times New Roman" w:cs="Times New Roman"/>
+          <w:sz w:val="28"/>
+        </w:rPr>
+        <w:t> — цена</w:t>
+      </w:r>
+    </w:p>
+    <w:p>
+      <w:pPr>
+        <w:numPr>
+          <w:ilvl w:val="0"/>
+          <w:numId w:val="6"/>
+        </w:numPr>
+        <w:spacing w:after="0" w:line="360" w:lineRule="auto"/>
+        <w:jc w:val="both"/>
+        <w:rPr>
+          <w:rFonts w:ascii="Times New Roman" w:hAnsi="Times New Roman" w:cs="Times New Roman"/>
+          <w:sz w:val="28"/>
+        </w:rPr>
+      </w:pPr>
+      <w:proofErr w:type="spellStart"/>
+      <w:r>
+        <w:rPr>
+          <w:rFonts w:ascii="Times New Roman" w:hAnsi="Times New Roman" w:cs="Times New Roman"/>
+          <w:sz w:val="28"/>
+        </w:rPr>
+        <w:t>image</w:t>
+      </w:r>
+      <w:proofErr w:type="spellEnd"/>
+      <w:r>
+        <w:rPr>
+          <w:rFonts w:ascii="Times New Roman" w:hAnsi="Times New Roman" w:cs="Times New Roman"/>
+          <w:sz w:val="28"/>
+        </w:rPr>
+        <w:t> — изображение</w:t>
+      </w:r>
+    </w:p>
+    <w:p>
+      <w:pPr>
+        <w:numPr>
+          <w:ilvl w:val="0"/>
+          <w:numId w:val="6"/>
+        </w:numPr>
+        <w:spacing w:after="0" w:line="360" w:lineRule="auto"/>
+        <w:jc w:val="both"/>
+        <w:rPr>
+          <w:rFonts w:ascii="Times New Roman" w:hAnsi="Times New Roman" w:cs="Times New Roman"/>
+          <w:sz w:val="28"/>
+        </w:rPr>
+      </w:pPr>
+      <w:proofErr w:type="spellStart"/>
+      <w:r>
+        <w:rPr>
+          <w:rFonts w:ascii="Times New Roman" w:hAnsi="Times New Roman" w:cs="Times New Roman"/>
+          <w:sz w:val="28"/>
+        </w:rPr>
+        <w:t>available</w:t>
+      </w:r>
+      <w:proofErr w:type="spellEnd"/>
+      <w:r>
+        <w:rPr>
+          <w:rFonts w:ascii="Times New Roman" w:hAnsi="Times New Roman" w:cs="Times New Roman"/>
+          <w:sz w:val="28"/>
+        </w:rPr>
+        <w:t> — доступен ли к продаже</w:t>
+      </w:r>
+    </w:p>
+    <w:p>
+      <w:pPr>
+        <w:numPr>
+          <w:ilvl w:val="0"/>
+          <w:numId w:val="6"/>
+        </w:numPr>
+        <w:spacing w:after="0" w:line="360" w:lineRule="auto"/>
+        <w:jc w:val="both"/>
+        <w:rPr>
+          <w:rFonts w:ascii="Times New Roman" w:hAnsi="Times New Roman" w:cs="Times New Roman"/>
+          <w:sz w:val="28"/>
+        </w:rPr>
+      </w:pPr>
+      <w:proofErr w:type="spellStart"/>
+      <w:r>
+        <w:rPr>
+          <w:rFonts w:ascii="Times New Roman" w:hAnsi="Times New Roman" w:cs="Times New Roman"/>
+          <w:sz w:val="28"/>
+        </w:rPr>
+        <w:t>category</w:t>
+      </w:r>
+      <w:proofErr w:type="spellEnd"/>
+      <w:r>
+        <w:rPr>
+          <w:rFonts w:ascii="Times New Roman" w:hAnsi="Times New Roman" w:cs="Times New Roman"/>
+          <w:sz w:val="28"/>
+        </w:rPr>
+        <w:t> — категория</w:t>
+      </w:r>
+    </w:p>
+    <w:p>
+      <w:pPr>
+        <w:spacing w:after="0" w:line="360" w:lineRule="auto"/>
+        <w:jc w:val="both"/>
+        <w:rPr>
+          <w:rFonts w:ascii="Times New Roman" w:hAnsi="Times New Roman" w:cs="Times New Roman"/>
+          <w:b/>
+          <w:bCs/>
+          <w:sz w:val="28"/>
+        </w:rPr>
+      </w:pPr>
+      <w:r>
+        <w:rPr>
+          <w:rFonts w:ascii="Times New Roman" w:hAnsi="Times New Roman" w:cs="Times New Roman"/>
+          <w:b/>
+          <w:bCs/>
+          <w:sz w:val="28"/>
+        </w:rPr>
+        <w:t>Как добавить товар</w:t>
+      </w:r>
+    </w:p>
+    <w:p>
+      <w:pPr>
+        <w:numPr>
+          <w:ilvl w:val="0"/>
+          <w:numId w:val="7"/>
+        </w:numPr>
+        <w:spacing w:after="0" w:line="360" w:lineRule="auto"/>
+        <w:jc w:val="both"/>
+        <w:rPr>
+          <w:rFonts w:ascii="Times New Roman" w:hAnsi="Times New Roman" w:cs="Times New Roman"/>
+          <w:sz w:val="28"/>
+        </w:rPr>
+      </w:pPr>
+      <w:r>
+        <w:rPr>
+          <w:rFonts w:ascii="Times New Roman" w:hAnsi="Times New Roman" w:cs="Times New Roman"/>
+          <w:sz w:val="28"/>
+        </w:rPr>
+        <w:t>Откройте </w:t>
+      </w:r>
+      <w:proofErr w:type="spellStart"/>
+      <w:r>
+        <w:rPr>
+          <w:rFonts w:ascii="Times New Roman" w:hAnsi="Times New Roman" w:cs="Times New Roman"/>
+          <w:sz w:val="28"/>
+        </w:rPr>
+        <w:t>Products</w:t>
+      </w:r>
+      <w:proofErr w:type="spellEnd"/>
+      <w:r>
+        <w:rPr>
+          <w:rFonts w:ascii="Times New Roman" w:hAnsi="Times New Roman" w:cs="Times New Roman"/>
+          <w:sz w:val="28"/>
+        </w:rPr>
+        <w:t>.</w:t>
+      </w:r>
+    </w:p>
+    <w:p>
+      <w:pPr>
+        <w:numPr>
+          <w:ilvl w:val="0"/>
+          <w:numId w:val="7"/>
+        </w:numPr>
+        <w:spacing w:after="0" w:line="360" w:lineRule="auto"/>
+        <w:jc w:val="both"/>
+        <w:rPr>
+          <w:rFonts w:ascii="Times New Roman" w:hAnsi="Times New Roman" w:cs="Times New Roman"/>
+          <w:sz w:val="28"/>
+        </w:rPr>
+      </w:pPr>
+      <w:r>
+        <w:rPr>
+          <w:rFonts w:ascii="Times New Roman" w:hAnsi="Times New Roman" w:cs="Times New Roman"/>
+          <w:sz w:val="28"/>
+        </w:rPr>
+        <w:t>Нажмите </w:t>
+      </w:r>
+      <w:proofErr w:type="spellStart"/>
+      <w:r>
+        <w:rPr>
+          <w:rFonts w:ascii="Times New Roman" w:hAnsi="Times New Roman" w:cs="Times New Roman"/>
+          <w:sz w:val="28"/>
+        </w:rPr>
+        <w:t>Add</w:t>
+      </w:r>
+      <w:proofErr w:type="spellEnd"/>
+      <w:r>
+        <w:rPr>
+          <w:rFonts w:ascii="Times New Roman" w:hAnsi="Times New Roman" w:cs="Times New Roman"/>
+          <w:sz w:val="28"/>
+        </w:rPr>
         <w:t xml:space="preserve"> </w:t>
       </w:r>
+      <w:proofErr w:type="spellStart"/>
+      <w:r>
+        <w:rPr>
+          <w:rFonts w:ascii="Times New Roman" w:hAnsi="Times New Roman" w:cs="Times New Roman"/>
+          <w:sz w:val="28"/>
+        </w:rPr>
+        <w:t>Product</w:t>
+      </w:r>
+      <w:proofErr w:type="spellEnd"/>
+      <w:r>
+        <w:rPr>
+          <w:rFonts w:ascii="Times New Roman" w:hAnsi="Times New Roman" w:cs="Times New Roman"/>
+          <w:sz w:val="28"/>
+        </w:rPr>
+        <w:t>.</w:t>
+      </w:r>
+    </w:p>
+    <w:p>
+      <w:pPr>
+        <w:numPr>
+          <w:ilvl w:val="0"/>
+          <w:numId w:val="7"/>
+        </w:numPr>
+        <w:spacing w:after="0" w:line="360" w:lineRule="auto"/>
+        <w:jc w:val="both"/>
+        <w:rPr>
+          <w:rFonts w:ascii="Times New Roman" w:hAnsi="Times New Roman" w:cs="Times New Roman"/>
+          <w:sz w:val="28"/>
+        </w:rPr>
+      </w:pPr>
+      <w:r>
+        <w:rPr>
+          <w:rFonts w:ascii="Times New Roman" w:hAnsi="Times New Roman" w:cs="Times New Roman"/>
+          <w:sz w:val="28"/>
+        </w:rPr>
+        <w:t>Заполните поля карточки.</w:t>
+      </w:r>
+    </w:p>
+    <w:p>
+      <w:pPr>
+        <w:numPr>
+          <w:ilvl w:val="0"/>
+          <w:numId w:val="7"/>
+        </w:numPr>
+        <w:spacing w:after="0" w:line="360" w:lineRule="auto"/>
+        <w:jc w:val="both"/>
+        <w:rPr>
+          <w:rFonts w:ascii="Times New Roman" w:hAnsi="Times New Roman" w:cs="Times New Roman"/>
+          <w:sz w:val="28"/>
+        </w:rPr>
+      </w:pPr>
+      <w:r>
+        <w:rPr>
+          <w:rFonts w:ascii="Times New Roman" w:hAnsi="Times New Roman" w:cs="Times New Roman"/>
+          <w:sz w:val="28"/>
+        </w:rPr>
+        <w:t>Нажмите </w:t>
+      </w:r>
+      <w:proofErr w:type="spellStart"/>
+      <w:r>
+        <w:rPr>
+          <w:rFonts w:ascii="Times New Roman" w:hAnsi="Times New Roman" w:cs="Times New Roman"/>
+          <w:sz w:val="28"/>
+        </w:rPr>
+        <w:t>Save</w:t>
+      </w:r>
+      <w:proofErr w:type="spellEnd"/>
+      <w:r>
+        <w:rPr>
+          <w:rFonts w:ascii="Times New Roman" w:hAnsi="Times New Roman" w:cs="Times New Roman"/>
+          <w:sz w:val="28"/>
+        </w:rPr>
+        <w:t>.</w:t>
+      </w:r>
     </w:p>
     <w:p>
       <w:pPr>
@@ -2246,39 +3674,29 @@
           <w:bCs/>
           <w:sz w:val="28"/>
         </w:rPr>
-        <w:t>3. Что есть в админ-панели</w:t>
-      </w:r>
-    </w:p>
-    <w:p>
-      <w:pPr>
-        <w:spacing w:after="0" w:line="360" w:lineRule="auto"/>
-        <w:jc w:val="both"/>
-        <w:rPr>
-          <w:rFonts w:ascii="Times New Roman" w:hAnsi="Times New Roman" w:cs="Times New Roman"/>
-          <w:sz w:val="28"/>
-        </w:rPr>
-      </w:pPr>
-      <w:r>
-        <w:rPr>
-          <w:rFonts w:ascii="Times New Roman" w:hAnsi="Times New Roman" w:cs="Times New Roman"/>
-          <w:sz w:val="28"/>
-        </w:rPr>
-        <w:t>Основные рабочие разделы:</w:t>
-      </w:r>
-    </w:p>
-    <w:p>
-      <w:pPr>
-        <w:numPr>
-          <w:ilvl w:val="0"/>
-          <w:numId w:val="5"/>
-        </w:numPr>
-        <w:spacing w:after="0" w:line="360" w:lineRule="auto"/>
-        <w:jc w:val="both"/>
-        <w:rPr>
-          <w:rFonts w:ascii="Times New Roman" w:hAnsi="Times New Roman" w:cs="Times New Roman"/>
-          <w:sz w:val="28"/>
-        </w:rPr>
-      </w:pPr>
+        <w:t>Как редактировать товар</w:t>
+      </w:r>
+    </w:p>
+    <w:p>
+      <w:pPr>
+        <w:numPr>
+          <w:ilvl w:val="0"/>
+          <w:numId w:val="8"/>
+        </w:numPr>
+        <w:spacing w:after="0" w:line="360" w:lineRule="auto"/>
+        <w:jc w:val="both"/>
+        <w:rPr>
+          <w:rFonts w:ascii="Times New Roman" w:hAnsi="Times New Roman" w:cs="Times New Roman"/>
+          <w:sz w:val="28"/>
+        </w:rPr>
+      </w:pPr>
+      <w:r>
+        <w:rPr>
+          <w:rFonts w:ascii="Times New Roman" w:hAnsi="Times New Roman" w:cs="Times New Roman"/>
+          <w:sz w:val="28"/>
+        </w:rPr>
+        <w:t>Откройте </w:t>
+      </w:r>
       <w:proofErr w:type="spellStart"/>
       <w:r>
         <w:rPr>
@@ -2293,29 +3711,78 @@
           <w:rFonts w:ascii="Times New Roman" w:hAnsi="Times New Roman" w:cs="Times New Roman"/>
           <w:sz w:val="28"/>
         </w:rPr>
-        <w:t> (товары)</w:t>
-      </w:r>
-    </w:p>
-    <w:p>
-      <w:pPr>
-        <w:numPr>
-          <w:ilvl w:val="0"/>
-          <w:numId w:val="5"/>
-        </w:numPr>
-        <w:spacing w:after="0" w:line="360" w:lineRule="auto"/>
-        <w:jc w:val="both"/>
-        <w:rPr>
-          <w:rFonts w:ascii="Times New Roman" w:hAnsi="Times New Roman" w:cs="Times New Roman"/>
-          <w:sz w:val="28"/>
-        </w:rPr>
-      </w:pPr>
+        <w:t>.</w:t>
+      </w:r>
+    </w:p>
+    <w:p>
+      <w:pPr>
+        <w:numPr>
+          <w:ilvl w:val="0"/>
+          <w:numId w:val="8"/>
+        </w:numPr>
+        <w:spacing w:after="0" w:line="360" w:lineRule="auto"/>
+        <w:jc w:val="both"/>
+        <w:rPr>
+          <w:rFonts w:ascii="Times New Roman" w:hAnsi="Times New Roman" w:cs="Times New Roman"/>
+          <w:sz w:val="28"/>
+        </w:rPr>
+      </w:pPr>
+      <w:r>
+        <w:rPr>
+          <w:rFonts w:ascii="Times New Roman" w:hAnsi="Times New Roman" w:cs="Times New Roman"/>
+          <w:sz w:val="28"/>
+        </w:rPr>
+        <w:t>Найдите товар через поиск или фильтр.</w:t>
+      </w:r>
+    </w:p>
+    <w:p>
+      <w:pPr>
+        <w:numPr>
+          <w:ilvl w:val="0"/>
+          <w:numId w:val="8"/>
+        </w:numPr>
+        <w:spacing w:after="0" w:line="360" w:lineRule="auto"/>
+        <w:jc w:val="both"/>
+        <w:rPr>
+          <w:rFonts w:ascii="Times New Roman" w:hAnsi="Times New Roman" w:cs="Times New Roman"/>
+          <w:sz w:val="28"/>
+        </w:rPr>
+      </w:pPr>
+      <w:r>
+        <w:rPr>
+          <w:rFonts w:ascii="Times New Roman" w:hAnsi="Times New Roman" w:cs="Times New Roman"/>
+          <w:sz w:val="28"/>
+        </w:rPr>
+        <w:t>Откройте карточку товара.</w:t>
+      </w:r>
+    </w:p>
+    <w:p>
+      <w:pPr>
+        <w:numPr>
+          <w:ilvl w:val="0"/>
+          <w:numId w:val="8"/>
+        </w:numPr>
+        <w:spacing w:after="0" w:line="360" w:lineRule="auto"/>
+        <w:jc w:val="both"/>
+        <w:rPr>
+          <w:rFonts w:ascii="Times New Roman" w:hAnsi="Times New Roman" w:cs="Times New Roman"/>
+          <w:sz w:val="28"/>
+        </w:rPr>
+      </w:pPr>
+      <w:r>
+        <w:rPr>
+          <w:rFonts w:ascii="Times New Roman" w:hAnsi="Times New Roman" w:cs="Times New Roman"/>
+          <w:sz w:val="28"/>
+        </w:rPr>
+        <w:t>Измените данные и нажмите </w:t>
+      </w:r>
       <w:proofErr w:type="spellStart"/>
       <w:r>
         <w:rPr>
           <w:rFonts w:ascii="Times New Roman" w:hAnsi="Times New Roman" w:cs="Times New Roman"/>
           <w:sz w:val="28"/>
         </w:rPr>
-        <w:t>Categorys</w:t>
+        <w:t>Save</w:t>
       </w:r>
       <w:proofErr w:type="spellEnd"/>
       <w:r>
@@ -2323,7 +3790,70 @@
           <w:rFonts w:ascii="Times New Roman" w:hAnsi="Times New Roman" w:cs="Times New Roman"/>
           <w:sz w:val="28"/>
         </w:rPr>
-        <w:t>/</w:t>
+        <w:t>.</w:t>
+      </w:r>
+    </w:p>
+    <w:p>
+      <w:pPr>
+        <w:spacing w:after="0" w:line="360" w:lineRule="auto"/>
+        <w:jc w:val="both"/>
+        <w:rPr>
+          <w:rFonts w:ascii="Times New Roman" w:hAnsi="Times New Roman" w:cs="Times New Roman"/>
+          <w:b/>
+          <w:bCs/>
+          <w:sz w:val="28"/>
+        </w:rPr>
+      </w:pPr>
+      <w:r>
+        <w:rPr>
+          <w:rFonts w:ascii="Times New Roman" w:hAnsi="Times New Roman" w:cs="Times New Roman"/>
+          <w:b/>
+          <w:bCs/>
+          <w:sz w:val="28"/>
+        </w:rPr>
+        <w:t>Как скрыть товар без удаления</w:t>
+      </w:r>
+    </w:p>
+    <w:p>
+      <w:pPr>
+        <w:numPr>
+          <w:ilvl w:val="0"/>
+          <w:numId w:val="9"/>
+        </w:numPr>
+        <w:spacing w:after="0" w:line="360" w:lineRule="auto"/>
+        <w:jc w:val="both"/>
+        <w:rPr>
+          <w:rFonts w:ascii="Times New Roman" w:hAnsi="Times New Roman" w:cs="Times New Roman"/>
+          <w:sz w:val="28"/>
+        </w:rPr>
+      </w:pPr>
+      <w:r>
+        <w:rPr>
+          <w:rFonts w:ascii="Times New Roman" w:hAnsi="Times New Roman" w:cs="Times New Roman"/>
+          <w:sz w:val="28"/>
+        </w:rPr>
+        <w:t>Откройте карточку товара.</w:t>
+      </w:r>
+    </w:p>
+    <w:p>
+      <w:pPr>
+        <w:numPr>
+          <w:ilvl w:val="0"/>
+          <w:numId w:val="9"/>
+        </w:numPr>
+        <w:spacing w:after="0" w:line="360" w:lineRule="auto"/>
+        <w:jc w:val="both"/>
+        <w:rPr>
+          <w:rFonts w:ascii="Times New Roman" w:hAnsi="Times New Roman" w:cs="Times New Roman"/>
+          <w:sz w:val="28"/>
+        </w:rPr>
+      </w:pPr>
+      <w:r>
+        <w:rPr>
+          <w:rFonts w:ascii="Times New Roman" w:hAnsi="Times New Roman" w:cs="Times New Roman"/>
+          <w:sz w:val="28"/>
+        </w:rPr>
+        <w:t>Снимите флаг </w:t>
       </w:r>
       <w:proofErr w:type="spellStart"/>
       <w:r>
@@ -2331,193 +3861,1457 @@
           <w:rFonts w:ascii="Times New Roman" w:hAnsi="Times New Roman" w:cs="Times New Roman"/>
           <w:sz w:val="28"/>
         </w:rPr>
+        <w:t>available</w:t>
+      </w:r>
+      <w:proofErr w:type="spellEnd"/>
+      <w:r>
+        <w:rPr>
+          <w:rFonts w:ascii="Times New Roman" w:hAnsi="Times New Roman" w:cs="Times New Roman"/>
+          <w:sz w:val="28"/>
+        </w:rPr>
+        <w:t>.</w:t>
+      </w:r>
+    </w:p>
+    <w:p>
+      <w:pPr>
+        <w:numPr>
+          <w:ilvl w:val="0"/>
+          <w:numId w:val="9"/>
+        </w:numPr>
+        <w:spacing w:after="0" w:line="360" w:lineRule="auto"/>
+        <w:jc w:val="both"/>
+        <w:rPr>
+          <w:rFonts w:ascii="Times New Roman" w:hAnsi="Times New Roman" w:cs="Times New Roman"/>
+          <w:sz w:val="28"/>
+        </w:rPr>
+      </w:pPr>
+      <w:r>
+        <w:rPr>
+          <w:rFonts w:ascii="Times New Roman" w:hAnsi="Times New Roman" w:cs="Times New Roman"/>
+          <w:sz w:val="28"/>
+        </w:rPr>
+        <w:t>Нажмите </w:t>
+      </w:r>
+      <w:proofErr w:type="spellStart"/>
+      <w:r>
+        <w:rPr>
+          <w:rFonts w:ascii="Times New Roman" w:hAnsi="Times New Roman" w:cs="Times New Roman"/>
+          <w:sz w:val="28"/>
+        </w:rPr>
+        <w:t>Save</w:t>
+      </w:r>
+      <w:proofErr w:type="spellEnd"/>
+      <w:r>
+        <w:rPr>
+          <w:rFonts w:ascii="Times New Roman" w:hAnsi="Times New Roman" w:cs="Times New Roman"/>
+          <w:sz w:val="28"/>
+        </w:rPr>
+        <w:t>.</w:t>
+      </w:r>
+    </w:p>
+    <w:p>
+      <w:pPr>
+        <w:spacing w:after="0" w:line="360" w:lineRule="auto"/>
+        <w:jc w:val="both"/>
+        <w:rPr>
+          <w:rFonts w:ascii="Times New Roman" w:hAnsi="Times New Roman" w:cs="Times New Roman"/>
+          <w:sz w:val="28"/>
+        </w:rPr>
+      </w:pPr>
+      <w:r>
+        <w:rPr>
+          <w:rFonts w:ascii="Times New Roman" w:hAnsi="Times New Roman" w:cs="Times New Roman"/>
+          <w:sz w:val="28"/>
+        </w:rPr>
+        <w:t>Это безопаснее, чем удаление: ссылки и история заказов остаются корректными.</w:t>
+      </w:r>
+    </w:p>
+    <w:p>
+      <w:pPr>
+        <w:spacing w:after="0" w:line="360" w:lineRule="auto"/>
+        <w:jc w:val="both"/>
+        <w:rPr>
+          <w:rFonts w:ascii="Times New Roman" w:hAnsi="Times New Roman" w:cs="Times New Roman"/>
+          <w:sz w:val="28"/>
+        </w:rPr>
+      </w:pPr>
+      <w:r>
+        <w:rPr>
+          <w:rFonts w:ascii="Times New Roman" w:hAnsi="Times New Roman" w:cs="Times New Roman"/>
+          <w:noProof/>
+          <w:sz w:val="28"/>
+        </w:rPr>
+        <w:lastRenderedPageBreak/>
+        <w:drawing>
+          <wp:inline distT="0" distB="0" distL="0" distR="0" wp14:anchorId="26866B75" wp14:editId="225DA420">
+            <wp:extent cx="3564000" cy="2671200"/>
+            <wp:effectExtent l="0" t="0" r="0" b="0"/>
+            <wp:docPr id="16" name="Рисунок 16"/>
+            <wp:cNvGraphicFramePr>
+              <a:graphicFrameLocks xmlns:a="http://schemas.openxmlformats.org/drawingml/2006/main" noChangeAspect="1"/>
+            </wp:cNvGraphicFramePr>
+            <a:graphic xmlns:a="http://schemas.openxmlformats.org/drawingml/2006/main">
+              <a:graphicData uri="http://schemas.openxmlformats.org/drawingml/2006/picture">
+                <pic:pic xmlns:pic="http://schemas.openxmlformats.org/drawingml/2006/picture">
+                  <pic:nvPicPr>
+                    <pic:cNvPr id="1" name=""/>
+                    <pic:cNvPicPr/>
+                  </pic:nvPicPr>
+                  <pic:blipFill>
+                    <a:blip r:embed="rId17"/>
+                    <a:stretch>
+                      <a:fillRect/>
+                    </a:stretch>
+                  </pic:blipFill>
+                  <pic:spPr>
+                    <a:xfrm>
+                      <a:off x="0" y="0"/>
+                      <a:ext cx="3564000" cy="2671200"/>
+                    </a:xfrm>
+                    <a:prstGeom prst="rect">
+                      <a:avLst/>
+                    </a:prstGeom>
+                  </pic:spPr>
+                </pic:pic>
+              </a:graphicData>
+            </a:graphic>
+          </wp:inline>
+        </w:drawing>
+      </w:r>
+    </w:p>
+    <w:p>
+      <w:pPr>
+        <w:spacing w:after="0" w:line="360" w:lineRule="auto"/>
+        <w:jc w:val="both"/>
+        <w:rPr>
+          <w:rFonts w:ascii="Times New Roman" w:hAnsi="Times New Roman" w:cs="Times New Roman"/>
+          <w:b/>
+          <w:bCs/>
+          <w:sz w:val="28"/>
+        </w:rPr>
+      </w:pPr>
+      <w:r>
+        <w:rPr>
+          <w:rFonts w:ascii="Times New Roman" w:hAnsi="Times New Roman" w:cs="Times New Roman"/>
+          <w:b/>
+          <w:bCs/>
+          <w:sz w:val="28"/>
+        </w:rPr>
+        <w:t>5. Работа с категориями (</w:t>
+      </w:r>
+      <w:proofErr w:type="spellStart"/>
+      <w:r>
+        <w:rPr>
+          <w:rFonts w:ascii="Times New Roman" w:hAnsi="Times New Roman" w:cs="Times New Roman"/>
+          <w:b/>
+          <w:bCs/>
+          <w:sz w:val="28"/>
+        </w:rPr>
         <w:t>Categories</w:t>
       </w:r>
       <w:proofErr w:type="spellEnd"/>
       <w:r>
         <w:rPr>
           <w:rFonts w:ascii="Times New Roman" w:hAnsi="Times New Roman" w:cs="Times New Roman"/>
-          <w:sz w:val="28"/>
-        </w:rPr>
-        <w:t> (категории)</w:t>
-      </w:r>
-    </w:p>
-    <w:p>
-      <w:pPr>
-        <w:numPr>
-          <w:ilvl w:val="0"/>
-          <w:numId w:val="5"/>
-        </w:numPr>
-        <w:spacing w:after="0" w:line="360" w:lineRule="auto"/>
-        <w:jc w:val="both"/>
-        <w:rPr>
-          <w:rFonts w:ascii="Times New Roman" w:hAnsi="Times New Roman" w:cs="Times New Roman"/>
-          <w:sz w:val="28"/>
-        </w:rPr>
-      </w:pPr>
+          <w:b/>
+          <w:bCs/>
+          <w:sz w:val="28"/>
+        </w:rPr>
+        <w:t>)</w:t>
+      </w:r>
+    </w:p>
+    <w:p>
+      <w:pPr>
+        <w:spacing w:after="0" w:line="360" w:lineRule="auto"/>
+        <w:jc w:val="both"/>
+        <w:rPr>
+          <w:rFonts w:ascii="Times New Roman" w:hAnsi="Times New Roman" w:cs="Times New Roman"/>
+          <w:b/>
+          <w:bCs/>
+          <w:sz w:val="28"/>
+        </w:rPr>
+      </w:pPr>
+      <w:r>
+        <w:rPr>
+          <w:rFonts w:ascii="Times New Roman" w:hAnsi="Times New Roman" w:cs="Times New Roman"/>
+          <w:b/>
+          <w:bCs/>
+          <w:sz w:val="28"/>
+        </w:rPr>
+        <w:t>Как добавить категорию</w:t>
+      </w:r>
+    </w:p>
+    <w:p>
+      <w:pPr>
+        <w:numPr>
+          <w:ilvl w:val="0"/>
+          <w:numId w:val="10"/>
+        </w:numPr>
+        <w:spacing w:after="0" w:line="360" w:lineRule="auto"/>
+        <w:jc w:val="both"/>
+        <w:rPr>
+          <w:rFonts w:ascii="Times New Roman" w:hAnsi="Times New Roman" w:cs="Times New Roman"/>
+          <w:sz w:val="28"/>
+        </w:rPr>
+      </w:pPr>
+      <w:r>
+        <w:rPr>
+          <w:rFonts w:ascii="Times New Roman" w:hAnsi="Times New Roman" w:cs="Times New Roman"/>
+          <w:sz w:val="28"/>
+        </w:rPr>
+        <w:t>Откройте </w:t>
+      </w:r>
       <w:proofErr w:type="spellStart"/>
       <w:r>
         <w:rPr>
           <w:rFonts w:ascii="Times New Roman" w:hAnsi="Times New Roman" w:cs="Times New Roman"/>
           <w:sz w:val="28"/>
         </w:rPr>
+        <w:t>Categories</w:t>
+      </w:r>
+      <w:proofErr w:type="spellEnd"/>
+      <w:r>
+        <w:rPr>
+          <w:rFonts w:ascii="Times New Roman" w:hAnsi="Times New Roman" w:cs="Times New Roman"/>
+          <w:sz w:val="28"/>
+        </w:rPr>
+        <w:t>.</w:t>
+      </w:r>
+    </w:p>
+    <w:p>
+      <w:pPr>
+        <w:numPr>
+          <w:ilvl w:val="0"/>
+          <w:numId w:val="10"/>
+        </w:numPr>
+        <w:spacing w:after="0" w:line="360" w:lineRule="auto"/>
+        <w:jc w:val="both"/>
+        <w:rPr>
+          <w:rFonts w:ascii="Times New Roman" w:hAnsi="Times New Roman" w:cs="Times New Roman"/>
+          <w:sz w:val="28"/>
+        </w:rPr>
+      </w:pPr>
+      <w:r>
+        <w:rPr>
+          <w:rFonts w:ascii="Times New Roman" w:hAnsi="Times New Roman" w:cs="Times New Roman"/>
+          <w:sz w:val="28"/>
+        </w:rPr>
+        <w:t>Нажмите </w:t>
+      </w:r>
+      <w:proofErr w:type="spellStart"/>
+      <w:r>
+        <w:rPr>
+          <w:rFonts w:ascii="Times New Roman" w:hAnsi="Times New Roman" w:cs="Times New Roman"/>
+          <w:sz w:val="28"/>
+        </w:rPr>
+        <w:t>Add</w:t>
+      </w:r>
+      <w:proofErr w:type="spellEnd"/>
+      <w:r>
+        <w:rPr>
+          <w:rFonts w:ascii="Times New Roman" w:hAnsi="Times New Roman" w:cs="Times New Roman"/>
+          <w:sz w:val="28"/>
+        </w:rPr>
+        <w:t xml:space="preserve"> </w:t>
+      </w:r>
+      <w:proofErr w:type="spellStart"/>
+      <w:r>
+        <w:rPr>
+          <w:rFonts w:ascii="Times New Roman" w:hAnsi="Times New Roman" w:cs="Times New Roman"/>
+          <w:sz w:val="28"/>
+        </w:rPr>
+        <w:t>Category</w:t>
+      </w:r>
+      <w:proofErr w:type="spellEnd"/>
+      <w:r>
+        <w:rPr>
+          <w:rFonts w:ascii="Times New Roman" w:hAnsi="Times New Roman" w:cs="Times New Roman"/>
+          <w:sz w:val="28"/>
+        </w:rPr>
+        <w:t>.</w:t>
+      </w:r>
+    </w:p>
+    <w:p>
+      <w:pPr>
+        <w:numPr>
+          <w:ilvl w:val="0"/>
+          <w:numId w:val="10"/>
+        </w:numPr>
+        <w:spacing w:after="0" w:line="360" w:lineRule="auto"/>
+        <w:jc w:val="both"/>
+        <w:rPr>
+          <w:rFonts w:ascii="Times New Roman" w:hAnsi="Times New Roman" w:cs="Times New Roman"/>
+          <w:sz w:val="28"/>
+        </w:rPr>
+      </w:pPr>
+      <w:r>
+        <w:rPr>
+          <w:rFonts w:ascii="Times New Roman" w:hAnsi="Times New Roman" w:cs="Times New Roman"/>
+          <w:sz w:val="28"/>
+        </w:rPr>
+        <w:t>Заполните название.</w:t>
+      </w:r>
+    </w:p>
+    <w:p>
+      <w:pPr>
+        <w:numPr>
+          <w:ilvl w:val="0"/>
+          <w:numId w:val="10"/>
+        </w:numPr>
+        <w:spacing w:after="0" w:line="360" w:lineRule="auto"/>
+        <w:jc w:val="both"/>
+        <w:rPr>
+          <w:rFonts w:ascii="Times New Roman" w:hAnsi="Times New Roman" w:cs="Times New Roman"/>
+          <w:sz w:val="28"/>
+        </w:rPr>
+      </w:pPr>
+      <w:r>
+        <w:rPr>
+          <w:rFonts w:ascii="Times New Roman" w:hAnsi="Times New Roman" w:cs="Times New Roman"/>
+          <w:sz w:val="28"/>
+        </w:rPr>
+        <w:t>Нажмите </w:t>
+      </w:r>
+      <w:proofErr w:type="spellStart"/>
+      <w:r>
+        <w:rPr>
+          <w:rFonts w:ascii="Times New Roman" w:hAnsi="Times New Roman" w:cs="Times New Roman"/>
+          <w:sz w:val="28"/>
+        </w:rPr>
+        <w:t>Save</w:t>
+      </w:r>
+      <w:proofErr w:type="spellEnd"/>
+      <w:r>
+        <w:rPr>
+          <w:rFonts w:ascii="Times New Roman" w:hAnsi="Times New Roman" w:cs="Times New Roman"/>
+          <w:sz w:val="28"/>
+        </w:rPr>
+        <w:t>.</w:t>
+      </w:r>
+    </w:p>
+    <w:p>
+      <w:pPr>
+        <w:spacing w:after="0" w:line="360" w:lineRule="auto"/>
+        <w:jc w:val="both"/>
+        <w:rPr>
+          <w:rFonts w:ascii="Times New Roman" w:hAnsi="Times New Roman" w:cs="Times New Roman"/>
+          <w:b/>
+          <w:bCs/>
+          <w:sz w:val="28"/>
+        </w:rPr>
+      </w:pPr>
+      <w:r>
+        <w:rPr>
+          <w:rFonts w:ascii="Times New Roman" w:hAnsi="Times New Roman" w:cs="Times New Roman"/>
+          <w:b/>
+          <w:bCs/>
+          <w:sz w:val="28"/>
+        </w:rPr>
+        <w:t>Рекомендация</w:t>
+      </w:r>
+    </w:p>
+    <w:p>
+      <w:pPr>
+        <w:spacing w:after="0" w:line="360" w:lineRule="auto"/>
+        <w:jc w:val="both"/>
+        <w:rPr>
+          <w:rFonts w:ascii="Times New Roman" w:hAnsi="Times New Roman" w:cs="Times New Roman"/>
+          <w:sz w:val="28"/>
+        </w:rPr>
+      </w:pPr>
+      <w:r>
+        <w:rPr>
+          <w:rFonts w:ascii="Times New Roman" w:hAnsi="Times New Roman" w:cs="Times New Roman"/>
+          <w:sz w:val="28"/>
+        </w:rPr>
+        <w:t>Перед массовым добавлением товаров сначала создайте структуру категорий, затем распределяйте товары по ним.</w:t>
+      </w:r>
+    </w:p>
+    <w:p>
+      <w:pPr>
+        <w:spacing w:after="0" w:line="360" w:lineRule="auto"/>
+        <w:jc w:val="both"/>
+        <w:rPr>
+          <w:rFonts w:ascii="Times New Roman" w:hAnsi="Times New Roman" w:cs="Times New Roman"/>
+          <w:sz w:val="28"/>
+        </w:rPr>
+      </w:pPr>
+      <w:r>
+        <w:rPr>
+          <w:rFonts w:ascii="Times New Roman" w:hAnsi="Times New Roman" w:cs="Times New Roman"/>
+          <w:noProof/>
+          <w:sz w:val="28"/>
+        </w:rPr>
+        <w:drawing>
+          <wp:inline distT="0" distB="0" distL="0" distR="0" wp14:anchorId="60BF6B99" wp14:editId="6889862D">
+            <wp:extent cx="3564000" cy="2671200"/>
+            <wp:effectExtent l="0" t="0" r="0" b="0"/>
+            <wp:docPr id="17" name="Рисунок 17"/>
+            <wp:cNvGraphicFramePr>
+              <a:graphicFrameLocks xmlns:a="http://schemas.openxmlformats.org/drawingml/2006/main" noChangeAspect="1"/>
+            </wp:cNvGraphicFramePr>
+            <a:graphic xmlns:a="http://schemas.openxmlformats.org/drawingml/2006/main">
+              <a:graphicData uri="http://schemas.openxmlformats.org/drawingml/2006/picture">
+                <pic:pic xmlns:pic="http://schemas.openxmlformats.org/drawingml/2006/picture">
+                  <pic:nvPicPr>
+                    <pic:cNvPr id="1" name=""/>
+                    <pic:cNvPicPr/>
+                  </pic:nvPicPr>
+                  <pic:blipFill>
+                    <a:blip r:embed="rId18"/>
+                    <a:stretch>
+                      <a:fillRect/>
+                    </a:stretch>
+                  </pic:blipFill>
+                  <pic:spPr>
+                    <a:xfrm>
+                      <a:off x="0" y="0"/>
+                      <a:ext cx="3564000" cy="2671200"/>
+                    </a:xfrm>
+                    <a:prstGeom prst="rect">
+                      <a:avLst/>
+                    </a:prstGeom>
+                  </pic:spPr>
+                </pic:pic>
+              </a:graphicData>
+            </a:graphic>
+          </wp:inline>
+        </w:drawing>
+      </w:r>
+    </w:p>
+    <w:p>
+      <w:pPr>
+        <w:spacing w:after="0" w:line="360" w:lineRule="auto"/>
+        <w:jc w:val="both"/>
+        <w:rPr>
+          <w:rFonts w:ascii="Times New Roman" w:hAnsi="Times New Roman" w:cs="Times New Roman"/>
+          <w:b/>
+          <w:bCs/>
+          <w:sz w:val="28"/>
+        </w:rPr>
+      </w:pPr>
+      <w:r>
+        <w:rPr>
+          <w:rFonts w:ascii="Times New Roman" w:hAnsi="Times New Roman" w:cs="Times New Roman"/>
+          <w:b/>
+          <w:bCs/>
+          <w:sz w:val="28"/>
+        </w:rPr>
+        <w:t>6. Работа с заказами (</w:t>
+      </w:r>
+      <w:proofErr w:type="spellStart"/>
+      <w:r>
+        <w:rPr>
+          <w:rFonts w:ascii="Times New Roman" w:hAnsi="Times New Roman" w:cs="Times New Roman"/>
+          <w:b/>
+          <w:bCs/>
+          <w:sz w:val="28"/>
+        </w:rPr>
         <w:t>Orders</w:t>
       </w:r>
       <w:proofErr w:type="spellEnd"/>
       <w:r>
         <w:rPr>
           <w:rFonts w:ascii="Times New Roman" w:hAnsi="Times New Roman" w:cs="Times New Roman"/>
-          <w:sz w:val="28"/>
-        </w:rPr>
-        <w:t> (заказы)</w:t>
-      </w:r>
-    </w:p>
-    <w:p>
-      <w:pPr>
-        <w:numPr>
-          <w:ilvl w:val="0"/>
-          <w:numId w:val="5"/>
-        </w:numPr>
-        <w:spacing w:after="0" w:line="360" w:lineRule="auto"/>
-        <w:jc w:val="both"/>
-        <w:rPr>
-          <w:rFonts w:ascii="Times New Roman" w:hAnsi="Times New Roman" w:cs="Times New Roman"/>
-          <w:sz w:val="28"/>
-        </w:rPr>
-      </w:pPr>
+          <w:b/>
+          <w:bCs/>
+          <w:sz w:val="28"/>
+        </w:rPr>
+        <w:t>)</w:t>
+      </w:r>
+    </w:p>
+    <w:p>
+      <w:pPr>
+        <w:spacing w:after="0" w:line="360" w:lineRule="auto"/>
+        <w:jc w:val="both"/>
+        <w:rPr>
+          <w:rFonts w:ascii="Times New Roman" w:hAnsi="Times New Roman" w:cs="Times New Roman"/>
+          <w:b/>
+          <w:bCs/>
+          <w:sz w:val="28"/>
+        </w:rPr>
+      </w:pPr>
+      <w:r>
+        <w:rPr>
+          <w:rFonts w:ascii="Times New Roman" w:hAnsi="Times New Roman" w:cs="Times New Roman"/>
+          <w:b/>
+          <w:bCs/>
+          <w:sz w:val="28"/>
+        </w:rPr>
+        <w:t>Что видно в списке</w:t>
+      </w:r>
+    </w:p>
+    <w:p>
+      <w:pPr>
+        <w:numPr>
+          <w:ilvl w:val="0"/>
+          <w:numId w:val="11"/>
+        </w:numPr>
+        <w:spacing w:after="0" w:line="360" w:lineRule="auto"/>
+        <w:jc w:val="both"/>
+        <w:rPr>
+          <w:rFonts w:ascii="Times New Roman" w:hAnsi="Times New Roman" w:cs="Times New Roman"/>
+          <w:sz w:val="28"/>
+        </w:rPr>
+      </w:pPr>
+      <w:r>
+        <w:rPr>
+          <w:rFonts w:ascii="Times New Roman" w:hAnsi="Times New Roman" w:cs="Times New Roman"/>
+          <w:sz w:val="28"/>
+        </w:rPr>
+        <w:t>Номер заказа (</w:t>
+      </w:r>
       <w:proofErr w:type="spellStart"/>
       <w:r>
         <w:rPr>
           <w:rFonts w:ascii="Times New Roman" w:hAnsi="Times New Roman" w:cs="Times New Roman"/>
           <w:sz w:val="28"/>
         </w:rPr>
+        <w:t>id</w:t>
+      </w:r>
+      <w:proofErr w:type="spellEnd"/>
+      <w:r>
+        <w:rPr>
+          <w:rFonts w:ascii="Times New Roman" w:hAnsi="Times New Roman" w:cs="Times New Roman"/>
+          <w:sz w:val="28"/>
+        </w:rPr>
+        <w:t>)</w:t>
+      </w:r>
+    </w:p>
+    <w:p>
+      <w:pPr>
+        <w:numPr>
+          <w:ilvl w:val="0"/>
+          <w:numId w:val="11"/>
+        </w:numPr>
+        <w:spacing w:after="0" w:line="360" w:lineRule="auto"/>
+        <w:jc w:val="both"/>
+        <w:rPr>
+          <w:rFonts w:ascii="Times New Roman" w:hAnsi="Times New Roman" w:cs="Times New Roman"/>
+          <w:sz w:val="28"/>
+        </w:rPr>
+      </w:pPr>
+      <w:r>
+        <w:rPr>
+          <w:rFonts w:ascii="Times New Roman" w:hAnsi="Times New Roman" w:cs="Times New Roman"/>
+          <w:sz w:val="28"/>
+        </w:rPr>
+        <w:lastRenderedPageBreak/>
+        <w:t>ФИО</w:t>
+      </w:r>
+    </w:p>
+    <w:p>
+      <w:pPr>
+        <w:numPr>
+          <w:ilvl w:val="0"/>
+          <w:numId w:val="11"/>
+        </w:numPr>
+        <w:spacing w:after="0" w:line="360" w:lineRule="auto"/>
+        <w:jc w:val="both"/>
+        <w:rPr>
+          <w:rFonts w:ascii="Times New Roman" w:hAnsi="Times New Roman" w:cs="Times New Roman"/>
+          <w:sz w:val="28"/>
+        </w:rPr>
+      </w:pPr>
+      <w:r>
+        <w:rPr>
+          <w:rFonts w:ascii="Times New Roman" w:hAnsi="Times New Roman" w:cs="Times New Roman"/>
+          <w:sz w:val="28"/>
+        </w:rPr>
+        <w:t>Телефон</w:t>
+      </w:r>
+    </w:p>
+    <w:p>
+      <w:pPr>
+        <w:numPr>
+          <w:ilvl w:val="0"/>
+          <w:numId w:val="11"/>
+        </w:numPr>
+        <w:spacing w:after="0" w:line="360" w:lineRule="auto"/>
+        <w:jc w:val="both"/>
+        <w:rPr>
+          <w:rFonts w:ascii="Times New Roman" w:hAnsi="Times New Roman" w:cs="Times New Roman"/>
+          <w:sz w:val="28"/>
+        </w:rPr>
+      </w:pPr>
+      <w:r>
+        <w:rPr>
+          <w:rFonts w:ascii="Times New Roman" w:hAnsi="Times New Roman" w:cs="Times New Roman"/>
+          <w:sz w:val="28"/>
+        </w:rPr>
+        <w:t>Статус</w:t>
+      </w:r>
+    </w:p>
+    <w:p>
+      <w:pPr>
+        <w:numPr>
+          <w:ilvl w:val="0"/>
+          <w:numId w:val="11"/>
+        </w:numPr>
+        <w:spacing w:after="0" w:line="360" w:lineRule="auto"/>
+        <w:jc w:val="both"/>
+        <w:rPr>
+          <w:rFonts w:ascii="Times New Roman" w:hAnsi="Times New Roman" w:cs="Times New Roman"/>
+          <w:sz w:val="28"/>
+        </w:rPr>
+      </w:pPr>
+      <w:r>
+        <w:rPr>
+          <w:rFonts w:ascii="Times New Roman" w:hAnsi="Times New Roman" w:cs="Times New Roman"/>
+          <w:sz w:val="28"/>
+        </w:rPr>
+        <w:t>Оплата (</w:t>
+      </w:r>
+      <w:proofErr w:type="spellStart"/>
+      <w:r>
+        <w:rPr>
+          <w:rFonts w:ascii="Times New Roman" w:hAnsi="Times New Roman" w:cs="Times New Roman"/>
+          <w:sz w:val="28"/>
+        </w:rPr>
+        <w:t>is_paid</w:t>
+      </w:r>
+      <w:proofErr w:type="spellEnd"/>
+      <w:r>
+        <w:rPr>
+          <w:rFonts w:ascii="Times New Roman" w:hAnsi="Times New Roman" w:cs="Times New Roman"/>
+          <w:sz w:val="28"/>
+        </w:rPr>
+        <w:t>)</w:t>
+      </w:r>
+    </w:p>
+    <w:p>
+      <w:pPr>
+        <w:numPr>
+          <w:ilvl w:val="0"/>
+          <w:numId w:val="11"/>
+        </w:numPr>
+        <w:spacing w:after="0" w:line="360" w:lineRule="auto"/>
+        <w:jc w:val="both"/>
+        <w:rPr>
+          <w:rFonts w:ascii="Times New Roman" w:hAnsi="Times New Roman" w:cs="Times New Roman"/>
+          <w:sz w:val="28"/>
+        </w:rPr>
+      </w:pPr>
+      <w:r>
+        <w:rPr>
+          <w:rFonts w:ascii="Times New Roman" w:hAnsi="Times New Roman" w:cs="Times New Roman"/>
+          <w:sz w:val="28"/>
+        </w:rPr>
+        <w:t>Дата создания</w:t>
+      </w:r>
+    </w:p>
+    <w:p>
+      <w:pPr>
+        <w:spacing w:after="0" w:line="360" w:lineRule="auto"/>
+        <w:jc w:val="both"/>
+        <w:rPr>
+          <w:rFonts w:ascii="Times New Roman" w:hAnsi="Times New Roman" w:cs="Times New Roman"/>
+          <w:b/>
+          <w:bCs/>
+          <w:sz w:val="28"/>
+        </w:rPr>
+      </w:pPr>
+      <w:r>
+        <w:rPr>
+          <w:rFonts w:ascii="Times New Roman" w:hAnsi="Times New Roman" w:cs="Times New Roman"/>
+          <w:b/>
+          <w:bCs/>
+          <w:sz w:val="28"/>
+        </w:rPr>
+        <w:t>Статусы заказа</w:t>
+      </w:r>
+    </w:p>
+    <w:p>
+      <w:pPr>
+        <w:numPr>
+          <w:ilvl w:val="0"/>
+          <w:numId w:val="12"/>
+        </w:numPr>
+        <w:spacing w:after="0" w:line="360" w:lineRule="auto"/>
+        <w:jc w:val="both"/>
+        <w:rPr>
+          <w:rFonts w:ascii="Times New Roman" w:hAnsi="Times New Roman" w:cs="Times New Roman"/>
+          <w:sz w:val="28"/>
+        </w:rPr>
+      </w:pPr>
+      <w:r>
+        <w:rPr>
+          <w:rFonts w:ascii="Times New Roman" w:hAnsi="Times New Roman" w:cs="Times New Roman"/>
+          <w:sz w:val="28"/>
+        </w:rPr>
+        <w:t>В обработке</w:t>
+      </w:r>
+    </w:p>
+    <w:p>
+      <w:pPr>
+        <w:numPr>
+          <w:ilvl w:val="0"/>
+          <w:numId w:val="12"/>
+        </w:numPr>
+        <w:spacing w:after="0" w:line="360" w:lineRule="auto"/>
+        <w:jc w:val="both"/>
+        <w:rPr>
+          <w:rFonts w:ascii="Times New Roman" w:hAnsi="Times New Roman" w:cs="Times New Roman"/>
+          <w:sz w:val="28"/>
+        </w:rPr>
+      </w:pPr>
+      <w:r>
+        <w:rPr>
+          <w:rFonts w:ascii="Times New Roman" w:hAnsi="Times New Roman" w:cs="Times New Roman"/>
+          <w:sz w:val="28"/>
+        </w:rPr>
+        <w:t>Доставка</w:t>
+      </w:r>
+    </w:p>
+    <w:p>
+      <w:pPr>
+        <w:numPr>
+          <w:ilvl w:val="0"/>
+          <w:numId w:val="12"/>
+        </w:numPr>
+        <w:spacing w:after="0" w:line="360" w:lineRule="auto"/>
+        <w:jc w:val="both"/>
+        <w:rPr>
+          <w:rFonts w:ascii="Times New Roman" w:hAnsi="Times New Roman" w:cs="Times New Roman"/>
+          <w:sz w:val="28"/>
+        </w:rPr>
+      </w:pPr>
+      <w:r>
+        <w:rPr>
+          <w:rFonts w:ascii="Times New Roman" w:hAnsi="Times New Roman" w:cs="Times New Roman"/>
+          <w:sz w:val="28"/>
+        </w:rPr>
+        <w:t>Выполнено</w:t>
+      </w:r>
+    </w:p>
+    <w:p>
+      <w:pPr>
+        <w:numPr>
+          <w:ilvl w:val="0"/>
+          <w:numId w:val="12"/>
+        </w:numPr>
+        <w:spacing w:after="0" w:line="360" w:lineRule="auto"/>
+        <w:jc w:val="both"/>
+        <w:rPr>
+          <w:rFonts w:ascii="Times New Roman" w:hAnsi="Times New Roman" w:cs="Times New Roman"/>
+          <w:sz w:val="28"/>
+        </w:rPr>
+      </w:pPr>
+      <w:r>
+        <w:rPr>
+          <w:rFonts w:ascii="Times New Roman" w:hAnsi="Times New Roman" w:cs="Times New Roman"/>
+          <w:sz w:val="28"/>
+        </w:rPr>
+        <w:t>Отменен</w:t>
+      </w:r>
+    </w:p>
+    <w:p>
+      <w:pPr>
+        <w:spacing w:after="0" w:line="360" w:lineRule="auto"/>
+        <w:jc w:val="both"/>
+        <w:rPr>
+          <w:rFonts w:ascii="Times New Roman" w:hAnsi="Times New Roman" w:cs="Times New Roman"/>
+          <w:b/>
+          <w:bCs/>
+          <w:sz w:val="28"/>
+        </w:rPr>
+      </w:pPr>
+      <w:r>
+        <w:rPr>
+          <w:rFonts w:ascii="Times New Roman" w:hAnsi="Times New Roman" w:cs="Times New Roman"/>
+          <w:b/>
+          <w:bCs/>
+          <w:sz w:val="28"/>
+        </w:rPr>
+        <w:t>Как обработать заказ</w:t>
+      </w:r>
+    </w:p>
+    <w:p>
+      <w:pPr>
+        <w:numPr>
+          <w:ilvl w:val="0"/>
+          <w:numId w:val="13"/>
+        </w:numPr>
+        <w:spacing w:after="0" w:line="360" w:lineRule="auto"/>
+        <w:jc w:val="both"/>
+        <w:rPr>
+          <w:rFonts w:ascii="Times New Roman" w:hAnsi="Times New Roman" w:cs="Times New Roman"/>
+          <w:sz w:val="28"/>
+        </w:rPr>
+      </w:pPr>
+      <w:r>
+        <w:rPr>
+          <w:rFonts w:ascii="Times New Roman" w:hAnsi="Times New Roman" w:cs="Times New Roman"/>
+          <w:sz w:val="28"/>
+        </w:rPr>
+        <w:t>Откройте </w:t>
+      </w:r>
+      <w:proofErr w:type="spellStart"/>
+      <w:r>
+        <w:rPr>
+          <w:rFonts w:ascii="Times New Roman" w:hAnsi="Times New Roman" w:cs="Times New Roman"/>
+          <w:sz w:val="28"/>
+        </w:rPr>
+        <w:t>Orders</w:t>
+      </w:r>
+      <w:proofErr w:type="spellEnd"/>
+      <w:r>
+        <w:rPr>
+          <w:rFonts w:ascii="Times New Roman" w:hAnsi="Times New Roman" w:cs="Times New Roman"/>
+          <w:sz w:val="28"/>
+        </w:rPr>
+        <w:t>.</w:t>
+      </w:r>
+    </w:p>
+    <w:p>
+      <w:pPr>
+        <w:numPr>
+          <w:ilvl w:val="0"/>
+          <w:numId w:val="13"/>
+        </w:numPr>
+        <w:spacing w:after="0" w:line="360" w:lineRule="auto"/>
+        <w:jc w:val="both"/>
+        <w:rPr>
+          <w:rFonts w:ascii="Times New Roman" w:hAnsi="Times New Roman" w:cs="Times New Roman"/>
+          <w:sz w:val="28"/>
+        </w:rPr>
+      </w:pPr>
+      <w:r>
+        <w:rPr>
+          <w:rFonts w:ascii="Times New Roman" w:hAnsi="Times New Roman" w:cs="Times New Roman"/>
+          <w:sz w:val="28"/>
+        </w:rPr>
+        <w:t>Найдите нужный заказ.</w:t>
+      </w:r>
+    </w:p>
+    <w:p>
+      <w:pPr>
+        <w:numPr>
+          <w:ilvl w:val="0"/>
+          <w:numId w:val="13"/>
+        </w:numPr>
+        <w:spacing w:after="0" w:line="360" w:lineRule="auto"/>
+        <w:jc w:val="both"/>
+        <w:rPr>
+          <w:rFonts w:ascii="Times New Roman" w:hAnsi="Times New Roman" w:cs="Times New Roman"/>
+          <w:sz w:val="28"/>
+        </w:rPr>
+      </w:pPr>
+      <w:r>
+        <w:rPr>
+          <w:rFonts w:ascii="Times New Roman" w:hAnsi="Times New Roman" w:cs="Times New Roman"/>
+          <w:sz w:val="28"/>
+        </w:rPr>
+        <w:t>Откройте карточку заказа.</w:t>
+      </w:r>
+    </w:p>
+    <w:p>
+      <w:pPr>
+        <w:numPr>
+          <w:ilvl w:val="0"/>
+          <w:numId w:val="13"/>
+        </w:numPr>
+        <w:spacing w:after="0" w:line="360" w:lineRule="auto"/>
+        <w:jc w:val="both"/>
+        <w:rPr>
+          <w:rFonts w:ascii="Times New Roman" w:hAnsi="Times New Roman" w:cs="Times New Roman"/>
+          <w:sz w:val="28"/>
+        </w:rPr>
+      </w:pPr>
+      <w:r>
+        <w:rPr>
+          <w:rFonts w:ascii="Times New Roman" w:hAnsi="Times New Roman" w:cs="Times New Roman"/>
+          <w:sz w:val="28"/>
+        </w:rPr>
+        <w:t>Проверьте контактные данные и адрес.</w:t>
+      </w:r>
+    </w:p>
+    <w:p>
+      <w:pPr>
+        <w:numPr>
+          <w:ilvl w:val="0"/>
+          <w:numId w:val="13"/>
+        </w:numPr>
+        <w:spacing w:after="0" w:line="360" w:lineRule="auto"/>
+        <w:jc w:val="both"/>
+        <w:rPr>
+          <w:rFonts w:ascii="Times New Roman" w:hAnsi="Times New Roman" w:cs="Times New Roman"/>
+          <w:sz w:val="28"/>
+        </w:rPr>
+      </w:pPr>
+      <w:r>
+        <w:rPr>
+          <w:rFonts w:ascii="Times New Roman" w:hAnsi="Times New Roman" w:cs="Times New Roman"/>
+          <w:sz w:val="28"/>
+        </w:rPr>
+        <w:t>Измените </w:t>
+      </w:r>
+      <w:proofErr w:type="spellStart"/>
+      <w:r>
+        <w:rPr>
+          <w:rFonts w:ascii="Times New Roman" w:hAnsi="Times New Roman" w:cs="Times New Roman"/>
+          <w:sz w:val="28"/>
+        </w:rPr>
+        <w:t>status</w:t>
+      </w:r>
+      <w:proofErr w:type="spellEnd"/>
+      <w:r>
+        <w:rPr>
+          <w:rFonts w:ascii="Times New Roman" w:hAnsi="Times New Roman" w:cs="Times New Roman"/>
+          <w:sz w:val="28"/>
+        </w:rPr>
+        <w:t>.</w:t>
+      </w:r>
+    </w:p>
+    <w:p>
+      <w:pPr>
+        <w:numPr>
+          <w:ilvl w:val="0"/>
+          <w:numId w:val="13"/>
+        </w:numPr>
+        <w:spacing w:after="0" w:line="360" w:lineRule="auto"/>
+        <w:jc w:val="both"/>
+        <w:rPr>
+          <w:rFonts w:ascii="Times New Roman" w:hAnsi="Times New Roman" w:cs="Times New Roman"/>
+          <w:sz w:val="28"/>
+        </w:rPr>
+      </w:pPr>
+      <w:r>
+        <w:rPr>
+          <w:rFonts w:ascii="Times New Roman" w:hAnsi="Times New Roman" w:cs="Times New Roman"/>
+          <w:sz w:val="28"/>
+        </w:rPr>
+        <w:t>Нажмите </w:t>
+      </w:r>
+      <w:proofErr w:type="spellStart"/>
+      <w:r>
+        <w:rPr>
+          <w:rFonts w:ascii="Times New Roman" w:hAnsi="Times New Roman" w:cs="Times New Roman"/>
+          <w:sz w:val="28"/>
+        </w:rPr>
+        <w:t>Save</w:t>
+      </w:r>
+      <w:proofErr w:type="spellEnd"/>
+      <w:r>
+        <w:rPr>
+          <w:rFonts w:ascii="Times New Roman" w:hAnsi="Times New Roman" w:cs="Times New Roman"/>
+          <w:sz w:val="28"/>
+        </w:rPr>
+        <w:t>.</w:t>
+      </w:r>
+    </w:p>
+    <w:p>
+      <w:pPr>
+        <w:spacing w:after="0" w:line="360" w:lineRule="auto"/>
+        <w:jc w:val="both"/>
+        <w:rPr>
+          <w:rFonts w:ascii="Times New Roman" w:hAnsi="Times New Roman" w:cs="Times New Roman"/>
+          <w:b/>
+          <w:bCs/>
+          <w:sz w:val="28"/>
+        </w:rPr>
+      </w:pPr>
+      <w:r>
+        <w:rPr>
+          <w:rFonts w:ascii="Times New Roman" w:hAnsi="Times New Roman" w:cs="Times New Roman"/>
+          <w:b/>
+          <w:bCs/>
+          <w:sz w:val="28"/>
+        </w:rPr>
+        <w:t>Состав заказа</w:t>
+      </w:r>
+    </w:p>
+    <w:p>
+      <w:pPr>
+        <w:spacing w:after="0" w:line="360" w:lineRule="auto"/>
+        <w:jc w:val="both"/>
+        <w:rPr>
+          <w:noProof/>
+        </w:rPr>
+      </w:pPr>
+      <w:r>
+        <w:rPr>
+          <w:rFonts w:ascii="Times New Roman" w:hAnsi="Times New Roman" w:cs="Times New Roman"/>
+          <w:sz w:val="28"/>
+        </w:rPr>
+        <w:t>В карточке заказа есть встроенный блок позиций (</w:t>
+      </w:r>
+      <w:proofErr w:type="spellStart"/>
+      <w:r>
+        <w:rPr>
+          <w:rFonts w:ascii="Times New Roman" w:hAnsi="Times New Roman" w:cs="Times New Roman"/>
+          <w:sz w:val="28"/>
+        </w:rPr>
+        <w:t>OrderItem</w:t>
+      </w:r>
+      <w:proofErr w:type="spellEnd"/>
+      <w:r>
+        <w:rPr>
+          <w:rFonts w:ascii="Times New Roman" w:hAnsi="Times New Roman" w:cs="Times New Roman"/>
+          <w:sz w:val="28"/>
+        </w:rPr>
+        <w:t>) с товарами и количеством.</w:t>
+      </w:r>
+    </w:p>
+    <w:p>
+      <w:pPr>
+        <w:spacing w:after="0" w:line="360" w:lineRule="auto"/>
+        <w:jc w:val="both"/>
+        <w:rPr>
+          <w:rFonts w:ascii="Times New Roman" w:hAnsi="Times New Roman" w:cs="Times New Roman"/>
+          <w:sz w:val="28"/>
+        </w:rPr>
+      </w:pPr>
+      <w:r>
+        <w:rPr>
+          <w:rFonts w:ascii="Times New Roman" w:hAnsi="Times New Roman" w:cs="Times New Roman"/>
+          <w:noProof/>
+          <w:sz w:val="28"/>
+        </w:rPr>
+        <w:drawing>
+          <wp:inline distT="0" distB="0" distL="0" distR="0" wp14:anchorId="5DC26221" wp14:editId="042410CA">
+            <wp:extent cx="3564000" cy="2955600"/>
+            <wp:effectExtent l="0" t="0" r="0" b="0"/>
+            <wp:docPr id="18" name="Рисунок 18"/>
+            <wp:cNvGraphicFramePr>
+              <a:graphicFrameLocks xmlns:a="http://schemas.openxmlformats.org/drawingml/2006/main" noChangeAspect="1"/>
+            </wp:cNvGraphicFramePr>
+            <a:graphic xmlns:a="http://schemas.openxmlformats.org/drawingml/2006/main">
+              <a:graphicData uri="http://schemas.openxmlformats.org/drawingml/2006/picture">
+                <pic:pic xmlns:pic="http://schemas.openxmlformats.org/drawingml/2006/picture">
+                  <pic:nvPicPr>
+                    <pic:cNvPr id="1" name=""/>
+                    <pic:cNvPicPr/>
+                  </pic:nvPicPr>
+                  <pic:blipFill>
+                    <a:blip r:embed="rId19"/>
+                    <a:stretch>
+                      <a:fillRect/>
+                    </a:stretch>
+                  </pic:blipFill>
+                  <pic:spPr>
+                    <a:xfrm>
+                      <a:off x="0" y="0"/>
+                      <a:ext cx="3564000" cy="2955600"/>
+                    </a:xfrm>
+                    <a:prstGeom prst="rect">
+                      <a:avLst/>
+                    </a:prstGeom>
+                  </pic:spPr>
+                </pic:pic>
+              </a:graphicData>
+            </a:graphic>
+          </wp:inline>
+        </w:drawing>
+      </w:r>
+    </w:p>
+    <w:p>
+      <w:pPr>
+        <w:spacing w:after="0" w:line="360" w:lineRule="auto"/>
+        <w:jc w:val="both"/>
+        <w:rPr>
+          <w:rFonts w:ascii="Times New Roman" w:hAnsi="Times New Roman" w:cs="Times New Roman"/>
+          <w:b/>
+          <w:bCs/>
+          <w:sz w:val="28"/>
+        </w:rPr>
+      </w:pPr>
+      <w:r>
+        <w:rPr>
+          <w:rFonts w:ascii="Times New Roman" w:hAnsi="Times New Roman" w:cs="Times New Roman"/>
+          <w:b/>
+          <w:bCs/>
+          <w:sz w:val="28"/>
+        </w:rPr>
+        <w:lastRenderedPageBreak/>
+        <w:t>7. Работа с отзывами (</w:t>
+      </w:r>
+      <w:proofErr w:type="spellStart"/>
+      <w:r>
+        <w:rPr>
+          <w:rFonts w:ascii="Times New Roman" w:hAnsi="Times New Roman" w:cs="Times New Roman"/>
+          <w:b/>
+          <w:bCs/>
+          <w:sz w:val="28"/>
+        </w:rPr>
         <w:t>Reviews</w:t>
       </w:r>
       <w:proofErr w:type="spellEnd"/>
       <w:r>
         <w:rPr>
           <w:rFonts w:ascii="Times New Roman" w:hAnsi="Times New Roman" w:cs="Times New Roman"/>
-          <w:sz w:val="28"/>
-        </w:rPr>
-        <w:t> (отзывы)</w:t>
-      </w:r>
-    </w:p>
-    <w:p>
-      <w:pPr>
-        <w:numPr>
-          <w:ilvl w:val="0"/>
-          <w:numId w:val="5"/>
-        </w:numPr>
-        <w:spacing w:after="0" w:line="360" w:lineRule="auto"/>
-        <w:jc w:val="both"/>
-        <w:rPr>
-          <w:rFonts w:ascii="Times New Roman" w:hAnsi="Times New Roman" w:cs="Times New Roman"/>
-          <w:sz w:val="28"/>
-        </w:rPr>
-      </w:pPr>
+          <w:b/>
+          <w:bCs/>
+          <w:sz w:val="28"/>
+        </w:rPr>
+        <w:t>)</w:t>
+      </w:r>
+    </w:p>
+    <w:p>
+      <w:pPr>
+        <w:spacing w:after="0" w:line="360" w:lineRule="auto"/>
+        <w:jc w:val="both"/>
+        <w:rPr>
+          <w:rFonts w:ascii="Times New Roman" w:hAnsi="Times New Roman" w:cs="Times New Roman"/>
+          <w:b/>
+          <w:bCs/>
+          <w:sz w:val="28"/>
+        </w:rPr>
+      </w:pPr>
+      <w:r>
+        <w:rPr>
+          <w:rFonts w:ascii="Times New Roman" w:hAnsi="Times New Roman" w:cs="Times New Roman"/>
+          <w:b/>
+          <w:bCs/>
+          <w:sz w:val="28"/>
+        </w:rPr>
+        <w:t>Логика публикации</w:t>
+      </w:r>
+    </w:p>
+    <w:p>
+      <w:pPr>
+        <w:spacing w:after="0" w:line="360" w:lineRule="auto"/>
+        <w:jc w:val="both"/>
+        <w:rPr>
+          <w:rFonts w:ascii="Times New Roman" w:hAnsi="Times New Roman" w:cs="Times New Roman"/>
+          <w:sz w:val="28"/>
+        </w:rPr>
+      </w:pPr>
+      <w:r>
+        <w:rPr>
+          <w:rFonts w:ascii="Times New Roman" w:hAnsi="Times New Roman" w:cs="Times New Roman"/>
+          <w:sz w:val="28"/>
+        </w:rPr>
+        <w:t>Отзывы попадают в систему и могут быть скрыты до модерации (</w:t>
+      </w:r>
       <w:proofErr w:type="spellStart"/>
       <w:r>
         <w:rPr>
           <w:rFonts w:ascii="Times New Roman" w:hAnsi="Times New Roman" w:cs="Times New Roman"/>
           <w:sz w:val="28"/>
         </w:rPr>
+        <w:t>is_published</w:t>
+      </w:r>
+      <w:proofErr w:type="spellEnd"/>
+      <w:r>
+        <w:rPr>
+          <w:rFonts w:ascii="Times New Roman" w:hAnsi="Times New Roman" w:cs="Times New Roman"/>
+          <w:sz w:val="28"/>
+        </w:rPr>
+        <w:t xml:space="preserve"> = </w:t>
+      </w:r>
+      <w:proofErr w:type="spellStart"/>
+      <w:r>
+        <w:rPr>
+          <w:rFonts w:ascii="Times New Roman" w:hAnsi="Times New Roman" w:cs="Times New Roman"/>
+          <w:sz w:val="28"/>
+        </w:rPr>
+        <w:t>False</w:t>
+      </w:r>
+      <w:proofErr w:type="spellEnd"/>
+      <w:r>
+        <w:rPr>
+          <w:rFonts w:ascii="Times New Roman" w:hAnsi="Times New Roman" w:cs="Times New Roman"/>
+          <w:sz w:val="28"/>
+        </w:rPr>
+        <w:t>).</w:t>
+      </w:r>
+    </w:p>
+    <w:p>
+      <w:pPr>
+        <w:spacing w:after="0" w:line="360" w:lineRule="auto"/>
+        <w:jc w:val="both"/>
+        <w:rPr>
+          <w:rFonts w:ascii="Times New Roman" w:hAnsi="Times New Roman" w:cs="Times New Roman"/>
+          <w:b/>
+          <w:bCs/>
+          <w:sz w:val="28"/>
+        </w:rPr>
+      </w:pPr>
+      <w:r>
+        <w:rPr>
+          <w:rFonts w:ascii="Times New Roman" w:hAnsi="Times New Roman" w:cs="Times New Roman"/>
+          <w:b/>
+          <w:bCs/>
+          <w:sz w:val="28"/>
+        </w:rPr>
+        <w:t>Как опубликовать отзыв</w:t>
+      </w:r>
+    </w:p>
+    <w:p>
+      <w:pPr>
+        <w:numPr>
+          <w:ilvl w:val="0"/>
+          <w:numId w:val="14"/>
+        </w:numPr>
+        <w:spacing w:after="0" w:line="360" w:lineRule="auto"/>
+        <w:jc w:val="both"/>
+        <w:rPr>
+          <w:rFonts w:ascii="Times New Roman" w:hAnsi="Times New Roman" w:cs="Times New Roman"/>
+          <w:sz w:val="28"/>
+        </w:rPr>
+      </w:pPr>
+      <w:r>
+        <w:rPr>
+          <w:rFonts w:ascii="Times New Roman" w:hAnsi="Times New Roman" w:cs="Times New Roman"/>
+          <w:sz w:val="28"/>
+        </w:rPr>
+        <w:t>Откройте </w:t>
+      </w:r>
+      <w:proofErr w:type="spellStart"/>
+      <w:r>
+        <w:rPr>
+          <w:rFonts w:ascii="Times New Roman" w:hAnsi="Times New Roman" w:cs="Times New Roman"/>
+          <w:sz w:val="28"/>
+        </w:rPr>
+        <w:t>Reviews</w:t>
+      </w:r>
+      <w:proofErr w:type="spellEnd"/>
+      <w:r>
+        <w:rPr>
+          <w:rFonts w:ascii="Times New Roman" w:hAnsi="Times New Roman" w:cs="Times New Roman"/>
+          <w:sz w:val="28"/>
+        </w:rPr>
+        <w:t>.</w:t>
+      </w:r>
+    </w:p>
+    <w:p>
+      <w:pPr>
+        <w:numPr>
+          <w:ilvl w:val="0"/>
+          <w:numId w:val="14"/>
+        </w:numPr>
+        <w:spacing w:after="0" w:line="360" w:lineRule="auto"/>
+        <w:jc w:val="both"/>
+        <w:rPr>
+          <w:rFonts w:ascii="Times New Roman" w:hAnsi="Times New Roman" w:cs="Times New Roman"/>
+          <w:sz w:val="28"/>
+        </w:rPr>
+      </w:pPr>
+      <w:r>
+        <w:rPr>
+          <w:rFonts w:ascii="Times New Roman" w:hAnsi="Times New Roman" w:cs="Times New Roman"/>
+          <w:sz w:val="28"/>
+        </w:rPr>
+        <w:t>Отметьте нужные записи.</w:t>
+      </w:r>
+    </w:p>
+    <w:p>
+      <w:pPr>
+        <w:numPr>
+          <w:ilvl w:val="0"/>
+          <w:numId w:val="14"/>
+        </w:numPr>
+        <w:spacing w:after="0" w:line="360" w:lineRule="auto"/>
+        <w:jc w:val="both"/>
+        <w:rPr>
+          <w:rFonts w:ascii="Times New Roman" w:hAnsi="Times New Roman" w:cs="Times New Roman"/>
+          <w:sz w:val="28"/>
+        </w:rPr>
+      </w:pPr>
+      <w:r>
+        <w:rPr>
+          <w:rFonts w:ascii="Times New Roman" w:hAnsi="Times New Roman" w:cs="Times New Roman"/>
+          <w:sz w:val="28"/>
+        </w:rPr>
+        <w:t xml:space="preserve">Выберите </w:t>
+      </w:r>
+      <w:proofErr w:type="gramStart"/>
+      <w:r>
+        <w:rPr>
+          <w:rFonts w:ascii="Times New Roman" w:hAnsi="Times New Roman" w:cs="Times New Roman"/>
+          <w:sz w:val="28"/>
+        </w:rPr>
+        <w:t>действие Опубликовать</w:t>
+      </w:r>
+      <w:proofErr w:type="gramEnd"/>
+      <w:r>
+        <w:rPr>
+          <w:rFonts w:ascii="Times New Roman" w:hAnsi="Times New Roman" w:cs="Times New Roman"/>
+          <w:sz w:val="28"/>
+        </w:rPr>
+        <w:t xml:space="preserve"> выбранные отзывы.</w:t>
+      </w:r>
+    </w:p>
+    <w:p>
+      <w:pPr>
+        <w:numPr>
+          <w:ilvl w:val="0"/>
+          <w:numId w:val="14"/>
+        </w:numPr>
+        <w:spacing w:after="0" w:line="360" w:lineRule="auto"/>
+        <w:jc w:val="both"/>
+        <w:rPr>
+          <w:rFonts w:ascii="Times New Roman" w:hAnsi="Times New Roman" w:cs="Times New Roman"/>
+          <w:sz w:val="28"/>
+        </w:rPr>
+      </w:pPr>
+      <w:r>
+        <w:rPr>
+          <w:rFonts w:ascii="Times New Roman" w:hAnsi="Times New Roman" w:cs="Times New Roman"/>
+          <w:sz w:val="28"/>
+        </w:rPr>
+        <w:t>Нажмите применение действия.</w:t>
+      </w:r>
+    </w:p>
+    <w:p>
+      <w:pPr>
+        <w:spacing w:after="0" w:line="360" w:lineRule="auto"/>
+        <w:jc w:val="both"/>
+        <w:rPr>
+          <w:rFonts w:ascii="Times New Roman" w:hAnsi="Times New Roman" w:cs="Times New Roman"/>
+          <w:b/>
+          <w:bCs/>
+          <w:sz w:val="28"/>
+        </w:rPr>
+      </w:pPr>
+      <w:r>
+        <w:rPr>
+          <w:rFonts w:ascii="Times New Roman" w:hAnsi="Times New Roman" w:cs="Times New Roman"/>
+          <w:b/>
+          <w:bCs/>
+          <w:sz w:val="28"/>
+        </w:rPr>
+        <w:t>Как снять публикацию</w:t>
+      </w:r>
+    </w:p>
+    <w:p>
+      <w:pPr>
+        <w:spacing w:after="0" w:line="360" w:lineRule="auto"/>
+        <w:jc w:val="both"/>
+        <w:rPr>
+          <w:rFonts w:ascii="Times New Roman" w:hAnsi="Times New Roman" w:cs="Times New Roman"/>
+          <w:sz w:val="28"/>
+        </w:rPr>
+      </w:pPr>
+      <w:r>
+        <w:rPr>
+          <w:rFonts w:ascii="Times New Roman" w:hAnsi="Times New Roman" w:cs="Times New Roman"/>
+          <w:sz w:val="28"/>
+        </w:rPr>
+        <w:t>Откройте отзыв, снимите </w:t>
+      </w:r>
+      <w:proofErr w:type="spellStart"/>
+      <w:r>
+        <w:rPr>
+          <w:rFonts w:ascii="Times New Roman" w:hAnsi="Times New Roman" w:cs="Times New Roman"/>
+          <w:sz w:val="28"/>
+        </w:rPr>
+        <w:t>is_published</w:t>
+      </w:r>
+      <w:proofErr w:type="spellEnd"/>
+      <w:r>
+        <w:rPr>
+          <w:rFonts w:ascii="Times New Roman" w:hAnsi="Times New Roman" w:cs="Times New Roman"/>
+          <w:sz w:val="28"/>
+        </w:rPr>
+        <w:t>, сохраните.</w:t>
+      </w:r>
+    </w:p>
+    <w:p>
+      <w:pPr>
+        <w:spacing w:after="0" w:line="360" w:lineRule="auto"/>
+        <w:jc w:val="both"/>
+        <w:rPr>
+          <w:rFonts w:ascii="Times New Roman" w:hAnsi="Times New Roman" w:cs="Times New Roman"/>
+          <w:sz w:val="28"/>
+        </w:rPr>
+      </w:pPr>
+      <w:r>
+        <w:rPr>
+          <w:rFonts w:ascii="Times New Roman" w:hAnsi="Times New Roman" w:cs="Times New Roman"/>
+          <w:noProof/>
+          <w:sz w:val="28"/>
+        </w:rPr>
+        <w:drawing>
+          <wp:inline distT="0" distB="0" distL="0" distR="0" wp14:anchorId="0148DC4D" wp14:editId="3F932614">
+            <wp:extent cx="3564000" cy="2955600"/>
+            <wp:effectExtent l="0" t="0" r="0" b="0"/>
+            <wp:docPr id="19" name="Рисунок 19"/>
+            <wp:cNvGraphicFramePr>
+              <a:graphicFrameLocks xmlns:a="http://schemas.openxmlformats.org/drawingml/2006/main" noChangeAspect="1"/>
+            </wp:cNvGraphicFramePr>
+            <a:graphic xmlns:a="http://schemas.openxmlformats.org/drawingml/2006/main">
+              <a:graphicData uri="http://schemas.openxmlformats.org/drawingml/2006/picture">
+                <pic:pic xmlns:pic="http://schemas.openxmlformats.org/drawingml/2006/picture">
+                  <pic:nvPicPr>
+                    <pic:cNvPr id="1" name=""/>
+                    <pic:cNvPicPr/>
+                  </pic:nvPicPr>
+                  <pic:blipFill>
+                    <a:blip r:embed="rId20"/>
+                    <a:stretch>
+                      <a:fillRect/>
+                    </a:stretch>
+                  </pic:blipFill>
+                  <pic:spPr>
+                    <a:xfrm>
+                      <a:off x="0" y="0"/>
+                      <a:ext cx="3564000" cy="2955600"/>
+                    </a:xfrm>
+                    <a:prstGeom prst="rect">
+                      <a:avLst/>
+                    </a:prstGeom>
+                  </pic:spPr>
+                </pic:pic>
+              </a:graphicData>
+            </a:graphic>
+          </wp:inline>
+        </w:drawing>
+      </w:r>
+    </w:p>
+    <w:p>
+      <w:pPr>
+        <w:spacing w:after="0" w:line="360" w:lineRule="auto"/>
+        <w:jc w:val="both"/>
+        <w:rPr>
+          <w:rFonts w:ascii="Times New Roman" w:hAnsi="Times New Roman" w:cs="Times New Roman"/>
+          <w:b/>
+          <w:bCs/>
+          <w:sz w:val="28"/>
+        </w:rPr>
+      </w:pPr>
+      <w:r>
+        <w:rPr>
+          <w:rFonts w:ascii="Times New Roman" w:hAnsi="Times New Roman" w:cs="Times New Roman"/>
+          <w:b/>
+          <w:bCs/>
+          <w:sz w:val="28"/>
+        </w:rPr>
+        <w:t>8. Работа с новостями (</w:t>
+      </w:r>
+      <w:proofErr w:type="spellStart"/>
+      <w:r>
+        <w:rPr>
+          <w:rFonts w:ascii="Times New Roman" w:hAnsi="Times New Roman" w:cs="Times New Roman"/>
+          <w:b/>
+          <w:bCs/>
+          <w:sz w:val="28"/>
+        </w:rPr>
         <w:t>News</w:t>
       </w:r>
       <w:proofErr w:type="spellEnd"/>
       <w:r>
         <w:rPr>
           <w:rFonts w:ascii="Times New Roman" w:hAnsi="Times New Roman" w:cs="Times New Roman"/>
-          <w:sz w:val="28"/>
-        </w:rPr>
-        <w:t> (новости)</w:t>
-      </w:r>
-    </w:p>
-    <w:p>
-      <w:pPr>
-        <w:spacing w:after="0" w:line="360" w:lineRule="auto"/>
-        <w:jc w:val="both"/>
-        <w:rPr>
-          <w:rFonts w:ascii="Times New Roman" w:hAnsi="Times New Roman" w:cs="Times New Roman"/>
-          <w:sz w:val="28"/>
-        </w:rPr>
-      </w:pPr>
-      <w:r>
-        <w:rPr>
-          <w:rFonts w:ascii="Times New Roman" w:hAnsi="Times New Roman" w:cs="Times New Roman"/>
-          <w:sz w:val="28"/>
-        </w:rPr>
-        <w:t xml:space="preserve">Также доступны стандартные разделы </w:t>
-      </w:r>
-      <w:proofErr w:type="spellStart"/>
-      <w:r>
-        <w:rPr>
-          <w:rFonts w:ascii="Times New Roman" w:hAnsi="Times New Roman" w:cs="Times New Roman"/>
-          <w:sz w:val="28"/>
-        </w:rPr>
-        <w:t>Django</w:t>
-      </w:r>
-      <w:proofErr w:type="spellEnd"/>
-      <w:r>
-        <w:rPr>
-          <w:rFonts w:ascii="Times New Roman" w:hAnsi="Times New Roman" w:cs="Times New Roman"/>
-          <w:sz w:val="28"/>
-        </w:rPr>
-        <w:t> </w:t>
-      </w:r>
-      <w:proofErr w:type="spellStart"/>
-      <w:r>
-        <w:rPr>
-          <w:rFonts w:ascii="Times New Roman" w:hAnsi="Times New Roman" w:cs="Times New Roman"/>
-          <w:sz w:val="28"/>
-        </w:rPr>
-        <w:t>Users</w:t>
-      </w:r>
-      <w:proofErr w:type="spellEnd"/>
-      <w:r>
-        <w:rPr>
-          <w:rFonts w:ascii="Times New Roman" w:hAnsi="Times New Roman" w:cs="Times New Roman"/>
-          <w:sz w:val="28"/>
-        </w:rPr>
-        <w:t> и </w:t>
-      </w:r>
-      <w:proofErr w:type="spellStart"/>
-      <w:r>
-        <w:rPr>
-          <w:rFonts w:ascii="Times New Roman" w:hAnsi="Times New Roman" w:cs="Times New Roman"/>
-          <w:sz w:val="28"/>
-        </w:rPr>
-        <w:t>Groups</w:t>
-      </w:r>
-      <w:proofErr w:type="spellEnd"/>
-      <w:r>
-        <w:rPr>
-          <w:rFonts w:ascii="Times New Roman" w:hAnsi="Times New Roman" w:cs="Times New Roman"/>
-          <w:sz w:val="28"/>
-        </w:rPr>
-        <w:t>.</w:t>
-      </w:r>
-    </w:p>
-    <w:p>
-      <w:pPr>
-        <w:spacing w:after="0" w:line="360" w:lineRule="auto"/>
-        <w:jc w:val="both"/>
-        <w:rPr>
-          <w:rFonts w:ascii="Times New Roman" w:hAnsi="Times New Roman" w:cs="Times New Roman"/>
           <w:b/>
           <w:bCs/>
           <w:sz w:val="28"/>
         </w:rPr>
-      </w:pPr>
-      <w:r>
+        <w:t>)</w:t>
+      </w:r>
+    </w:p>
+    <w:p>
+      <w:pPr>
+        <w:spacing w:after="0" w:line="360" w:lineRule="auto"/>
+        <w:jc w:val="both"/>
         <w:rPr>
           <w:rFonts w:ascii="Times New Roman" w:hAnsi="Times New Roman" w:cs="Times New Roman"/>
           <w:b/>
           <w:bCs/>
           <w:sz w:val="28"/>
         </w:rPr>
-        <w:t>4. Работа с товарами (</w:t>
-      </w:r>
-      <w:proofErr w:type="spellStart"/>
+      </w:pPr>
       <w:r>
         <w:rPr>
           <w:rFonts w:ascii="Times New Roman" w:hAnsi="Times New Roman" w:cs="Times New Roman"/>
@@ -2525,276 +5319,161 @@
           <w:bCs/>
           <w:sz w:val="28"/>
         </w:rPr>
-        <w:t>Products</w:t>
-      </w:r>
-      <w:proofErr w:type="spellEnd"/>
-      <w:r>
+        <w:t>Поля новости</w:t>
+      </w:r>
+    </w:p>
+    <w:p>
+      <w:pPr>
+        <w:numPr>
+          <w:ilvl w:val="0"/>
+          <w:numId w:val="15"/>
+        </w:numPr>
+        <w:spacing w:after="0" w:line="360" w:lineRule="auto"/>
+        <w:jc w:val="both"/>
+        <w:rPr>
+          <w:rFonts w:ascii="Times New Roman" w:hAnsi="Times New Roman" w:cs="Times New Roman"/>
+          <w:sz w:val="28"/>
+        </w:rPr>
+      </w:pPr>
+      <w:r>
+        <w:rPr>
+          <w:rFonts w:ascii="Times New Roman" w:hAnsi="Times New Roman" w:cs="Times New Roman"/>
+          <w:sz w:val="28"/>
+        </w:rPr>
+        <w:t>Заголовок</w:t>
+      </w:r>
+    </w:p>
+    <w:p>
+      <w:pPr>
+        <w:numPr>
+          <w:ilvl w:val="0"/>
+          <w:numId w:val="15"/>
+        </w:numPr>
+        <w:spacing w:after="0" w:line="360" w:lineRule="auto"/>
+        <w:jc w:val="both"/>
+        <w:rPr>
+          <w:rFonts w:ascii="Times New Roman" w:hAnsi="Times New Roman" w:cs="Times New Roman"/>
+          <w:sz w:val="28"/>
+        </w:rPr>
+      </w:pPr>
+      <w:r>
+        <w:rPr>
+          <w:rFonts w:ascii="Times New Roman" w:hAnsi="Times New Roman" w:cs="Times New Roman"/>
+          <w:sz w:val="28"/>
+        </w:rPr>
+        <w:t>Краткое описание</w:t>
+      </w:r>
+    </w:p>
+    <w:p>
+      <w:pPr>
+        <w:numPr>
+          <w:ilvl w:val="0"/>
+          <w:numId w:val="15"/>
+        </w:numPr>
+        <w:spacing w:after="0" w:line="360" w:lineRule="auto"/>
+        <w:jc w:val="both"/>
+        <w:rPr>
+          <w:rFonts w:ascii="Times New Roman" w:hAnsi="Times New Roman" w:cs="Times New Roman"/>
+          <w:sz w:val="28"/>
+        </w:rPr>
+      </w:pPr>
+      <w:r>
+        <w:rPr>
+          <w:rFonts w:ascii="Times New Roman" w:hAnsi="Times New Roman" w:cs="Times New Roman"/>
+          <w:sz w:val="28"/>
+        </w:rPr>
+        <w:t>Полный текст</w:t>
+      </w:r>
+    </w:p>
+    <w:p>
+      <w:pPr>
+        <w:numPr>
+          <w:ilvl w:val="0"/>
+          <w:numId w:val="15"/>
+        </w:numPr>
+        <w:spacing w:after="0" w:line="360" w:lineRule="auto"/>
+        <w:jc w:val="both"/>
+        <w:rPr>
+          <w:rFonts w:ascii="Times New Roman" w:hAnsi="Times New Roman" w:cs="Times New Roman"/>
+          <w:sz w:val="28"/>
+        </w:rPr>
+      </w:pPr>
+      <w:r>
+        <w:rPr>
+          <w:rFonts w:ascii="Times New Roman" w:hAnsi="Times New Roman" w:cs="Times New Roman"/>
+          <w:sz w:val="28"/>
+        </w:rPr>
+        <w:t>Изображение</w:t>
+      </w:r>
+    </w:p>
+    <w:p>
+      <w:pPr>
+        <w:numPr>
+          <w:ilvl w:val="0"/>
+          <w:numId w:val="15"/>
+        </w:numPr>
+        <w:spacing w:after="0" w:line="360" w:lineRule="auto"/>
+        <w:jc w:val="both"/>
+        <w:rPr>
+          <w:rFonts w:ascii="Times New Roman" w:hAnsi="Times New Roman" w:cs="Times New Roman"/>
+          <w:sz w:val="28"/>
+        </w:rPr>
+      </w:pPr>
+      <w:r>
+        <w:rPr>
+          <w:rFonts w:ascii="Times New Roman" w:hAnsi="Times New Roman" w:cs="Times New Roman"/>
+          <w:sz w:val="28"/>
+        </w:rPr>
+        <w:t>Признак публикации</w:t>
+      </w:r>
+    </w:p>
+    <w:p>
+      <w:pPr>
+        <w:numPr>
+          <w:ilvl w:val="0"/>
+          <w:numId w:val="15"/>
+        </w:numPr>
+        <w:spacing w:after="0" w:line="360" w:lineRule="auto"/>
+        <w:jc w:val="both"/>
+        <w:rPr>
+          <w:rFonts w:ascii="Times New Roman" w:hAnsi="Times New Roman" w:cs="Times New Roman"/>
+          <w:sz w:val="28"/>
+        </w:rPr>
+      </w:pPr>
+      <w:r>
+        <w:rPr>
+          <w:rFonts w:ascii="Times New Roman" w:hAnsi="Times New Roman" w:cs="Times New Roman"/>
+          <w:sz w:val="28"/>
+        </w:rPr>
+        <w:t>Дата публикации</w:t>
+      </w:r>
+    </w:p>
+    <w:p>
+      <w:pPr>
+        <w:spacing w:after="0" w:line="360" w:lineRule="auto"/>
+        <w:jc w:val="both"/>
         <w:rPr>
           <w:rFonts w:ascii="Times New Roman" w:hAnsi="Times New Roman" w:cs="Times New Roman"/>
           <w:b/>
           <w:bCs/>
           <w:sz w:val="28"/>
         </w:rPr>
-        <w:t>)</w:t>
-      </w:r>
-    </w:p>
-    <w:p>
-      <w:pPr>
-        <w:spacing w:after="0" w:line="360" w:lineRule="auto"/>
-        <w:jc w:val="both"/>
+      </w:pPr>
+      <w:r>
         <w:rPr>
           <w:rFonts w:ascii="Times New Roman" w:hAnsi="Times New Roman" w:cs="Times New Roman"/>
           <w:b/>
           <w:bCs/>
           <w:sz w:val="28"/>
         </w:rPr>
-      </w:pPr>
-      <w:r>
-        <w:rPr>
-          <w:rFonts w:ascii="Times New Roman" w:hAnsi="Times New Roman" w:cs="Times New Roman"/>
-          <w:b/>
-          <w:bCs/>
-          <w:sz w:val="28"/>
-        </w:rPr>
-        <w:t>Что хранится в товаре</w:t>
-      </w:r>
-    </w:p>
-    <w:p>
-      <w:pPr>
-        <w:numPr>
-          <w:ilvl w:val="0"/>
-          <w:numId w:val="6"/>
-        </w:numPr>
-        <w:spacing w:after="0" w:line="360" w:lineRule="auto"/>
-        <w:jc w:val="both"/>
-        <w:rPr>
-          <w:rFonts w:ascii="Times New Roman" w:hAnsi="Times New Roman" w:cs="Times New Roman"/>
-          <w:sz w:val="28"/>
-        </w:rPr>
-      </w:pPr>
-      <w:proofErr w:type="spellStart"/>
-      <w:r>
-        <w:rPr>
-          <w:rFonts w:ascii="Times New Roman" w:hAnsi="Times New Roman" w:cs="Times New Roman"/>
-          <w:sz w:val="28"/>
-        </w:rPr>
-        <w:t>name</w:t>
-      </w:r>
-      <w:proofErr w:type="spellEnd"/>
-      <w:r>
-        <w:rPr>
-          <w:rFonts w:ascii="Times New Roman" w:hAnsi="Times New Roman" w:cs="Times New Roman"/>
-          <w:sz w:val="28"/>
-        </w:rPr>
-        <w:t> — название</w:t>
-      </w:r>
-    </w:p>
-    <w:p>
-      <w:pPr>
-        <w:numPr>
-          <w:ilvl w:val="0"/>
-          <w:numId w:val="6"/>
-        </w:numPr>
-        <w:spacing w:after="0" w:line="360" w:lineRule="auto"/>
-        <w:jc w:val="both"/>
-        <w:rPr>
-          <w:rFonts w:ascii="Times New Roman" w:hAnsi="Times New Roman" w:cs="Times New Roman"/>
-          <w:sz w:val="28"/>
-        </w:rPr>
-      </w:pPr>
-      <w:proofErr w:type="spellStart"/>
-      <w:r>
-        <w:rPr>
-          <w:rFonts w:ascii="Times New Roman" w:hAnsi="Times New Roman" w:cs="Times New Roman"/>
-          <w:sz w:val="28"/>
-        </w:rPr>
-        <w:t>slug</w:t>
-      </w:r>
-      <w:proofErr w:type="spellEnd"/>
-      <w:r>
-        <w:rPr>
-          <w:rFonts w:ascii="Times New Roman" w:hAnsi="Times New Roman" w:cs="Times New Roman"/>
-          <w:sz w:val="28"/>
-        </w:rPr>
-        <w:t> — URL-идентификатор</w:t>
-      </w:r>
-    </w:p>
-    <w:p>
-      <w:pPr>
-        <w:numPr>
-          <w:ilvl w:val="0"/>
-          <w:numId w:val="6"/>
-        </w:numPr>
-        <w:spacing w:after="0" w:line="360" w:lineRule="auto"/>
-        <w:jc w:val="both"/>
-        <w:rPr>
-          <w:rFonts w:ascii="Times New Roman" w:hAnsi="Times New Roman" w:cs="Times New Roman"/>
-          <w:sz w:val="28"/>
-        </w:rPr>
-      </w:pPr>
-      <w:proofErr w:type="spellStart"/>
-      <w:r>
-        <w:rPr>
-          <w:rFonts w:ascii="Times New Roman" w:hAnsi="Times New Roman" w:cs="Times New Roman"/>
-          <w:sz w:val="28"/>
-        </w:rPr>
-        <w:t>description</w:t>
-      </w:r>
-      <w:proofErr w:type="spellEnd"/>
-      <w:r>
-        <w:rPr>
-          <w:rFonts w:ascii="Times New Roman" w:hAnsi="Times New Roman" w:cs="Times New Roman"/>
-          <w:sz w:val="28"/>
-        </w:rPr>
-        <w:t> — описание</w:t>
-      </w:r>
-    </w:p>
-    <w:p>
-      <w:pPr>
-        <w:numPr>
-          <w:ilvl w:val="0"/>
-          <w:numId w:val="6"/>
-        </w:numPr>
-        <w:spacing w:after="0" w:line="360" w:lineRule="auto"/>
-        <w:jc w:val="both"/>
-        <w:rPr>
-          <w:rFonts w:ascii="Times New Roman" w:hAnsi="Times New Roman" w:cs="Times New Roman"/>
-          <w:sz w:val="28"/>
-        </w:rPr>
-      </w:pPr>
-      <w:proofErr w:type="spellStart"/>
-      <w:r>
-        <w:rPr>
-          <w:rFonts w:ascii="Times New Roman" w:hAnsi="Times New Roman" w:cs="Times New Roman"/>
-          <w:sz w:val="28"/>
-        </w:rPr>
-        <w:t>price</w:t>
-      </w:r>
-      <w:proofErr w:type="spellEnd"/>
-      <w:r>
-        <w:rPr>
-          <w:rFonts w:ascii="Times New Roman" w:hAnsi="Times New Roman" w:cs="Times New Roman"/>
-          <w:sz w:val="28"/>
-        </w:rPr>
-        <w:t> — цена</w:t>
-      </w:r>
-    </w:p>
-    <w:p>
-      <w:pPr>
-        <w:numPr>
-          <w:ilvl w:val="0"/>
-          <w:numId w:val="6"/>
-        </w:numPr>
-        <w:spacing w:after="0" w:line="360" w:lineRule="auto"/>
-        <w:jc w:val="both"/>
-        <w:rPr>
-          <w:rFonts w:ascii="Times New Roman" w:hAnsi="Times New Roman" w:cs="Times New Roman"/>
-          <w:sz w:val="28"/>
-        </w:rPr>
-      </w:pPr>
-      <w:proofErr w:type="spellStart"/>
-      <w:r>
-        <w:rPr>
-          <w:rFonts w:ascii="Times New Roman" w:hAnsi="Times New Roman" w:cs="Times New Roman"/>
-          <w:sz w:val="28"/>
-        </w:rPr>
-        <w:t>image</w:t>
-      </w:r>
-      <w:proofErr w:type="spellEnd"/>
-      <w:r>
-        <w:rPr>
-          <w:rFonts w:ascii="Times New Roman" w:hAnsi="Times New Roman" w:cs="Times New Roman"/>
-          <w:sz w:val="28"/>
-        </w:rPr>
-        <w:t> — изображение</w:t>
-      </w:r>
-    </w:p>
-    <w:p>
-      <w:pPr>
-        <w:numPr>
-          <w:ilvl w:val="0"/>
-          <w:numId w:val="6"/>
-        </w:numPr>
-        <w:spacing w:after="0" w:line="360" w:lineRule="auto"/>
-        <w:jc w:val="both"/>
-        <w:rPr>
-          <w:rFonts w:ascii="Times New Roman" w:hAnsi="Times New Roman" w:cs="Times New Roman"/>
-          <w:sz w:val="28"/>
-        </w:rPr>
-      </w:pPr>
-      <w:proofErr w:type="spellStart"/>
-      <w:r>
-        <w:rPr>
-          <w:rFonts w:ascii="Times New Roman" w:hAnsi="Times New Roman" w:cs="Times New Roman"/>
-          <w:sz w:val="28"/>
-        </w:rPr>
-        <w:t>available</w:t>
-      </w:r>
-      <w:proofErr w:type="spellEnd"/>
-      <w:r>
-        <w:rPr>
-          <w:rFonts w:ascii="Times New Roman" w:hAnsi="Times New Roman" w:cs="Times New Roman"/>
-          <w:sz w:val="28"/>
-        </w:rPr>
-        <w:t> — доступен ли к продаже</w:t>
-      </w:r>
-    </w:p>
-    <w:p>
-      <w:pPr>
-        <w:numPr>
-          <w:ilvl w:val="0"/>
-          <w:numId w:val="6"/>
-        </w:numPr>
-        <w:spacing w:after="0" w:line="360" w:lineRule="auto"/>
-        <w:jc w:val="both"/>
-        <w:rPr>
-          <w:rFonts w:ascii="Times New Roman" w:hAnsi="Times New Roman" w:cs="Times New Roman"/>
-          <w:sz w:val="28"/>
-        </w:rPr>
-      </w:pPr>
-      <w:proofErr w:type="spellStart"/>
-      <w:r>
-        <w:rPr>
-          <w:rFonts w:ascii="Times New Roman" w:hAnsi="Times New Roman" w:cs="Times New Roman"/>
-          <w:sz w:val="28"/>
-        </w:rPr>
-        <w:t>category</w:t>
-      </w:r>
-      <w:proofErr w:type="spellEnd"/>
-      <w:r>
-        <w:rPr>
-          <w:rFonts w:ascii="Times New Roman" w:hAnsi="Times New Roman" w:cs="Times New Roman"/>
-          <w:sz w:val="28"/>
-        </w:rPr>
-        <w:t> — категория</w:t>
-      </w:r>
-    </w:p>
-    <w:p>
-      <w:pPr>
-        <w:spacing w:after="0" w:line="360" w:lineRule="auto"/>
-        <w:jc w:val="both"/>
-        <w:rPr>
-          <w:rFonts w:ascii="Times New Roman" w:hAnsi="Times New Roman" w:cs="Times New Roman"/>
-          <w:b/>
-          <w:bCs/>
-          <w:sz w:val="28"/>
-        </w:rPr>
-      </w:pPr>
-      <w:r>
-        <w:rPr>
-          <w:rFonts w:ascii="Times New Roman" w:hAnsi="Times New Roman" w:cs="Times New Roman"/>
-          <w:b/>
-          <w:bCs/>
-          <w:sz w:val="28"/>
-        </w:rPr>
-        <w:t>Как добавить товар</w:t>
-      </w:r>
-    </w:p>
-    <w:p>
-      <w:pPr>
-        <w:numPr>
-          <w:ilvl w:val="0"/>
-          <w:numId w:val="7"/>
+        <w:t>Как опубликовать новость</w:t>
+      </w:r>
+    </w:p>
+    <w:p>
+      <w:pPr>
+        <w:numPr>
+          <w:ilvl w:val="0"/>
+          <w:numId w:val="16"/>
         </w:numPr>
         <w:spacing w:after="0" w:line="360" w:lineRule="auto"/>
         <w:jc w:val="both"/>
@@ -2817,7 +5496,7 @@
           <w:rFonts w:ascii="Times New Roman" w:hAnsi="Times New Roman" w:cs="Times New Roman"/>
           <w:sz w:val="28"/>
         </w:rPr>
-        <w:t>Products</w:t>
+        <w:t>News</w:t>
       </w:r>
       <w:proofErr w:type="spellEnd"/>
       <w:r>
@@ -2832,21 +5511,349 @@
       <w:pPr>
         <w:numPr>
           <w:ilvl w:val="0"/>
-          <w:numId w:val="7"/>
-        </w:numPr>
-        <w:spacing w:after="0" w:line="360" w:lineRule="auto"/>
-        <w:jc w:val="both"/>
-        <w:rPr>
-          <w:rFonts w:ascii="Times New Roman" w:hAnsi="Times New Roman" w:cs="Times New Roman"/>
-          <w:sz w:val="28"/>
-        </w:rPr>
-      </w:pPr>
-      <w:r>
-        <w:rPr>
-          <w:rFonts w:ascii="Times New Roman" w:hAnsi="Times New Roman" w:cs="Times New Roman"/>
-          <w:sz w:val="28"/>
-        </w:rPr>
-        <w:t>Нажмите </w:t>
+          <w:numId w:val="16"/>
+        </w:numPr>
+        <w:spacing w:after="0" w:line="360" w:lineRule="auto"/>
+        <w:jc w:val="both"/>
+        <w:rPr>
+          <w:rFonts w:ascii="Times New Roman" w:hAnsi="Times New Roman" w:cs="Times New Roman"/>
+          <w:sz w:val="28"/>
+        </w:rPr>
+      </w:pPr>
+      <w:r>
+        <w:rPr>
+          <w:rFonts w:ascii="Times New Roman" w:hAnsi="Times New Roman" w:cs="Times New Roman"/>
+          <w:sz w:val="28"/>
+        </w:rPr>
+        <w:t>Выберите запись.</w:t>
+      </w:r>
+    </w:p>
+    <w:p>
+      <w:pPr>
+        <w:numPr>
+          <w:ilvl w:val="0"/>
+          <w:numId w:val="16"/>
+        </w:numPr>
+        <w:spacing w:after="0" w:line="360" w:lineRule="auto"/>
+        <w:jc w:val="both"/>
+        <w:rPr>
+          <w:rFonts w:ascii="Times New Roman" w:hAnsi="Times New Roman" w:cs="Times New Roman"/>
+          <w:sz w:val="28"/>
+        </w:rPr>
+      </w:pPr>
+      <w:r>
+        <w:rPr>
+          <w:rFonts w:ascii="Times New Roman" w:hAnsi="Times New Roman" w:cs="Times New Roman"/>
+          <w:sz w:val="28"/>
+        </w:rPr>
+        <w:t xml:space="preserve">Используйте </w:t>
+      </w:r>
+      <w:proofErr w:type="gramStart"/>
+      <w:r>
+        <w:rPr>
+          <w:rFonts w:ascii="Times New Roman" w:hAnsi="Times New Roman" w:cs="Times New Roman"/>
+          <w:sz w:val="28"/>
+        </w:rPr>
+        <w:t>действие Опубликовать</w:t>
+      </w:r>
+      <w:proofErr w:type="gramEnd"/>
+      <w:r>
+        <w:rPr>
+          <w:rFonts w:ascii="Times New Roman" w:hAnsi="Times New Roman" w:cs="Times New Roman"/>
+          <w:sz w:val="28"/>
+        </w:rPr>
+        <w:t xml:space="preserve"> выбранные новости.</w:t>
+      </w:r>
+    </w:p>
+    <w:p>
+      <w:pPr>
+        <w:spacing w:after="0" w:line="360" w:lineRule="auto"/>
+        <w:jc w:val="both"/>
+        <w:rPr>
+          <w:rFonts w:ascii="Times New Roman" w:hAnsi="Times New Roman" w:cs="Times New Roman"/>
+          <w:sz w:val="28"/>
+        </w:rPr>
+      </w:pPr>
+      <w:r>
+        <w:rPr>
+          <w:rFonts w:ascii="Times New Roman" w:hAnsi="Times New Roman" w:cs="Times New Roman"/>
+          <w:sz w:val="28"/>
+        </w:rPr>
+        <w:t>Система выставит признак публикации и дату публикации.</w:t>
+      </w:r>
+    </w:p>
+    <w:p>
+      <w:pPr>
+        <w:spacing w:after="0" w:line="360" w:lineRule="auto"/>
+        <w:jc w:val="both"/>
+        <w:rPr>
+          <w:rFonts w:ascii="Times New Roman" w:hAnsi="Times New Roman" w:cs="Times New Roman"/>
+          <w:b/>
+          <w:bCs/>
+          <w:sz w:val="28"/>
+        </w:rPr>
+      </w:pPr>
+      <w:r>
+        <w:rPr>
+          <w:rFonts w:ascii="Times New Roman" w:hAnsi="Times New Roman" w:cs="Times New Roman"/>
+          <w:b/>
+          <w:bCs/>
+          <w:sz w:val="28"/>
+        </w:rPr>
+        <w:t>Как снять с публикации</w:t>
+      </w:r>
+    </w:p>
+    <w:p>
+      <w:pPr>
+        <w:numPr>
+          <w:ilvl w:val="0"/>
+          <w:numId w:val="17"/>
+        </w:numPr>
+        <w:spacing w:after="0" w:line="360" w:lineRule="auto"/>
+        <w:jc w:val="both"/>
+        <w:rPr>
+          <w:rFonts w:ascii="Times New Roman" w:hAnsi="Times New Roman" w:cs="Times New Roman"/>
+          <w:sz w:val="28"/>
+        </w:rPr>
+      </w:pPr>
+      <w:r>
+        <w:rPr>
+          <w:rFonts w:ascii="Times New Roman" w:hAnsi="Times New Roman" w:cs="Times New Roman"/>
+          <w:sz w:val="28"/>
+        </w:rPr>
+        <w:t>Отметьте новости.</w:t>
+      </w:r>
+    </w:p>
+    <w:p>
+      <w:pPr>
+        <w:numPr>
+          <w:ilvl w:val="0"/>
+          <w:numId w:val="17"/>
+        </w:numPr>
+        <w:spacing w:after="0" w:line="360" w:lineRule="auto"/>
+        <w:jc w:val="both"/>
+        <w:rPr>
+          <w:rFonts w:ascii="Times New Roman" w:hAnsi="Times New Roman" w:cs="Times New Roman"/>
+          <w:sz w:val="28"/>
+        </w:rPr>
+      </w:pPr>
+      <w:r>
+        <w:rPr>
+          <w:rFonts w:ascii="Times New Roman" w:hAnsi="Times New Roman" w:cs="Times New Roman"/>
+          <w:sz w:val="28"/>
+        </w:rPr>
+        <w:t xml:space="preserve">Выберите </w:t>
+      </w:r>
+      <w:proofErr w:type="gramStart"/>
+      <w:r>
+        <w:rPr>
+          <w:rFonts w:ascii="Times New Roman" w:hAnsi="Times New Roman" w:cs="Times New Roman"/>
+          <w:sz w:val="28"/>
+        </w:rPr>
+        <w:t>действие Снять</w:t>
+      </w:r>
+      <w:proofErr w:type="gramEnd"/>
+      <w:r>
+        <w:rPr>
+          <w:rFonts w:ascii="Times New Roman" w:hAnsi="Times New Roman" w:cs="Times New Roman"/>
+          <w:sz w:val="28"/>
+        </w:rPr>
+        <w:t xml:space="preserve"> с публикации выбранные новости.</w:t>
+      </w:r>
+    </w:p>
+    <w:p>
+      <w:pPr>
+        <w:numPr>
+          <w:ilvl w:val="0"/>
+          <w:numId w:val="17"/>
+        </w:numPr>
+        <w:spacing w:after="0" w:line="360" w:lineRule="auto"/>
+        <w:jc w:val="both"/>
+        <w:rPr>
+          <w:rFonts w:ascii="Times New Roman" w:hAnsi="Times New Roman" w:cs="Times New Roman"/>
+          <w:sz w:val="28"/>
+        </w:rPr>
+      </w:pPr>
+      <w:r>
+        <w:rPr>
+          <w:rFonts w:ascii="Times New Roman" w:hAnsi="Times New Roman" w:cs="Times New Roman"/>
+          <w:sz w:val="28"/>
+        </w:rPr>
+        <w:t>Примените действие.</w:t>
+      </w:r>
+    </w:p>
+    <w:p>
+      <w:pPr>
+        <w:spacing w:after="0" w:line="360" w:lineRule="auto"/>
+        <w:jc w:val="both"/>
+        <w:rPr>
+          <w:rFonts w:ascii="Times New Roman" w:hAnsi="Times New Roman" w:cs="Times New Roman"/>
+          <w:sz w:val="28"/>
+        </w:rPr>
+      </w:pPr>
+      <w:r>
+        <w:rPr>
+          <w:rFonts w:ascii="Times New Roman" w:hAnsi="Times New Roman" w:cs="Times New Roman"/>
+          <w:noProof/>
+          <w:sz w:val="28"/>
+        </w:rPr>
+        <w:drawing>
+          <wp:inline distT="0" distB="0" distL="0" distR="0" wp14:anchorId="7EE35ED9" wp14:editId="08F182FA">
+            <wp:extent cx="3564000" cy="2955600"/>
+            <wp:effectExtent l="0" t="0" r="0" b="0"/>
+            <wp:docPr id="20" name="Рисунок 20"/>
+            <wp:cNvGraphicFramePr>
+              <a:graphicFrameLocks xmlns:a="http://schemas.openxmlformats.org/drawingml/2006/main" noChangeAspect="1"/>
+            </wp:cNvGraphicFramePr>
+            <a:graphic xmlns:a="http://schemas.openxmlformats.org/drawingml/2006/main">
+              <a:graphicData uri="http://schemas.openxmlformats.org/drawingml/2006/picture">
+                <pic:pic xmlns:pic="http://schemas.openxmlformats.org/drawingml/2006/picture">
+                  <pic:nvPicPr>
+                    <pic:cNvPr id="1" name=""/>
+                    <pic:cNvPicPr/>
+                  </pic:nvPicPr>
+                  <pic:blipFill>
+                    <a:blip r:embed="rId21"/>
+                    <a:stretch>
+                      <a:fillRect/>
+                    </a:stretch>
+                  </pic:blipFill>
+                  <pic:spPr>
+                    <a:xfrm>
+                      <a:off x="0" y="0"/>
+                      <a:ext cx="3564000" cy="2955600"/>
+                    </a:xfrm>
+                    <a:prstGeom prst="rect">
+                      <a:avLst/>
+                    </a:prstGeom>
+                  </pic:spPr>
+                </pic:pic>
+              </a:graphicData>
+            </a:graphic>
+          </wp:inline>
+        </w:drawing>
+      </w:r>
+    </w:p>
+    <w:p>
+      <w:pPr>
+        <w:spacing w:after="0" w:line="360" w:lineRule="auto"/>
+        <w:jc w:val="both"/>
+        <w:rPr>
+          <w:rFonts w:ascii="Times New Roman" w:hAnsi="Times New Roman" w:cs="Times New Roman"/>
+          <w:b/>
+          <w:bCs/>
+          <w:sz w:val="28"/>
+        </w:rPr>
+      </w:pPr>
+      <w:r>
+        <w:rPr>
+          <w:rFonts w:ascii="Times New Roman" w:hAnsi="Times New Roman" w:cs="Times New Roman"/>
+          <w:b/>
+          <w:bCs/>
+          <w:sz w:val="28"/>
+        </w:rPr>
+        <w:t>9. Поиск, фильтры и массовые операции</w:t>
+      </w:r>
+    </w:p>
+    <w:p>
+      <w:pPr>
+        <w:spacing w:after="0" w:line="360" w:lineRule="auto"/>
+        <w:jc w:val="both"/>
+        <w:rPr>
+          <w:rFonts w:ascii="Times New Roman" w:hAnsi="Times New Roman" w:cs="Times New Roman"/>
+          <w:sz w:val="28"/>
+        </w:rPr>
+      </w:pPr>
+      <w:r>
+        <w:rPr>
+          <w:rFonts w:ascii="Times New Roman" w:hAnsi="Times New Roman" w:cs="Times New Roman"/>
+          <w:sz w:val="28"/>
+        </w:rPr>
+        <w:t>В большинстве разделов доступны:</w:t>
+      </w:r>
+    </w:p>
+    <w:p>
+      <w:pPr>
+        <w:numPr>
+          <w:ilvl w:val="0"/>
+          <w:numId w:val="18"/>
+        </w:numPr>
+        <w:spacing w:after="0" w:line="360" w:lineRule="auto"/>
+        <w:jc w:val="both"/>
+        <w:rPr>
+          <w:rFonts w:ascii="Times New Roman" w:hAnsi="Times New Roman" w:cs="Times New Roman"/>
+          <w:sz w:val="28"/>
+        </w:rPr>
+      </w:pPr>
+      <w:r>
+        <w:rPr>
+          <w:rFonts w:ascii="Times New Roman" w:hAnsi="Times New Roman" w:cs="Times New Roman"/>
+          <w:sz w:val="28"/>
+        </w:rPr>
+        <w:t>строка поиска (по ключевым полям)</w:t>
+      </w:r>
+    </w:p>
+    <w:p>
+      <w:pPr>
+        <w:numPr>
+          <w:ilvl w:val="0"/>
+          <w:numId w:val="18"/>
+        </w:numPr>
+        <w:spacing w:after="0" w:line="360" w:lineRule="auto"/>
+        <w:jc w:val="both"/>
+        <w:rPr>
+          <w:rFonts w:ascii="Times New Roman" w:hAnsi="Times New Roman" w:cs="Times New Roman"/>
+          <w:sz w:val="28"/>
+        </w:rPr>
+      </w:pPr>
+      <w:r>
+        <w:rPr>
+          <w:rFonts w:ascii="Times New Roman" w:hAnsi="Times New Roman" w:cs="Times New Roman"/>
+          <w:sz w:val="28"/>
+        </w:rPr>
+        <w:t>фильтры справа</w:t>
+      </w:r>
+    </w:p>
+    <w:p>
+      <w:pPr>
+        <w:numPr>
+          <w:ilvl w:val="0"/>
+          <w:numId w:val="18"/>
+        </w:numPr>
+        <w:spacing w:after="0" w:line="360" w:lineRule="auto"/>
+        <w:jc w:val="both"/>
+        <w:rPr>
+          <w:rFonts w:ascii="Times New Roman" w:hAnsi="Times New Roman" w:cs="Times New Roman"/>
+          <w:sz w:val="28"/>
+        </w:rPr>
+      </w:pPr>
+      <w:r>
+        <w:rPr>
+          <w:rFonts w:ascii="Times New Roman" w:hAnsi="Times New Roman" w:cs="Times New Roman"/>
+          <w:sz w:val="28"/>
+        </w:rPr>
+        <w:t>отметка нескольких записей</w:t>
+      </w:r>
+    </w:p>
+    <w:p>
+      <w:pPr>
+        <w:numPr>
+          <w:ilvl w:val="0"/>
+          <w:numId w:val="18"/>
+        </w:numPr>
+        <w:spacing w:after="0" w:line="360" w:lineRule="auto"/>
+        <w:jc w:val="both"/>
+        <w:rPr>
+          <w:rFonts w:ascii="Times New Roman" w:hAnsi="Times New Roman" w:cs="Times New Roman"/>
+          <w:sz w:val="28"/>
+        </w:rPr>
+      </w:pPr>
+      <w:r>
+        <w:rPr>
+          <w:rFonts w:ascii="Times New Roman" w:hAnsi="Times New Roman" w:cs="Times New Roman"/>
+          <w:sz w:val="28"/>
+        </w:rPr>
+        <w:t>массовые действия через выпадающий список </w:t>
       </w:r>
       <w:proofErr w:type="spellStart"/>
       <w:r>
@@ -2854,89 +5861,25 @@
           <w:rFonts w:ascii="Times New Roman" w:hAnsi="Times New Roman" w:cs="Times New Roman"/>
           <w:sz w:val="28"/>
         </w:rPr>
-        <w:t>Add</w:t>
+        <w:t>Action</w:t>
       </w:r>
       <w:proofErr w:type="spellEnd"/>
-      <w:r>
-        <w:rPr>
-          <w:rFonts w:ascii="Times New Roman" w:hAnsi="Times New Roman" w:cs="Times New Roman"/>
-          <w:sz w:val="28"/>
-        </w:rPr>
-        <w:t xml:space="preserve"> </w:t>
-      </w:r>
-      <w:proofErr w:type="spellStart"/>
-      <w:r>
-        <w:rPr>
-          <w:rFonts w:ascii="Times New Roman" w:hAnsi="Times New Roman" w:cs="Times New Roman"/>
-          <w:sz w:val="28"/>
-        </w:rPr>
-        <w:t>Product</w:t>
-      </w:r>
-      <w:proofErr w:type="spellEnd"/>
-      <w:r>
-        <w:rPr>
-          <w:rFonts w:ascii="Times New Roman" w:hAnsi="Times New Roman" w:cs="Times New Roman"/>
-          <w:sz w:val="28"/>
-        </w:rPr>
-        <w:t>.</w:t>
-      </w:r>
-    </w:p>
-    <w:p>
-      <w:pPr>
-        <w:numPr>
-          <w:ilvl w:val="0"/>
-          <w:numId w:val="7"/>
-        </w:numPr>
-        <w:spacing w:after="0" w:line="360" w:lineRule="auto"/>
-        <w:jc w:val="both"/>
-        <w:rPr>
-          <w:rFonts w:ascii="Times New Roman" w:hAnsi="Times New Roman" w:cs="Times New Roman"/>
-          <w:sz w:val="28"/>
-        </w:rPr>
-      </w:pPr>
-      <w:r>
-        <w:rPr>
-          <w:rFonts w:ascii="Times New Roman" w:hAnsi="Times New Roman" w:cs="Times New Roman"/>
-          <w:sz w:val="28"/>
-        </w:rPr>
-        <w:t>Заполните поля карточки.</w:t>
-      </w:r>
-    </w:p>
-    <w:p>
-      <w:pPr>
-        <w:numPr>
-          <w:ilvl w:val="0"/>
-          <w:numId w:val="7"/>
-        </w:numPr>
-        <w:spacing w:after="0" w:line="360" w:lineRule="auto"/>
-        <w:jc w:val="both"/>
-        <w:rPr>
-          <w:rFonts w:ascii="Times New Roman" w:hAnsi="Times New Roman" w:cs="Times New Roman"/>
-          <w:sz w:val="28"/>
-        </w:rPr>
-      </w:pPr>
-      <w:r>
-        <w:rPr>
-          <w:rFonts w:ascii="Times New Roman" w:hAnsi="Times New Roman" w:cs="Times New Roman"/>
-          <w:sz w:val="28"/>
-        </w:rPr>
-        <w:t>Нажмите </w:t>
-      </w:r>
-      <w:proofErr w:type="spellStart"/>
-      <w:r>
-        <w:rPr>
-          <w:rFonts w:ascii="Times New Roman" w:hAnsi="Times New Roman" w:cs="Times New Roman"/>
-          <w:sz w:val="28"/>
-        </w:rPr>
-        <w:t>Save</w:t>
-      </w:r>
-      <w:proofErr w:type="spellEnd"/>
-      <w:r>
-        <w:rPr>
-          <w:rFonts w:ascii="Times New Roman" w:hAnsi="Times New Roman" w:cs="Times New Roman"/>
-          <w:sz w:val="28"/>
-        </w:rPr>
-        <w:t>.</w:t>
+    </w:p>
+    <w:p>
+      <w:pPr>
+        <w:spacing w:after="0" w:line="360" w:lineRule="auto"/>
+        <w:jc w:val="both"/>
+        <w:rPr>
+          <w:rFonts w:ascii="Times New Roman" w:hAnsi="Times New Roman" w:cs="Times New Roman"/>
+          <w:sz w:val="28"/>
+        </w:rPr>
+      </w:pPr>
+      <w:r>
+        <w:rPr>
+          <w:rFonts w:ascii="Times New Roman" w:hAnsi="Times New Roman" w:cs="Times New Roman"/>
+          <w:sz w:val="28"/>
+        </w:rPr>
+        <w:t>Это основной способ ускорить ежедневную работу администратора.</w:t>
       </w:r>
     </w:p>
     <w:p>
@@ -2957,673 +5900,56 @@
           <w:bCs/>
           <w:sz w:val="28"/>
         </w:rPr>
-        <w:t>Как редактировать товар</w:t>
-      </w:r>
-    </w:p>
-    <w:p>
-      <w:pPr>
-        <w:numPr>
-          <w:ilvl w:val="0"/>
-          <w:numId w:val="8"/>
-        </w:numPr>
-        <w:spacing w:after="0" w:line="360" w:lineRule="auto"/>
-        <w:jc w:val="both"/>
-        <w:rPr>
-          <w:rFonts w:ascii="Times New Roman" w:hAnsi="Times New Roman" w:cs="Times New Roman"/>
-          <w:sz w:val="28"/>
-        </w:rPr>
-      </w:pPr>
-      <w:r>
-        <w:rPr>
-          <w:rFonts w:ascii="Times New Roman" w:hAnsi="Times New Roman" w:cs="Times New Roman"/>
-          <w:sz w:val="28"/>
-        </w:rPr>
-        <w:t>Откройте </w:t>
-      </w:r>
-      <w:proofErr w:type="spellStart"/>
-      <w:r>
-        <w:rPr>
-          <w:rFonts w:ascii="Times New Roman" w:hAnsi="Times New Roman" w:cs="Times New Roman"/>
-          <w:sz w:val="28"/>
-        </w:rPr>
-        <w:t>Products</w:t>
-      </w:r>
-      <w:proofErr w:type="spellEnd"/>
-      <w:r>
-        <w:rPr>
-          <w:rFonts w:ascii="Times New Roman" w:hAnsi="Times New Roman" w:cs="Times New Roman"/>
-          <w:sz w:val="28"/>
-        </w:rPr>
-        <w:t>.</w:t>
-      </w:r>
-    </w:p>
-    <w:p>
-      <w:pPr>
-        <w:numPr>
-          <w:ilvl w:val="0"/>
-          <w:numId w:val="8"/>
-        </w:numPr>
-        <w:spacing w:after="0" w:line="360" w:lineRule="auto"/>
-        <w:jc w:val="both"/>
-        <w:rPr>
-          <w:rFonts w:ascii="Times New Roman" w:hAnsi="Times New Roman" w:cs="Times New Roman"/>
-          <w:sz w:val="28"/>
-        </w:rPr>
-      </w:pPr>
-      <w:r>
-        <w:rPr>
-          <w:rFonts w:ascii="Times New Roman" w:hAnsi="Times New Roman" w:cs="Times New Roman"/>
-          <w:sz w:val="28"/>
-        </w:rPr>
-        <w:t>Найдите товар через поиск или фильтр.</w:t>
-      </w:r>
-    </w:p>
-    <w:p>
-      <w:pPr>
-        <w:numPr>
-          <w:ilvl w:val="0"/>
-          <w:numId w:val="8"/>
-        </w:numPr>
-        <w:spacing w:after="0" w:line="360" w:lineRule="auto"/>
-        <w:jc w:val="both"/>
-        <w:rPr>
-          <w:rFonts w:ascii="Times New Roman" w:hAnsi="Times New Roman" w:cs="Times New Roman"/>
-          <w:sz w:val="28"/>
-        </w:rPr>
-      </w:pPr>
-      <w:r>
-        <w:rPr>
-          <w:rFonts w:ascii="Times New Roman" w:hAnsi="Times New Roman" w:cs="Times New Roman"/>
-          <w:sz w:val="28"/>
-        </w:rPr>
-        <w:t>Откройте карточку товара.</w:t>
-      </w:r>
-    </w:p>
-    <w:p>
-      <w:pPr>
-        <w:numPr>
-          <w:ilvl w:val="0"/>
-          <w:numId w:val="8"/>
-        </w:numPr>
-        <w:spacing w:after="0" w:line="360" w:lineRule="auto"/>
-        <w:jc w:val="both"/>
-        <w:rPr>
-          <w:rFonts w:ascii="Times New Roman" w:hAnsi="Times New Roman" w:cs="Times New Roman"/>
-          <w:sz w:val="28"/>
-        </w:rPr>
-      </w:pPr>
-      <w:r>
-        <w:rPr>
-          <w:rFonts w:ascii="Times New Roman" w:hAnsi="Times New Roman" w:cs="Times New Roman"/>
-          <w:sz w:val="28"/>
-        </w:rPr>
-        <w:t>Измените данные и нажмите </w:t>
-      </w:r>
-      <w:proofErr w:type="spellStart"/>
-      <w:r>
-        <w:rPr>
-          <w:rFonts w:ascii="Times New Roman" w:hAnsi="Times New Roman" w:cs="Times New Roman"/>
-          <w:sz w:val="28"/>
-        </w:rPr>
-        <w:t>Save</w:t>
-      </w:r>
-      <w:proofErr w:type="spellEnd"/>
-      <w:r>
-        <w:rPr>
-          <w:rFonts w:ascii="Times New Roman" w:hAnsi="Times New Roman" w:cs="Times New Roman"/>
-          <w:sz w:val="28"/>
-        </w:rPr>
-        <w:t>.</w:t>
-      </w:r>
-    </w:p>
-    <w:p>
-      <w:pPr>
-        <w:spacing w:after="0" w:line="360" w:lineRule="auto"/>
-        <w:jc w:val="both"/>
-        <w:rPr>
-          <w:rFonts w:ascii="Times New Roman" w:hAnsi="Times New Roman" w:cs="Times New Roman"/>
-          <w:b/>
-          <w:bCs/>
-          <w:sz w:val="28"/>
-        </w:rPr>
-      </w:pPr>
-      <w:r>
-        <w:rPr>
-          <w:rFonts w:ascii="Times New Roman" w:hAnsi="Times New Roman" w:cs="Times New Roman"/>
-          <w:b/>
-          <w:bCs/>
-          <w:sz w:val="28"/>
-        </w:rPr>
-        <w:t>Как скрыть товар без удаления</w:t>
-      </w:r>
-    </w:p>
-    <w:p>
-      <w:pPr>
-        <w:numPr>
-          <w:ilvl w:val="0"/>
-          <w:numId w:val="9"/>
-        </w:numPr>
-        <w:spacing w:after="0" w:line="360" w:lineRule="auto"/>
-        <w:jc w:val="both"/>
-        <w:rPr>
-          <w:rFonts w:ascii="Times New Roman" w:hAnsi="Times New Roman" w:cs="Times New Roman"/>
-          <w:sz w:val="28"/>
-        </w:rPr>
-      </w:pPr>
-      <w:r>
-        <w:rPr>
-          <w:rFonts w:ascii="Times New Roman" w:hAnsi="Times New Roman" w:cs="Times New Roman"/>
-          <w:sz w:val="28"/>
-        </w:rPr>
-        <w:t>Откройте карточку товара.</w:t>
-      </w:r>
-    </w:p>
-    <w:p>
-      <w:pPr>
-        <w:numPr>
-          <w:ilvl w:val="0"/>
-          <w:numId w:val="9"/>
-        </w:numPr>
-        <w:spacing w:after="0" w:line="360" w:lineRule="auto"/>
-        <w:jc w:val="both"/>
-        <w:rPr>
-          <w:rFonts w:ascii="Times New Roman" w:hAnsi="Times New Roman" w:cs="Times New Roman"/>
-          <w:sz w:val="28"/>
-        </w:rPr>
-      </w:pPr>
-      <w:r>
-        <w:rPr>
-          <w:rFonts w:ascii="Times New Roman" w:hAnsi="Times New Roman" w:cs="Times New Roman"/>
-          <w:sz w:val="28"/>
-        </w:rPr>
-        <w:t>Снимите флаг </w:t>
-      </w:r>
-      <w:proofErr w:type="spellStart"/>
-      <w:r>
-        <w:rPr>
-          <w:rFonts w:ascii="Times New Roman" w:hAnsi="Times New Roman" w:cs="Times New Roman"/>
-          <w:sz w:val="28"/>
-        </w:rPr>
-        <w:t>available</w:t>
-      </w:r>
-      <w:proofErr w:type="spellEnd"/>
-      <w:r>
-        <w:rPr>
-          <w:rFonts w:ascii="Times New Roman" w:hAnsi="Times New Roman" w:cs="Times New Roman"/>
-          <w:sz w:val="28"/>
-        </w:rPr>
-        <w:t>.</w:t>
-      </w:r>
-    </w:p>
-    <w:p>
-      <w:pPr>
-        <w:numPr>
-          <w:ilvl w:val="0"/>
-          <w:numId w:val="9"/>
-        </w:numPr>
-        <w:spacing w:after="0" w:line="360" w:lineRule="auto"/>
-        <w:jc w:val="both"/>
-        <w:rPr>
-          <w:rFonts w:ascii="Times New Roman" w:hAnsi="Times New Roman" w:cs="Times New Roman"/>
-          <w:sz w:val="28"/>
-        </w:rPr>
-      </w:pPr>
-      <w:r>
-        <w:rPr>
-          <w:rFonts w:ascii="Times New Roman" w:hAnsi="Times New Roman" w:cs="Times New Roman"/>
-          <w:sz w:val="28"/>
-        </w:rPr>
-        <w:t>Нажмите </w:t>
-      </w:r>
-      <w:proofErr w:type="spellStart"/>
-      <w:r>
-        <w:rPr>
-          <w:rFonts w:ascii="Times New Roman" w:hAnsi="Times New Roman" w:cs="Times New Roman"/>
-          <w:sz w:val="28"/>
-        </w:rPr>
-        <w:t>Save</w:t>
-      </w:r>
-      <w:proofErr w:type="spellEnd"/>
-      <w:r>
-        <w:rPr>
-          <w:rFonts w:ascii="Times New Roman" w:hAnsi="Times New Roman" w:cs="Times New Roman"/>
-          <w:sz w:val="28"/>
-        </w:rPr>
-        <w:t>.</w:t>
-      </w:r>
-    </w:p>
-    <w:p>
-      <w:pPr>
-        <w:spacing w:after="0" w:line="360" w:lineRule="auto"/>
-        <w:jc w:val="both"/>
-        <w:rPr>
-          <w:rFonts w:ascii="Times New Roman" w:hAnsi="Times New Roman" w:cs="Times New Roman"/>
-          <w:sz w:val="28"/>
-        </w:rPr>
-      </w:pPr>
-      <w:r>
-        <w:rPr>
-          <w:rFonts w:ascii="Times New Roman" w:hAnsi="Times New Roman" w:cs="Times New Roman"/>
-          <w:sz w:val="28"/>
-        </w:rPr>
-        <w:t>Это безопаснее, чем удаление: ссылки и история заказов остаются корректными.</w:t>
-      </w:r>
-    </w:p>
-    <w:p>
-      <w:pPr>
-        <w:spacing w:after="0" w:line="360" w:lineRule="auto"/>
-        <w:jc w:val="both"/>
-        <w:rPr>
-          <w:rFonts w:ascii="Times New Roman" w:hAnsi="Times New Roman" w:cs="Times New Roman"/>
-          <w:b/>
-          <w:bCs/>
-          <w:sz w:val="28"/>
-        </w:rPr>
-      </w:pPr>
-      <w:r>
-        <w:rPr>
-          <w:rFonts w:ascii="Times New Roman" w:hAnsi="Times New Roman" w:cs="Times New Roman"/>
-          <w:b/>
-          <w:bCs/>
-          <w:sz w:val="28"/>
-        </w:rPr>
-        <w:t>5. Работа с категориями (</w:t>
-      </w:r>
-      <w:proofErr w:type="spellStart"/>
-      <w:r>
-        <w:rPr>
-          <w:rFonts w:ascii="Times New Roman" w:hAnsi="Times New Roman" w:cs="Times New Roman"/>
-          <w:b/>
-          <w:bCs/>
-          <w:sz w:val="28"/>
-        </w:rPr>
-        <w:t>Categories</w:t>
-      </w:r>
-      <w:proofErr w:type="spellEnd"/>
-      <w:r>
-        <w:rPr>
-          <w:rFonts w:ascii="Times New Roman" w:hAnsi="Times New Roman" w:cs="Times New Roman"/>
-          <w:b/>
-          <w:bCs/>
-          <w:sz w:val="28"/>
-        </w:rPr>
-        <w:t>)</w:t>
-      </w:r>
-    </w:p>
-    <w:p>
-      <w:pPr>
-        <w:spacing w:after="0" w:line="360" w:lineRule="auto"/>
-        <w:jc w:val="both"/>
-        <w:rPr>
-          <w:rFonts w:ascii="Times New Roman" w:hAnsi="Times New Roman" w:cs="Times New Roman"/>
-          <w:b/>
-          <w:bCs/>
-          <w:sz w:val="28"/>
-        </w:rPr>
-      </w:pPr>
-      <w:r>
-        <w:rPr>
-          <w:rFonts w:ascii="Times New Roman" w:hAnsi="Times New Roman" w:cs="Times New Roman"/>
-          <w:b/>
-          <w:bCs/>
-          <w:sz w:val="28"/>
-        </w:rPr>
-        <w:t>Как добавить категорию</w:t>
-      </w:r>
-    </w:p>
-    <w:p>
-      <w:pPr>
-        <w:numPr>
-          <w:ilvl w:val="0"/>
-          <w:numId w:val="10"/>
-        </w:numPr>
-        <w:spacing w:after="0" w:line="360" w:lineRule="auto"/>
-        <w:jc w:val="both"/>
-        <w:rPr>
-          <w:rFonts w:ascii="Times New Roman" w:hAnsi="Times New Roman" w:cs="Times New Roman"/>
-          <w:sz w:val="28"/>
-        </w:rPr>
-      </w:pPr>
-      <w:r>
-        <w:rPr>
-          <w:rFonts w:ascii="Times New Roman" w:hAnsi="Times New Roman" w:cs="Times New Roman"/>
-          <w:sz w:val="28"/>
-        </w:rPr>
-        <w:t>Откройте </w:t>
-      </w:r>
-      <w:proofErr w:type="spellStart"/>
-      <w:r>
-        <w:rPr>
-          <w:rFonts w:ascii="Times New Roman" w:hAnsi="Times New Roman" w:cs="Times New Roman"/>
-          <w:sz w:val="28"/>
-        </w:rPr>
-        <w:t>Categories</w:t>
-      </w:r>
-      <w:proofErr w:type="spellEnd"/>
-      <w:r>
-        <w:rPr>
-          <w:rFonts w:ascii="Times New Roman" w:hAnsi="Times New Roman" w:cs="Times New Roman"/>
-          <w:sz w:val="28"/>
-        </w:rPr>
-        <w:t>.</w:t>
-      </w:r>
-    </w:p>
-    <w:p>
-      <w:pPr>
-        <w:numPr>
-          <w:ilvl w:val="0"/>
-          <w:numId w:val="10"/>
-        </w:numPr>
-        <w:spacing w:after="0" w:line="360" w:lineRule="auto"/>
-        <w:jc w:val="both"/>
-        <w:rPr>
-          <w:rFonts w:ascii="Times New Roman" w:hAnsi="Times New Roman" w:cs="Times New Roman"/>
-          <w:sz w:val="28"/>
-        </w:rPr>
-      </w:pPr>
-      <w:r>
-        <w:rPr>
-          <w:rFonts w:ascii="Times New Roman" w:hAnsi="Times New Roman" w:cs="Times New Roman"/>
-          <w:sz w:val="28"/>
-        </w:rPr>
-        <w:t>Нажмите </w:t>
-      </w:r>
-      <w:proofErr w:type="spellStart"/>
-      <w:r>
-        <w:rPr>
-          <w:rFonts w:ascii="Times New Roman" w:hAnsi="Times New Roman" w:cs="Times New Roman"/>
-          <w:sz w:val="28"/>
-        </w:rPr>
-        <w:t>Add</w:t>
-      </w:r>
-      <w:proofErr w:type="spellEnd"/>
-      <w:r>
-        <w:rPr>
-          <w:rFonts w:ascii="Times New Roman" w:hAnsi="Times New Roman" w:cs="Times New Roman"/>
-          <w:sz w:val="28"/>
-        </w:rPr>
-        <w:t xml:space="preserve"> </w:t>
-      </w:r>
-      <w:proofErr w:type="spellStart"/>
-      <w:r>
-        <w:rPr>
-          <w:rFonts w:ascii="Times New Roman" w:hAnsi="Times New Roman" w:cs="Times New Roman"/>
-          <w:sz w:val="28"/>
-        </w:rPr>
-        <w:t>Category</w:t>
-      </w:r>
-      <w:proofErr w:type="spellEnd"/>
-      <w:r>
-        <w:rPr>
-          <w:rFonts w:ascii="Times New Roman" w:hAnsi="Times New Roman" w:cs="Times New Roman"/>
-          <w:sz w:val="28"/>
-        </w:rPr>
-        <w:t>.</w:t>
-      </w:r>
-    </w:p>
-    <w:p>
-      <w:pPr>
-        <w:numPr>
-          <w:ilvl w:val="0"/>
-          <w:numId w:val="10"/>
-        </w:numPr>
-        <w:spacing w:after="0" w:line="360" w:lineRule="auto"/>
-        <w:jc w:val="both"/>
-        <w:rPr>
-          <w:rFonts w:ascii="Times New Roman" w:hAnsi="Times New Roman" w:cs="Times New Roman"/>
-          <w:sz w:val="28"/>
-        </w:rPr>
-      </w:pPr>
-      <w:r>
-        <w:rPr>
-          <w:rFonts w:ascii="Times New Roman" w:hAnsi="Times New Roman" w:cs="Times New Roman"/>
-          <w:sz w:val="28"/>
-        </w:rPr>
-        <w:t>Заполните название.</w:t>
-      </w:r>
-    </w:p>
-    <w:p>
-      <w:pPr>
-        <w:numPr>
-          <w:ilvl w:val="0"/>
-          <w:numId w:val="10"/>
-        </w:numPr>
-        <w:spacing w:after="0" w:line="360" w:lineRule="auto"/>
-        <w:jc w:val="both"/>
-        <w:rPr>
-          <w:rFonts w:ascii="Times New Roman" w:hAnsi="Times New Roman" w:cs="Times New Roman"/>
-          <w:sz w:val="28"/>
-        </w:rPr>
-      </w:pPr>
-      <w:r>
-        <w:rPr>
-          <w:rFonts w:ascii="Times New Roman" w:hAnsi="Times New Roman" w:cs="Times New Roman"/>
-          <w:sz w:val="28"/>
-        </w:rPr>
-        <w:t>Нажмите </w:t>
-      </w:r>
-      <w:proofErr w:type="spellStart"/>
-      <w:r>
-        <w:rPr>
-          <w:rFonts w:ascii="Times New Roman" w:hAnsi="Times New Roman" w:cs="Times New Roman"/>
-          <w:sz w:val="28"/>
-        </w:rPr>
-        <w:t>Save</w:t>
-      </w:r>
-      <w:proofErr w:type="spellEnd"/>
-      <w:r>
-        <w:rPr>
-          <w:rFonts w:ascii="Times New Roman" w:hAnsi="Times New Roman" w:cs="Times New Roman"/>
-          <w:sz w:val="28"/>
-        </w:rPr>
-        <w:t>.</w:t>
-      </w:r>
-    </w:p>
-    <w:p>
-      <w:pPr>
-        <w:spacing w:after="0" w:line="360" w:lineRule="auto"/>
-        <w:jc w:val="both"/>
-        <w:rPr>
-          <w:rFonts w:ascii="Times New Roman" w:hAnsi="Times New Roman" w:cs="Times New Roman"/>
-          <w:b/>
-          <w:bCs/>
-          <w:sz w:val="28"/>
-        </w:rPr>
-      </w:pPr>
-      <w:r>
-        <w:rPr>
-          <w:rFonts w:ascii="Times New Roman" w:hAnsi="Times New Roman" w:cs="Times New Roman"/>
-          <w:b/>
-          <w:bCs/>
-          <w:sz w:val="28"/>
-        </w:rPr>
-        <w:t>Рекомендация</w:t>
-      </w:r>
-    </w:p>
-    <w:p>
-      <w:pPr>
-        <w:spacing w:after="0" w:line="360" w:lineRule="auto"/>
-        <w:jc w:val="both"/>
-        <w:rPr>
-          <w:rFonts w:ascii="Times New Roman" w:hAnsi="Times New Roman" w:cs="Times New Roman"/>
-          <w:sz w:val="28"/>
-        </w:rPr>
-      </w:pPr>
-      <w:r>
-        <w:rPr>
-          <w:rFonts w:ascii="Times New Roman" w:hAnsi="Times New Roman" w:cs="Times New Roman"/>
-          <w:sz w:val="28"/>
-        </w:rPr>
-        <w:t>Перед массовым добавлением товаров сначала создайте структуру категорий, затем распределяйте товары по ним.</w:t>
-      </w:r>
-    </w:p>
-    <w:p>
-      <w:pPr>
-        <w:spacing w:after="0" w:line="360" w:lineRule="auto"/>
-        <w:jc w:val="both"/>
-        <w:rPr>
-          <w:rFonts w:ascii="Times New Roman" w:hAnsi="Times New Roman" w:cs="Times New Roman"/>
-          <w:b/>
-          <w:bCs/>
-          <w:sz w:val="28"/>
-        </w:rPr>
-      </w:pPr>
-      <w:r>
-        <w:rPr>
-          <w:rFonts w:ascii="Times New Roman" w:hAnsi="Times New Roman" w:cs="Times New Roman"/>
-          <w:b/>
-          <w:bCs/>
-          <w:sz w:val="28"/>
-        </w:rPr>
-        <w:t>6. Работа с заказами (</w:t>
-      </w:r>
-      <w:proofErr w:type="spellStart"/>
-      <w:r>
-        <w:rPr>
-          <w:rFonts w:ascii="Times New Roman" w:hAnsi="Times New Roman" w:cs="Times New Roman"/>
-          <w:b/>
-          <w:bCs/>
-          <w:sz w:val="28"/>
-        </w:rPr>
-        <w:t>Orders</w:t>
-      </w:r>
-      <w:proofErr w:type="spellEnd"/>
-      <w:r>
-        <w:rPr>
-          <w:rFonts w:ascii="Times New Roman" w:hAnsi="Times New Roman" w:cs="Times New Roman"/>
-          <w:b/>
-          <w:bCs/>
-          <w:sz w:val="28"/>
-        </w:rPr>
-        <w:t>)</w:t>
-      </w:r>
-    </w:p>
-    <w:p>
-      <w:pPr>
-        <w:spacing w:after="0" w:line="360" w:lineRule="auto"/>
-        <w:jc w:val="both"/>
-        <w:rPr>
-          <w:rFonts w:ascii="Times New Roman" w:hAnsi="Times New Roman" w:cs="Times New Roman"/>
-          <w:b/>
-          <w:bCs/>
-          <w:sz w:val="28"/>
-        </w:rPr>
-      </w:pPr>
-      <w:r>
-        <w:rPr>
-          <w:rFonts w:ascii="Times New Roman" w:hAnsi="Times New Roman" w:cs="Times New Roman"/>
-          <w:b/>
-          <w:bCs/>
-          <w:sz w:val="28"/>
-        </w:rPr>
-        <w:t>Что видно в списке</w:t>
-      </w:r>
-    </w:p>
-    <w:p>
-      <w:pPr>
-        <w:numPr>
-          <w:ilvl w:val="0"/>
-          <w:numId w:val="11"/>
-        </w:numPr>
-        <w:spacing w:after="0" w:line="360" w:lineRule="auto"/>
-        <w:jc w:val="both"/>
-        <w:rPr>
-          <w:rFonts w:ascii="Times New Roman" w:hAnsi="Times New Roman" w:cs="Times New Roman"/>
-          <w:sz w:val="28"/>
-        </w:rPr>
-      </w:pPr>
-      <w:r>
-        <w:rPr>
-          <w:rFonts w:ascii="Times New Roman" w:hAnsi="Times New Roman" w:cs="Times New Roman"/>
-          <w:sz w:val="28"/>
-        </w:rPr>
-        <w:t>Номер заказа (</w:t>
-      </w:r>
-      <w:proofErr w:type="spellStart"/>
-      <w:r>
-        <w:rPr>
-          <w:rFonts w:ascii="Times New Roman" w:hAnsi="Times New Roman" w:cs="Times New Roman"/>
-          <w:sz w:val="28"/>
-        </w:rPr>
-        <w:t>id</w:t>
-      </w:r>
-      <w:proofErr w:type="spellEnd"/>
-      <w:r>
-        <w:rPr>
-          <w:rFonts w:ascii="Times New Roman" w:hAnsi="Times New Roman" w:cs="Times New Roman"/>
-          <w:sz w:val="28"/>
-        </w:rPr>
-        <w:t>)</w:t>
-      </w:r>
-    </w:p>
-    <w:p>
-      <w:pPr>
-        <w:numPr>
-          <w:ilvl w:val="0"/>
-          <w:numId w:val="11"/>
-        </w:numPr>
-        <w:spacing w:after="0" w:line="360" w:lineRule="auto"/>
-        <w:jc w:val="both"/>
-        <w:rPr>
-          <w:rFonts w:ascii="Times New Roman" w:hAnsi="Times New Roman" w:cs="Times New Roman"/>
-          <w:sz w:val="28"/>
-        </w:rPr>
-      </w:pPr>
-      <w:r>
-        <w:rPr>
-          <w:rFonts w:ascii="Times New Roman" w:hAnsi="Times New Roman" w:cs="Times New Roman"/>
-          <w:sz w:val="28"/>
-        </w:rPr>
-        <w:t>ФИО</w:t>
-      </w:r>
-    </w:p>
-    <w:p>
-      <w:pPr>
-        <w:numPr>
-          <w:ilvl w:val="0"/>
-          <w:numId w:val="11"/>
-        </w:numPr>
-        <w:spacing w:after="0" w:line="360" w:lineRule="auto"/>
-        <w:jc w:val="both"/>
-        <w:rPr>
-          <w:rFonts w:ascii="Times New Roman" w:hAnsi="Times New Roman" w:cs="Times New Roman"/>
-          <w:sz w:val="28"/>
-        </w:rPr>
-      </w:pPr>
-      <w:r>
-        <w:rPr>
-          <w:rFonts w:ascii="Times New Roman" w:hAnsi="Times New Roman" w:cs="Times New Roman"/>
-          <w:sz w:val="28"/>
-        </w:rPr>
-        <w:t>Телефон</w:t>
-      </w:r>
-    </w:p>
-    <w:p>
-      <w:pPr>
-        <w:numPr>
-          <w:ilvl w:val="0"/>
-          <w:numId w:val="11"/>
-        </w:numPr>
-        <w:spacing w:after="0" w:line="360" w:lineRule="auto"/>
-        <w:jc w:val="both"/>
-        <w:rPr>
-          <w:rFonts w:ascii="Times New Roman" w:hAnsi="Times New Roman" w:cs="Times New Roman"/>
-          <w:sz w:val="28"/>
-        </w:rPr>
-      </w:pPr>
-      <w:r>
-        <w:rPr>
-          <w:rFonts w:ascii="Times New Roman" w:hAnsi="Times New Roman" w:cs="Times New Roman"/>
-          <w:sz w:val="28"/>
-        </w:rPr>
-        <w:t>Статус</w:t>
-      </w:r>
-    </w:p>
-    <w:p>
-      <w:pPr>
-        <w:numPr>
-          <w:ilvl w:val="0"/>
-          <w:numId w:val="11"/>
+        <w:t>10. Правила безопасной работы</w:t>
+      </w:r>
+    </w:p>
+    <w:p>
+      <w:pPr>
+        <w:numPr>
+          <w:ilvl w:val="0"/>
+          <w:numId w:val="19"/>
+        </w:numPr>
+        <w:spacing w:after="0" w:line="360" w:lineRule="auto"/>
+        <w:jc w:val="both"/>
+        <w:rPr>
+          <w:rFonts w:ascii="Times New Roman" w:hAnsi="Times New Roman" w:cs="Times New Roman"/>
+          <w:sz w:val="28"/>
+        </w:rPr>
+      </w:pPr>
+      <w:r>
+        <w:rPr>
+          <w:rFonts w:ascii="Times New Roman" w:hAnsi="Times New Roman" w:cs="Times New Roman"/>
+          <w:sz w:val="28"/>
+        </w:rPr>
+        <w:t>Не удаляйте данные без необходимости, если можно отключить публикацию/доступность.</w:t>
+      </w:r>
+    </w:p>
+    <w:p>
+      <w:pPr>
+        <w:numPr>
+          <w:ilvl w:val="0"/>
+          <w:numId w:val="19"/>
+        </w:numPr>
+        <w:spacing w:after="0" w:line="360" w:lineRule="auto"/>
+        <w:jc w:val="both"/>
+        <w:rPr>
+          <w:rFonts w:ascii="Times New Roman" w:hAnsi="Times New Roman" w:cs="Times New Roman"/>
+          <w:sz w:val="28"/>
+        </w:rPr>
+      </w:pPr>
+      <w:r>
+        <w:rPr>
+          <w:rFonts w:ascii="Times New Roman" w:hAnsi="Times New Roman" w:cs="Times New Roman"/>
+          <w:sz w:val="28"/>
+        </w:rPr>
+        <w:t>После правок сразу проверяйте результат на пользовательской части сайта.</w:t>
+      </w:r>
+    </w:p>
+    <w:p>
+      <w:pPr>
+        <w:numPr>
+          <w:ilvl w:val="0"/>
+          <w:numId w:val="19"/>
         </w:numPr>
         <w:spacing w:after="0" w:line="360" w:lineRule="auto"/>
         <w:jc w:val="both"/>
@@ -3638,1353 +5964,6 @@
           <w:sz w:val="28"/>
         </w:rPr>
         <w:lastRenderedPageBreak/>
-        <w:t>Оплата (</w:t>
-      </w:r>
-      <w:proofErr w:type="spellStart"/>
-      <w:r>
-        <w:rPr>
-          <w:rFonts w:ascii="Times New Roman" w:hAnsi="Times New Roman" w:cs="Times New Roman"/>
-          <w:sz w:val="28"/>
-        </w:rPr>
-        <w:t>is_paid</w:t>
-      </w:r>
-      <w:proofErr w:type="spellEnd"/>
-      <w:r>
-        <w:rPr>
-          <w:rFonts w:ascii="Times New Roman" w:hAnsi="Times New Roman" w:cs="Times New Roman"/>
-          <w:sz w:val="28"/>
-        </w:rPr>
-        <w:t>)</w:t>
-      </w:r>
-    </w:p>
-    <w:p>
-      <w:pPr>
-        <w:numPr>
-          <w:ilvl w:val="0"/>
-          <w:numId w:val="11"/>
-        </w:numPr>
-        <w:spacing w:after="0" w:line="360" w:lineRule="auto"/>
-        <w:jc w:val="both"/>
-        <w:rPr>
-          <w:rFonts w:ascii="Times New Roman" w:hAnsi="Times New Roman" w:cs="Times New Roman"/>
-          <w:sz w:val="28"/>
-        </w:rPr>
-      </w:pPr>
-      <w:r>
-        <w:rPr>
-          <w:rFonts w:ascii="Times New Roman" w:hAnsi="Times New Roman" w:cs="Times New Roman"/>
-          <w:sz w:val="28"/>
-        </w:rPr>
-        <w:t>Дата создания</w:t>
-      </w:r>
-    </w:p>
-    <w:p>
-      <w:pPr>
-        <w:spacing w:after="0" w:line="360" w:lineRule="auto"/>
-        <w:jc w:val="both"/>
-        <w:rPr>
-          <w:rFonts w:ascii="Times New Roman" w:hAnsi="Times New Roman" w:cs="Times New Roman"/>
-          <w:b/>
-          <w:bCs/>
-          <w:sz w:val="28"/>
-        </w:rPr>
-      </w:pPr>
-      <w:r>
-        <w:rPr>
-          <w:rFonts w:ascii="Times New Roman" w:hAnsi="Times New Roman" w:cs="Times New Roman"/>
-          <w:b/>
-          <w:bCs/>
-          <w:sz w:val="28"/>
-        </w:rPr>
-        <w:t>Статусы заказа</w:t>
-      </w:r>
-    </w:p>
-    <w:p>
-      <w:pPr>
-        <w:numPr>
-          <w:ilvl w:val="0"/>
-          <w:numId w:val="12"/>
-        </w:numPr>
-        <w:spacing w:after="0" w:line="360" w:lineRule="auto"/>
-        <w:jc w:val="both"/>
-        <w:rPr>
-          <w:rFonts w:ascii="Times New Roman" w:hAnsi="Times New Roman" w:cs="Times New Roman"/>
-          <w:sz w:val="28"/>
-        </w:rPr>
-      </w:pPr>
-      <w:r>
-        <w:rPr>
-          <w:rFonts w:ascii="Times New Roman" w:hAnsi="Times New Roman" w:cs="Times New Roman"/>
-          <w:sz w:val="28"/>
-        </w:rPr>
-        <w:t>В обработке</w:t>
-      </w:r>
-    </w:p>
-    <w:p>
-      <w:pPr>
-        <w:numPr>
-          <w:ilvl w:val="0"/>
-          <w:numId w:val="12"/>
-        </w:numPr>
-        <w:spacing w:after="0" w:line="360" w:lineRule="auto"/>
-        <w:jc w:val="both"/>
-        <w:rPr>
-          <w:rFonts w:ascii="Times New Roman" w:hAnsi="Times New Roman" w:cs="Times New Roman"/>
-          <w:sz w:val="28"/>
-        </w:rPr>
-      </w:pPr>
-      <w:r>
-        <w:rPr>
-          <w:rFonts w:ascii="Times New Roman" w:hAnsi="Times New Roman" w:cs="Times New Roman"/>
-          <w:sz w:val="28"/>
-        </w:rPr>
-        <w:t>Доставка</w:t>
-      </w:r>
-    </w:p>
-    <w:p>
-      <w:pPr>
-        <w:numPr>
-          <w:ilvl w:val="0"/>
-          <w:numId w:val="12"/>
-        </w:numPr>
-        <w:spacing w:after="0" w:line="360" w:lineRule="auto"/>
-        <w:jc w:val="both"/>
-        <w:rPr>
-          <w:rFonts w:ascii="Times New Roman" w:hAnsi="Times New Roman" w:cs="Times New Roman"/>
-          <w:sz w:val="28"/>
-        </w:rPr>
-      </w:pPr>
-      <w:r>
-        <w:rPr>
-          <w:rFonts w:ascii="Times New Roman" w:hAnsi="Times New Roman" w:cs="Times New Roman"/>
-          <w:sz w:val="28"/>
-        </w:rPr>
-        <w:t>Выполнено</w:t>
-      </w:r>
-    </w:p>
-    <w:p>
-      <w:pPr>
-        <w:numPr>
-          <w:ilvl w:val="0"/>
-          <w:numId w:val="12"/>
-        </w:numPr>
-        <w:spacing w:after="0" w:line="360" w:lineRule="auto"/>
-        <w:jc w:val="both"/>
-        <w:rPr>
-          <w:rFonts w:ascii="Times New Roman" w:hAnsi="Times New Roman" w:cs="Times New Roman"/>
-          <w:sz w:val="28"/>
-        </w:rPr>
-      </w:pPr>
-      <w:r>
-        <w:rPr>
-          <w:rFonts w:ascii="Times New Roman" w:hAnsi="Times New Roman" w:cs="Times New Roman"/>
-          <w:sz w:val="28"/>
-        </w:rPr>
-        <w:t>Отменен</w:t>
-      </w:r>
-    </w:p>
-    <w:p>
-      <w:pPr>
-        <w:spacing w:after="0" w:line="360" w:lineRule="auto"/>
-        <w:jc w:val="both"/>
-        <w:rPr>
-          <w:rFonts w:ascii="Times New Roman" w:hAnsi="Times New Roman" w:cs="Times New Roman"/>
-          <w:b/>
-          <w:bCs/>
-          <w:sz w:val="28"/>
-        </w:rPr>
-      </w:pPr>
-      <w:r>
-        <w:rPr>
-          <w:rFonts w:ascii="Times New Roman" w:hAnsi="Times New Roman" w:cs="Times New Roman"/>
-          <w:b/>
-          <w:bCs/>
-          <w:sz w:val="28"/>
-        </w:rPr>
-        <w:t>Как обработать заказ</w:t>
-      </w:r>
-    </w:p>
-    <w:p>
-      <w:pPr>
-        <w:numPr>
-          <w:ilvl w:val="0"/>
-          <w:numId w:val="13"/>
-        </w:numPr>
-        <w:spacing w:after="0" w:line="360" w:lineRule="auto"/>
-        <w:jc w:val="both"/>
-        <w:rPr>
-          <w:rFonts w:ascii="Times New Roman" w:hAnsi="Times New Roman" w:cs="Times New Roman"/>
-          <w:sz w:val="28"/>
-        </w:rPr>
-      </w:pPr>
-      <w:r>
-        <w:rPr>
-          <w:rFonts w:ascii="Times New Roman" w:hAnsi="Times New Roman" w:cs="Times New Roman"/>
-          <w:sz w:val="28"/>
-        </w:rPr>
-        <w:t>Откройте </w:t>
-      </w:r>
-      <w:proofErr w:type="spellStart"/>
-      <w:r>
-        <w:rPr>
-          <w:rFonts w:ascii="Times New Roman" w:hAnsi="Times New Roman" w:cs="Times New Roman"/>
-          <w:sz w:val="28"/>
-        </w:rPr>
-        <w:t>Orders</w:t>
-      </w:r>
-      <w:proofErr w:type="spellEnd"/>
-      <w:r>
-        <w:rPr>
-          <w:rFonts w:ascii="Times New Roman" w:hAnsi="Times New Roman" w:cs="Times New Roman"/>
-          <w:sz w:val="28"/>
-        </w:rPr>
-        <w:t>.</w:t>
-      </w:r>
-    </w:p>
-    <w:p>
-      <w:pPr>
-        <w:numPr>
-          <w:ilvl w:val="0"/>
-          <w:numId w:val="13"/>
-        </w:numPr>
-        <w:spacing w:after="0" w:line="360" w:lineRule="auto"/>
-        <w:jc w:val="both"/>
-        <w:rPr>
-          <w:rFonts w:ascii="Times New Roman" w:hAnsi="Times New Roman" w:cs="Times New Roman"/>
-          <w:sz w:val="28"/>
-        </w:rPr>
-      </w:pPr>
-      <w:r>
-        <w:rPr>
-          <w:rFonts w:ascii="Times New Roman" w:hAnsi="Times New Roman" w:cs="Times New Roman"/>
-          <w:sz w:val="28"/>
-        </w:rPr>
-        <w:t>Найдите нужный заказ.</w:t>
-      </w:r>
-    </w:p>
-    <w:p>
-      <w:pPr>
-        <w:numPr>
-          <w:ilvl w:val="0"/>
-          <w:numId w:val="13"/>
-        </w:numPr>
-        <w:spacing w:after="0" w:line="360" w:lineRule="auto"/>
-        <w:jc w:val="both"/>
-        <w:rPr>
-          <w:rFonts w:ascii="Times New Roman" w:hAnsi="Times New Roman" w:cs="Times New Roman"/>
-          <w:sz w:val="28"/>
-        </w:rPr>
-      </w:pPr>
-      <w:r>
-        <w:rPr>
-          <w:rFonts w:ascii="Times New Roman" w:hAnsi="Times New Roman" w:cs="Times New Roman"/>
-          <w:sz w:val="28"/>
-        </w:rPr>
-        <w:t>Откройте карточку заказа.</w:t>
-      </w:r>
-    </w:p>
-    <w:p>
-      <w:pPr>
-        <w:numPr>
-          <w:ilvl w:val="0"/>
-          <w:numId w:val="13"/>
-        </w:numPr>
-        <w:spacing w:after="0" w:line="360" w:lineRule="auto"/>
-        <w:jc w:val="both"/>
-        <w:rPr>
-          <w:rFonts w:ascii="Times New Roman" w:hAnsi="Times New Roman" w:cs="Times New Roman"/>
-          <w:sz w:val="28"/>
-        </w:rPr>
-      </w:pPr>
-      <w:r>
-        <w:rPr>
-          <w:rFonts w:ascii="Times New Roman" w:hAnsi="Times New Roman" w:cs="Times New Roman"/>
-          <w:sz w:val="28"/>
-        </w:rPr>
-        <w:t>Проверьте контактные данные и адрес.</w:t>
-      </w:r>
-    </w:p>
-    <w:p>
-      <w:pPr>
-        <w:numPr>
-          <w:ilvl w:val="0"/>
-          <w:numId w:val="13"/>
-        </w:numPr>
-        <w:spacing w:after="0" w:line="360" w:lineRule="auto"/>
-        <w:jc w:val="both"/>
-        <w:rPr>
-          <w:rFonts w:ascii="Times New Roman" w:hAnsi="Times New Roman" w:cs="Times New Roman"/>
-          <w:sz w:val="28"/>
-        </w:rPr>
-      </w:pPr>
-      <w:r>
-        <w:rPr>
-          <w:rFonts w:ascii="Times New Roman" w:hAnsi="Times New Roman" w:cs="Times New Roman"/>
-          <w:sz w:val="28"/>
-        </w:rPr>
-        <w:t>Измените </w:t>
-      </w:r>
-      <w:proofErr w:type="spellStart"/>
-      <w:r>
-        <w:rPr>
-          <w:rFonts w:ascii="Times New Roman" w:hAnsi="Times New Roman" w:cs="Times New Roman"/>
-          <w:sz w:val="28"/>
-        </w:rPr>
-        <w:t>status</w:t>
-      </w:r>
-      <w:proofErr w:type="spellEnd"/>
-      <w:r>
-        <w:rPr>
-          <w:rFonts w:ascii="Times New Roman" w:hAnsi="Times New Roman" w:cs="Times New Roman"/>
-          <w:sz w:val="28"/>
-        </w:rPr>
-        <w:t>.</w:t>
-      </w:r>
-    </w:p>
-    <w:p>
-      <w:pPr>
-        <w:numPr>
-          <w:ilvl w:val="0"/>
-          <w:numId w:val="13"/>
-        </w:numPr>
-        <w:spacing w:after="0" w:line="360" w:lineRule="auto"/>
-        <w:jc w:val="both"/>
-        <w:rPr>
-          <w:rFonts w:ascii="Times New Roman" w:hAnsi="Times New Roman" w:cs="Times New Roman"/>
-          <w:sz w:val="28"/>
-        </w:rPr>
-      </w:pPr>
-      <w:r>
-        <w:rPr>
-          <w:rFonts w:ascii="Times New Roman" w:hAnsi="Times New Roman" w:cs="Times New Roman"/>
-          <w:sz w:val="28"/>
-        </w:rPr>
-        <w:t>Нажмите </w:t>
-      </w:r>
-      <w:proofErr w:type="spellStart"/>
-      <w:r>
-        <w:rPr>
-          <w:rFonts w:ascii="Times New Roman" w:hAnsi="Times New Roman" w:cs="Times New Roman"/>
-          <w:sz w:val="28"/>
-        </w:rPr>
-        <w:t>Save</w:t>
-      </w:r>
-      <w:proofErr w:type="spellEnd"/>
-      <w:r>
-        <w:rPr>
-          <w:rFonts w:ascii="Times New Roman" w:hAnsi="Times New Roman" w:cs="Times New Roman"/>
-          <w:sz w:val="28"/>
-        </w:rPr>
-        <w:t>.</w:t>
-      </w:r>
-    </w:p>
-    <w:p>
-      <w:pPr>
-        <w:spacing w:after="0" w:line="360" w:lineRule="auto"/>
-        <w:jc w:val="both"/>
-        <w:rPr>
-          <w:rFonts w:ascii="Times New Roman" w:hAnsi="Times New Roman" w:cs="Times New Roman"/>
-          <w:b/>
-          <w:bCs/>
-          <w:sz w:val="28"/>
-        </w:rPr>
-      </w:pPr>
-      <w:r>
-        <w:rPr>
-          <w:rFonts w:ascii="Times New Roman" w:hAnsi="Times New Roman" w:cs="Times New Roman"/>
-          <w:b/>
-          <w:bCs/>
-          <w:sz w:val="28"/>
-        </w:rPr>
-        <w:t>Состав заказа</w:t>
-      </w:r>
-    </w:p>
-    <w:p>
-      <w:pPr>
-        <w:spacing w:after="0" w:line="360" w:lineRule="auto"/>
-        <w:jc w:val="both"/>
-        <w:rPr>
-          <w:rFonts w:ascii="Times New Roman" w:hAnsi="Times New Roman" w:cs="Times New Roman"/>
-          <w:sz w:val="28"/>
-        </w:rPr>
-      </w:pPr>
-      <w:r>
-        <w:rPr>
-          <w:rFonts w:ascii="Times New Roman" w:hAnsi="Times New Roman" w:cs="Times New Roman"/>
-          <w:sz w:val="28"/>
-        </w:rPr>
-        <w:t>В карточке заказа есть встроенный блок позиций (</w:t>
-      </w:r>
-      <w:proofErr w:type="spellStart"/>
-      <w:r>
-        <w:rPr>
-          <w:rFonts w:ascii="Times New Roman" w:hAnsi="Times New Roman" w:cs="Times New Roman"/>
-          <w:sz w:val="28"/>
-        </w:rPr>
-        <w:t>OrderItem</w:t>
-      </w:r>
-      <w:proofErr w:type="spellEnd"/>
-      <w:r>
-        <w:rPr>
-          <w:rFonts w:ascii="Times New Roman" w:hAnsi="Times New Roman" w:cs="Times New Roman"/>
-          <w:sz w:val="28"/>
-        </w:rPr>
-        <w:t>) с товарами и количеством.</w:t>
-      </w:r>
-    </w:p>
-    <w:p>
-      <w:pPr>
-        <w:spacing w:after="0" w:line="360" w:lineRule="auto"/>
-        <w:jc w:val="both"/>
-        <w:rPr>
-          <w:rFonts w:ascii="Times New Roman" w:hAnsi="Times New Roman" w:cs="Times New Roman"/>
-          <w:b/>
-          <w:bCs/>
-          <w:sz w:val="28"/>
-        </w:rPr>
-      </w:pPr>
-      <w:r>
-        <w:rPr>
-          <w:rFonts w:ascii="Times New Roman" w:hAnsi="Times New Roman" w:cs="Times New Roman"/>
-          <w:b/>
-          <w:bCs/>
-          <w:sz w:val="28"/>
-        </w:rPr>
-        <w:t>7. Работа с отзывами (</w:t>
-      </w:r>
-      <w:proofErr w:type="spellStart"/>
-      <w:r>
-        <w:rPr>
-          <w:rFonts w:ascii="Times New Roman" w:hAnsi="Times New Roman" w:cs="Times New Roman"/>
-          <w:b/>
-          <w:bCs/>
-          <w:sz w:val="28"/>
-        </w:rPr>
-        <w:t>Reviews</w:t>
-      </w:r>
-      <w:proofErr w:type="spellEnd"/>
-      <w:r>
-        <w:rPr>
-          <w:rFonts w:ascii="Times New Roman" w:hAnsi="Times New Roman" w:cs="Times New Roman"/>
-          <w:b/>
-          <w:bCs/>
-          <w:sz w:val="28"/>
-        </w:rPr>
-        <w:t>)</w:t>
-      </w:r>
-    </w:p>
-    <w:p>
-      <w:pPr>
-        <w:spacing w:after="0" w:line="360" w:lineRule="auto"/>
-        <w:jc w:val="both"/>
-        <w:rPr>
-          <w:rFonts w:ascii="Times New Roman" w:hAnsi="Times New Roman" w:cs="Times New Roman"/>
-          <w:b/>
-          <w:bCs/>
-          <w:sz w:val="28"/>
-        </w:rPr>
-      </w:pPr>
-      <w:r>
-        <w:rPr>
-          <w:rFonts w:ascii="Times New Roman" w:hAnsi="Times New Roman" w:cs="Times New Roman"/>
-          <w:b/>
-          <w:bCs/>
-          <w:sz w:val="28"/>
-        </w:rPr>
-        <w:t>Логика публикации</w:t>
-      </w:r>
-    </w:p>
-    <w:p>
-      <w:pPr>
-        <w:spacing w:after="0" w:line="360" w:lineRule="auto"/>
-        <w:jc w:val="both"/>
-        <w:rPr>
-          <w:rFonts w:ascii="Times New Roman" w:hAnsi="Times New Roman" w:cs="Times New Roman"/>
-          <w:sz w:val="28"/>
-        </w:rPr>
-      </w:pPr>
-      <w:r>
-        <w:rPr>
-          <w:rFonts w:ascii="Times New Roman" w:hAnsi="Times New Roman" w:cs="Times New Roman"/>
-          <w:sz w:val="28"/>
-        </w:rPr>
-        <w:t>Отзывы попадают в систему и могут быть скрыты до модерации (</w:t>
-      </w:r>
-      <w:proofErr w:type="spellStart"/>
-      <w:r>
-        <w:rPr>
-          <w:rFonts w:ascii="Times New Roman" w:hAnsi="Times New Roman" w:cs="Times New Roman"/>
-          <w:sz w:val="28"/>
-        </w:rPr>
-        <w:t>is_published</w:t>
-      </w:r>
-      <w:proofErr w:type="spellEnd"/>
-      <w:r>
-        <w:rPr>
-          <w:rFonts w:ascii="Times New Roman" w:hAnsi="Times New Roman" w:cs="Times New Roman"/>
-          <w:sz w:val="28"/>
-        </w:rPr>
-        <w:t xml:space="preserve"> = </w:t>
-      </w:r>
-      <w:proofErr w:type="spellStart"/>
-      <w:r>
-        <w:rPr>
-          <w:rFonts w:ascii="Times New Roman" w:hAnsi="Times New Roman" w:cs="Times New Roman"/>
-          <w:sz w:val="28"/>
-        </w:rPr>
-        <w:t>False</w:t>
-      </w:r>
-      <w:proofErr w:type="spellEnd"/>
-      <w:r>
-        <w:rPr>
-          <w:rFonts w:ascii="Times New Roman" w:hAnsi="Times New Roman" w:cs="Times New Roman"/>
-          <w:sz w:val="28"/>
-        </w:rPr>
-        <w:t>).</w:t>
-      </w:r>
-    </w:p>
-    <w:p>
-      <w:pPr>
-        <w:spacing w:after="0" w:line="360" w:lineRule="auto"/>
-        <w:jc w:val="both"/>
-        <w:rPr>
-          <w:rFonts w:ascii="Times New Roman" w:hAnsi="Times New Roman" w:cs="Times New Roman"/>
-          <w:b/>
-          <w:bCs/>
-          <w:sz w:val="28"/>
-        </w:rPr>
-      </w:pPr>
-      <w:r>
-        <w:rPr>
-          <w:rFonts w:ascii="Times New Roman" w:hAnsi="Times New Roman" w:cs="Times New Roman"/>
-          <w:b/>
-          <w:bCs/>
-          <w:sz w:val="28"/>
-        </w:rPr>
-        <w:t>Как опубликовать отзыв</w:t>
-      </w:r>
-    </w:p>
-    <w:p>
-      <w:pPr>
-        <w:numPr>
-          <w:ilvl w:val="0"/>
-          <w:numId w:val="14"/>
-        </w:numPr>
-        <w:spacing w:after="0" w:line="360" w:lineRule="auto"/>
-        <w:jc w:val="both"/>
-        <w:rPr>
-          <w:rFonts w:ascii="Times New Roman" w:hAnsi="Times New Roman" w:cs="Times New Roman"/>
-          <w:sz w:val="28"/>
-        </w:rPr>
-      </w:pPr>
-      <w:r>
-        <w:rPr>
-          <w:rFonts w:ascii="Times New Roman" w:hAnsi="Times New Roman" w:cs="Times New Roman"/>
-          <w:sz w:val="28"/>
-        </w:rPr>
-        <w:t>Откройте </w:t>
-      </w:r>
-      <w:proofErr w:type="spellStart"/>
-      <w:r>
-        <w:rPr>
-          <w:rFonts w:ascii="Times New Roman" w:hAnsi="Times New Roman" w:cs="Times New Roman"/>
-          <w:sz w:val="28"/>
-        </w:rPr>
-        <w:t>Reviews</w:t>
-      </w:r>
-      <w:proofErr w:type="spellEnd"/>
-      <w:r>
-        <w:rPr>
-          <w:rFonts w:ascii="Times New Roman" w:hAnsi="Times New Roman" w:cs="Times New Roman"/>
-          <w:sz w:val="28"/>
-        </w:rPr>
-        <w:t>.</w:t>
-      </w:r>
-    </w:p>
-    <w:p>
-      <w:pPr>
-        <w:numPr>
-          <w:ilvl w:val="0"/>
-          <w:numId w:val="14"/>
-        </w:numPr>
-        <w:spacing w:after="0" w:line="360" w:lineRule="auto"/>
-        <w:jc w:val="both"/>
-        <w:rPr>
-          <w:rFonts w:ascii="Times New Roman" w:hAnsi="Times New Roman" w:cs="Times New Roman"/>
-          <w:sz w:val="28"/>
-        </w:rPr>
-      </w:pPr>
-      <w:r>
-        <w:rPr>
-          <w:rFonts w:ascii="Times New Roman" w:hAnsi="Times New Roman" w:cs="Times New Roman"/>
-          <w:sz w:val="28"/>
-        </w:rPr>
-        <w:t>Отметьте нужные записи.</w:t>
-      </w:r>
-    </w:p>
-    <w:p>
-      <w:pPr>
-        <w:numPr>
-          <w:ilvl w:val="0"/>
-          <w:numId w:val="14"/>
-        </w:numPr>
-        <w:spacing w:after="0" w:line="360" w:lineRule="auto"/>
-        <w:jc w:val="both"/>
-        <w:rPr>
-          <w:rFonts w:ascii="Times New Roman" w:hAnsi="Times New Roman" w:cs="Times New Roman"/>
-          <w:sz w:val="28"/>
-        </w:rPr>
-      </w:pPr>
-      <w:r>
-        <w:rPr>
-          <w:rFonts w:ascii="Times New Roman" w:hAnsi="Times New Roman" w:cs="Times New Roman"/>
-          <w:sz w:val="28"/>
-        </w:rPr>
-        <w:t xml:space="preserve">Выберите </w:t>
-      </w:r>
-      <w:proofErr w:type="gramStart"/>
-      <w:r>
-        <w:rPr>
-          <w:rFonts w:ascii="Times New Roman" w:hAnsi="Times New Roman" w:cs="Times New Roman"/>
-          <w:sz w:val="28"/>
-        </w:rPr>
-        <w:t>действие Опубликовать</w:t>
-      </w:r>
-      <w:proofErr w:type="gramEnd"/>
-      <w:r>
-        <w:rPr>
-          <w:rFonts w:ascii="Times New Roman" w:hAnsi="Times New Roman" w:cs="Times New Roman"/>
-          <w:sz w:val="28"/>
-        </w:rPr>
-        <w:t xml:space="preserve"> выбранные отзывы.</w:t>
-      </w:r>
-    </w:p>
-    <w:p>
-      <w:pPr>
-        <w:numPr>
-          <w:ilvl w:val="0"/>
-          <w:numId w:val="14"/>
-        </w:numPr>
-        <w:spacing w:after="0" w:line="360" w:lineRule="auto"/>
-        <w:jc w:val="both"/>
-        <w:rPr>
-          <w:rFonts w:ascii="Times New Roman" w:hAnsi="Times New Roman" w:cs="Times New Roman"/>
-          <w:sz w:val="28"/>
-        </w:rPr>
-      </w:pPr>
-      <w:r>
-        <w:rPr>
-          <w:rFonts w:ascii="Times New Roman" w:hAnsi="Times New Roman" w:cs="Times New Roman"/>
-          <w:sz w:val="28"/>
-        </w:rPr>
-        <w:t>Нажмите применение действия.</w:t>
-      </w:r>
-    </w:p>
-    <w:p>
-      <w:pPr>
-        <w:spacing w:after="0" w:line="360" w:lineRule="auto"/>
-        <w:jc w:val="both"/>
-        <w:rPr>
-          <w:rFonts w:ascii="Times New Roman" w:hAnsi="Times New Roman" w:cs="Times New Roman"/>
-          <w:b/>
-          <w:bCs/>
-          <w:sz w:val="28"/>
-        </w:rPr>
-      </w:pPr>
-      <w:r>
-        <w:rPr>
-          <w:rFonts w:ascii="Times New Roman" w:hAnsi="Times New Roman" w:cs="Times New Roman"/>
-          <w:b/>
-          <w:bCs/>
-          <w:sz w:val="28"/>
-        </w:rPr>
-        <w:t>Как снять публикацию</w:t>
-      </w:r>
-    </w:p>
-    <w:p>
-      <w:pPr>
-        <w:spacing w:after="0" w:line="360" w:lineRule="auto"/>
-        <w:jc w:val="both"/>
-        <w:rPr>
-          <w:rFonts w:ascii="Times New Roman" w:hAnsi="Times New Roman" w:cs="Times New Roman"/>
-          <w:sz w:val="28"/>
-        </w:rPr>
-      </w:pPr>
-      <w:r>
-        <w:rPr>
-          <w:rFonts w:ascii="Times New Roman" w:hAnsi="Times New Roman" w:cs="Times New Roman"/>
-          <w:sz w:val="28"/>
-        </w:rPr>
-        <w:t>Откройте отзыв, снимите </w:t>
-      </w:r>
-      <w:proofErr w:type="spellStart"/>
-      <w:r>
-        <w:rPr>
-          <w:rFonts w:ascii="Times New Roman" w:hAnsi="Times New Roman" w:cs="Times New Roman"/>
-          <w:sz w:val="28"/>
-        </w:rPr>
-        <w:t>is_published</w:t>
-      </w:r>
-      <w:proofErr w:type="spellEnd"/>
-      <w:r>
-        <w:rPr>
-          <w:rFonts w:ascii="Times New Roman" w:hAnsi="Times New Roman" w:cs="Times New Roman"/>
-          <w:sz w:val="28"/>
-        </w:rPr>
-        <w:t>, сохраните.</w:t>
-      </w:r>
-    </w:p>
-    <w:p>
-      <w:pPr>
-        <w:spacing w:after="0" w:line="360" w:lineRule="auto"/>
-        <w:jc w:val="both"/>
-        <w:rPr>
-          <w:rFonts w:ascii="Times New Roman" w:hAnsi="Times New Roman" w:cs="Times New Roman"/>
-          <w:b/>
-          <w:bCs/>
-          <w:sz w:val="28"/>
-        </w:rPr>
-      </w:pPr>
-      <w:r>
-        <w:rPr>
-          <w:rFonts w:ascii="Times New Roman" w:hAnsi="Times New Roman" w:cs="Times New Roman"/>
-          <w:b/>
-          <w:bCs/>
-          <w:sz w:val="28"/>
-        </w:rPr>
-        <w:t>8. Работа с новостями (</w:t>
-      </w:r>
-      <w:proofErr w:type="spellStart"/>
-      <w:r>
-        <w:rPr>
-          <w:rFonts w:ascii="Times New Roman" w:hAnsi="Times New Roman" w:cs="Times New Roman"/>
-          <w:b/>
-          <w:bCs/>
-          <w:sz w:val="28"/>
-        </w:rPr>
-        <w:t>News</w:t>
-      </w:r>
-      <w:proofErr w:type="spellEnd"/>
-      <w:r>
-        <w:rPr>
-          <w:rFonts w:ascii="Times New Roman" w:hAnsi="Times New Roman" w:cs="Times New Roman"/>
-          <w:b/>
-          <w:bCs/>
-          <w:sz w:val="28"/>
-        </w:rPr>
-        <w:t>)</w:t>
-      </w:r>
-    </w:p>
-    <w:p>
-      <w:pPr>
-        <w:spacing w:after="0" w:line="360" w:lineRule="auto"/>
-        <w:jc w:val="both"/>
-        <w:rPr>
-          <w:rFonts w:ascii="Times New Roman" w:hAnsi="Times New Roman" w:cs="Times New Roman"/>
-          <w:b/>
-          <w:bCs/>
-          <w:sz w:val="28"/>
-        </w:rPr>
-      </w:pPr>
-      <w:r>
-        <w:rPr>
-          <w:rFonts w:ascii="Times New Roman" w:hAnsi="Times New Roman" w:cs="Times New Roman"/>
-          <w:b/>
-          <w:bCs/>
-          <w:sz w:val="28"/>
-        </w:rPr>
-        <w:t>Поля новости</w:t>
-      </w:r>
-    </w:p>
-    <w:p>
-      <w:pPr>
-        <w:numPr>
-          <w:ilvl w:val="0"/>
-          <w:numId w:val="15"/>
-        </w:numPr>
-        <w:spacing w:after="0" w:line="360" w:lineRule="auto"/>
-        <w:jc w:val="both"/>
-        <w:rPr>
-          <w:rFonts w:ascii="Times New Roman" w:hAnsi="Times New Roman" w:cs="Times New Roman"/>
-          <w:sz w:val="28"/>
-        </w:rPr>
-      </w:pPr>
-      <w:r>
-        <w:rPr>
-          <w:rFonts w:ascii="Times New Roman" w:hAnsi="Times New Roman" w:cs="Times New Roman"/>
-          <w:sz w:val="28"/>
-        </w:rPr>
-        <w:lastRenderedPageBreak/>
-        <w:t>Заголовок</w:t>
-      </w:r>
-    </w:p>
-    <w:p>
-      <w:pPr>
-        <w:numPr>
-          <w:ilvl w:val="0"/>
-          <w:numId w:val="15"/>
-        </w:numPr>
-        <w:spacing w:after="0" w:line="360" w:lineRule="auto"/>
-        <w:jc w:val="both"/>
-        <w:rPr>
-          <w:rFonts w:ascii="Times New Roman" w:hAnsi="Times New Roman" w:cs="Times New Roman"/>
-          <w:sz w:val="28"/>
-        </w:rPr>
-      </w:pPr>
-      <w:r>
-        <w:rPr>
-          <w:rFonts w:ascii="Times New Roman" w:hAnsi="Times New Roman" w:cs="Times New Roman"/>
-          <w:sz w:val="28"/>
-        </w:rPr>
-        <w:t>Краткое описание</w:t>
-      </w:r>
-    </w:p>
-    <w:p>
-      <w:pPr>
-        <w:numPr>
-          <w:ilvl w:val="0"/>
-          <w:numId w:val="15"/>
-        </w:numPr>
-        <w:spacing w:after="0" w:line="360" w:lineRule="auto"/>
-        <w:jc w:val="both"/>
-        <w:rPr>
-          <w:rFonts w:ascii="Times New Roman" w:hAnsi="Times New Roman" w:cs="Times New Roman"/>
-          <w:sz w:val="28"/>
-        </w:rPr>
-      </w:pPr>
-      <w:r>
-        <w:rPr>
-          <w:rFonts w:ascii="Times New Roman" w:hAnsi="Times New Roman" w:cs="Times New Roman"/>
-          <w:sz w:val="28"/>
-        </w:rPr>
-        <w:t>Полный текст</w:t>
-      </w:r>
-    </w:p>
-    <w:p>
-      <w:pPr>
-        <w:numPr>
-          <w:ilvl w:val="0"/>
-          <w:numId w:val="15"/>
-        </w:numPr>
-        <w:spacing w:after="0" w:line="360" w:lineRule="auto"/>
-        <w:jc w:val="both"/>
-        <w:rPr>
-          <w:rFonts w:ascii="Times New Roman" w:hAnsi="Times New Roman" w:cs="Times New Roman"/>
-          <w:sz w:val="28"/>
-        </w:rPr>
-      </w:pPr>
-      <w:r>
-        <w:rPr>
-          <w:rFonts w:ascii="Times New Roman" w:hAnsi="Times New Roman" w:cs="Times New Roman"/>
-          <w:sz w:val="28"/>
-        </w:rPr>
-        <w:t>Изображение</w:t>
-      </w:r>
-    </w:p>
-    <w:p>
-      <w:pPr>
-        <w:numPr>
-          <w:ilvl w:val="0"/>
-          <w:numId w:val="15"/>
-        </w:numPr>
-        <w:spacing w:after="0" w:line="360" w:lineRule="auto"/>
-        <w:jc w:val="both"/>
-        <w:rPr>
-          <w:rFonts w:ascii="Times New Roman" w:hAnsi="Times New Roman" w:cs="Times New Roman"/>
-          <w:sz w:val="28"/>
-        </w:rPr>
-      </w:pPr>
-      <w:r>
-        <w:rPr>
-          <w:rFonts w:ascii="Times New Roman" w:hAnsi="Times New Roman" w:cs="Times New Roman"/>
-          <w:sz w:val="28"/>
-        </w:rPr>
-        <w:t>Признак публикации</w:t>
-      </w:r>
-    </w:p>
-    <w:p>
-      <w:pPr>
-        <w:numPr>
-          <w:ilvl w:val="0"/>
-          <w:numId w:val="15"/>
-        </w:numPr>
-        <w:spacing w:after="0" w:line="360" w:lineRule="auto"/>
-        <w:jc w:val="both"/>
-        <w:rPr>
-          <w:rFonts w:ascii="Times New Roman" w:hAnsi="Times New Roman" w:cs="Times New Roman"/>
-          <w:sz w:val="28"/>
-        </w:rPr>
-      </w:pPr>
-      <w:r>
-        <w:rPr>
-          <w:rFonts w:ascii="Times New Roman" w:hAnsi="Times New Roman" w:cs="Times New Roman"/>
-          <w:sz w:val="28"/>
-        </w:rPr>
-        <w:t>Дата публикации</w:t>
-      </w:r>
-    </w:p>
-    <w:p>
-      <w:pPr>
-        <w:spacing w:after="0" w:line="360" w:lineRule="auto"/>
-        <w:jc w:val="both"/>
-        <w:rPr>
-          <w:rFonts w:ascii="Times New Roman" w:hAnsi="Times New Roman" w:cs="Times New Roman"/>
-          <w:b/>
-          <w:bCs/>
-          <w:sz w:val="28"/>
-        </w:rPr>
-      </w:pPr>
-      <w:r>
-        <w:rPr>
-          <w:rFonts w:ascii="Times New Roman" w:hAnsi="Times New Roman" w:cs="Times New Roman"/>
-          <w:b/>
-          <w:bCs/>
-          <w:sz w:val="28"/>
-        </w:rPr>
-        <w:t>Как опубликовать новость</w:t>
-      </w:r>
-    </w:p>
-    <w:p>
-      <w:pPr>
-        <w:numPr>
-          <w:ilvl w:val="0"/>
-          <w:numId w:val="16"/>
-        </w:numPr>
-        <w:spacing w:after="0" w:line="360" w:lineRule="auto"/>
-        <w:jc w:val="both"/>
-        <w:rPr>
-          <w:rFonts w:ascii="Times New Roman" w:hAnsi="Times New Roman" w:cs="Times New Roman"/>
-          <w:sz w:val="28"/>
-        </w:rPr>
-      </w:pPr>
-      <w:r>
-        <w:rPr>
-          <w:rFonts w:ascii="Times New Roman" w:hAnsi="Times New Roman" w:cs="Times New Roman"/>
-          <w:sz w:val="28"/>
-        </w:rPr>
-        <w:t>Откройте </w:t>
-      </w:r>
-      <w:proofErr w:type="spellStart"/>
-      <w:r>
-        <w:rPr>
-          <w:rFonts w:ascii="Times New Roman" w:hAnsi="Times New Roman" w:cs="Times New Roman"/>
-          <w:sz w:val="28"/>
-        </w:rPr>
-        <w:t>News</w:t>
-      </w:r>
-      <w:proofErr w:type="spellEnd"/>
-      <w:r>
-        <w:rPr>
-          <w:rFonts w:ascii="Times New Roman" w:hAnsi="Times New Roman" w:cs="Times New Roman"/>
-          <w:sz w:val="28"/>
-        </w:rPr>
-        <w:t>.</w:t>
-      </w:r>
-    </w:p>
-    <w:p>
-      <w:pPr>
-        <w:numPr>
-          <w:ilvl w:val="0"/>
-          <w:numId w:val="16"/>
-        </w:numPr>
-        <w:spacing w:after="0" w:line="360" w:lineRule="auto"/>
-        <w:jc w:val="both"/>
-        <w:rPr>
-          <w:rFonts w:ascii="Times New Roman" w:hAnsi="Times New Roman" w:cs="Times New Roman"/>
-          <w:sz w:val="28"/>
-        </w:rPr>
-      </w:pPr>
-      <w:r>
-        <w:rPr>
-          <w:rFonts w:ascii="Times New Roman" w:hAnsi="Times New Roman" w:cs="Times New Roman"/>
-          <w:sz w:val="28"/>
-        </w:rPr>
-        <w:t>Выберите запись.</w:t>
-      </w:r>
-    </w:p>
-    <w:p>
-      <w:pPr>
-        <w:numPr>
-          <w:ilvl w:val="0"/>
-          <w:numId w:val="16"/>
-        </w:numPr>
-        <w:spacing w:after="0" w:line="360" w:lineRule="auto"/>
-        <w:jc w:val="both"/>
-        <w:rPr>
-          <w:rFonts w:ascii="Times New Roman" w:hAnsi="Times New Roman" w:cs="Times New Roman"/>
-          <w:sz w:val="28"/>
-        </w:rPr>
-      </w:pPr>
-      <w:r>
-        <w:rPr>
-          <w:rFonts w:ascii="Times New Roman" w:hAnsi="Times New Roman" w:cs="Times New Roman"/>
-          <w:sz w:val="28"/>
-        </w:rPr>
-        <w:t xml:space="preserve">Используйте </w:t>
-      </w:r>
-      <w:proofErr w:type="gramStart"/>
-      <w:r>
-        <w:rPr>
-          <w:rFonts w:ascii="Times New Roman" w:hAnsi="Times New Roman" w:cs="Times New Roman"/>
-          <w:sz w:val="28"/>
-        </w:rPr>
-        <w:t>действие Опубликовать</w:t>
-      </w:r>
-      <w:proofErr w:type="gramEnd"/>
-      <w:r>
-        <w:rPr>
-          <w:rFonts w:ascii="Times New Roman" w:hAnsi="Times New Roman" w:cs="Times New Roman"/>
-          <w:sz w:val="28"/>
-        </w:rPr>
-        <w:t xml:space="preserve"> выбранные новости.</w:t>
-      </w:r>
-    </w:p>
-    <w:p>
-      <w:pPr>
-        <w:spacing w:after="0" w:line="360" w:lineRule="auto"/>
-        <w:jc w:val="both"/>
-        <w:rPr>
-          <w:rFonts w:ascii="Times New Roman" w:hAnsi="Times New Roman" w:cs="Times New Roman"/>
-          <w:sz w:val="28"/>
-        </w:rPr>
-      </w:pPr>
-      <w:r>
-        <w:rPr>
-          <w:rFonts w:ascii="Times New Roman" w:hAnsi="Times New Roman" w:cs="Times New Roman"/>
-          <w:sz w:val="28"/>
-        </w:rPr>
-        <w:t>Система выставит признак публикации и дату публикации.</w:t>
-      </w:r>
-    </w:p>
-    <w:p>
-      <w:pPr>
-        <w:spacing w:after="0" w:line="360" w:lineRule="auto"/>
-        <w:jc w:val="both"/>
-        <w:rPr>
-          <w:rFonts w:ascii="Times New Roman" w:hAnsi="Times New Roman" w:cs="Times New Roman"/>
-          <w:b/>
-          <w:bCs/>
-          <w:sz w:val="28"/>
-        </w:rPr>
-      </w:pPr>
-      <w:r>
-        <w:rPr>
-          <w:rFonts w:ascii="Times New Roman" w:hAnsi="Times New Roman" w:cs="Times New Roman"/>
-          <w:b/>
-          <w:bCs/>
-          <w:sz w:val="28"/>
-        </w:rPr>
-        <w:t>Как снять с публикации</w:t>
-      </w:r>
-    </w:p>
-    <w:p>
-      <w:pPr>
-        <w:numPr>
-          <w:ilvl w:val="0"/>
-          <w:numId w:val="17"/>
-        </w:numPr>
-        <w:spacing w:after="0" w:line="360" w:lineRule="auto"/>
-        <w:jc w:val="both"/>
-        <w:rPr>
-          <w:rFonts w:ascii="Times New Roman" w:hAnsi="Times New Roman" w:cs="Times New Roman"/>
-          <w:sz w:val="28"/>
-        </w:rPr>
-      </w:pPr>
-      <w:r>
-        <w:rPr>
-          <w:rFonts w:ascii="Times New Roman" w:hAnsi="Times New Roman" w:cs="Times New Roman"/>
-          <w:sz w:val="28"/>
-        </w:rPr>
-        <w:t>Отметьте новости.</w:t>
-      </w:r>
-    </w:p>
-    <w:p>
-      <w:pPr>
-        <w:numPr>
-          <w:ilvl w:val="0"/>
-          <w:numId w:val="17"/>
-        </w:numPr>
-        <w:spacing w:after="0" w:line="360" w:lineRule="auto"/>
-        <w:jc w:val="both"/>
-        <w:rPr>
-          <w:rFonts w:ascii="Times New Roman" w:hAnsi="Times New Roman" w:cs="Times New Roman"/>
-          <w:sz w:val="28"/>
-        </w:rPr>
-      </w:pPr>
-      <w:r>
-        <w:rPr>
-          <w:rFonts w:ascii="Times New Roman" w:hAnsi="Times New Roman" w:cs="Times New Roman"/>
-          <w:sz w:val="28"/>
-        </w:rPr>
-        <w:t xml:space="preserve">Выберите </w:t>
-      </w:r>
-      <w:proofErr w:type="gramStart"/>
-      <w:r>
-        <w:rPr>
-          <w:rFonts w:ascii="Times New Roman" w:hAnsi="Times New Roman" w:cs="Times New Roman"/>
-          <w:sz w:val="28"/>
-        </w:rPr>
-        <w:t>действие Снять</w:t>
-      </w:r>
-      <w:proofErr w:type="gramEnd"/>
-      <w:r>
-        <w:rPr>
-          <w:rFonts w:ascii="Times New Roman" w:hAnsi="Times New Roman" w:cs="Times New Roman"/>
-          <w:sz w:val="28"/>
-        </w:rPr>
-        <w:t xml:space="preserve"> с публикации выбранные новости.</w:t>
-      </w:r>
-    </w:p>
-    <w:p>
-      <w:pPr>
-        <w:numPr>
-          <w:ilvl w:val="0"/>
-          <w:numId w:val="17"/>
-        </w:numPr>
-        <w:spacing w:after="0" w:line="360" w:lineRule="auto"/>
-        <w:jc w:val="both"/>
-        <w:rPr>
-          <w:rFonts w:ascii="Times New Roman" w:hAnsi="Times New Roman" w:cs="Times New Roman"/>
-          <w:sz w:val="28"/>
-        </w:rPr>
-      </w:pPr>
-      <w:r>
-        <w:rPr>
-          <w:rFonts w:ascii="Times New Roman" w:hAnsi="Times New Roman" w:cs="Times New Roman"/>
-          <w:sz w:val="28"/>
-        </w:rPr>
-        <w:t>Примените действие.</w:t>
-      </w:r>
-    </w:p>
-    <w:p>
-      <w:pPr>
-        <w:spacing w:after="0" w:line="360" w:lineRule="auto"/>
-        <w:jc w:val="both"/>
-        <w:rPr>
-          <w:rFonts w:ascii="Times New Roman" w:hAnsi="Times New Roman" w:cs="Times New Roman"/>
-          <w:b/>
-          <w:bCs/>
-          <w:sz w:val="28"/>
-        </w:rPr>
-      </w:pPr>
-      <w:r>
-        <w:rPr>
-          <w:rFonts w:ascii="Times New Roman" w:hAnsi="Times New Roman" w:cs="Times New Roman"/>
-          <w:b/>
-          <w:bCs/>
-          <w:sz w:val="28"/>
-        </w:rPr>
-        <w:t>9. Поиск, фильтры и массовые операции</w:t>
-      </w:r>
-    </w:p>
-    <w:p>
-      <w:pPr>
-        <w:spacing w:after="0" w:line="360" w:lineRule="auto"/>
-        <w:jc w:val="both"/>
-        <w:rPr>
-          <w:rFonts w:ascii="Times New Roman" w:hAnsi="Times New Roman" w:cs="Times New Roman"/>
-          <w:sz w:val="28"/>
-        </w:rPr>
-      </w:pPr>
-      <w:r>
-        <w:rPr>
-          <w:rFonts w:ascii="Times New Roman" w:hAnsi="Times New Roman" w:cs="Times New Roman"/>
-          <w:sz w:val="28"/>
-        </w:rPr>
-        <w:t>В большинстве разделов доступны:</w:t>
-      </w:r>
-    </w:p>
-    <w:p>
-      <w:pPr>
-        <w:numPr>
-          <w:ilvl w:val="0"/>
-          <w:numId w:val="18"/>
-        </w:numPr>
-        <w:spacing w:after="0" w:line="360" w:lineRule="auto"/>
-        <w:jc w:val="both"/>
-        <w:rPr>
-          <w:rFonts w:ascii="Times New Roman" w:hAnsi="Times New Roman" w:cs="Times New Roman"/>
-          <w:sz w:val="28"/>
-        </w:rPr>
-      </w:pPr>
-      <w:r>
-        <w:rPr>
-          <w:rFonts w:ascii="Times New Roman" w:hAnsi="Times New Roman" w:cs="Times New Roman"/>
-          <w:sz w:val="28"/>
-        </w:rPr>
-        <w:t>строка поиска (по ключевым полям)</w:t>
-      </w:r>
-    </w:p>
-    <w:p>
-      <w:pPr>
-        <w:numPr>
-          <w:ilvl w:val="0"/>
-          <w:numId w:val="18"/>
-        </w:numPr>
-        <w:spacing w:after="0" w:line="360" w:lineRule="auto"/>
-        <w:jc w:val="both"/>
-        <w:rPr>
-          <w:rFonts w:ascii="Times New Roman" w:hAnsi="Times New Roman" w:cs="Times New Roman"/>
-          <w:sz w:val="28"/>
-        </w:rPr>
-      </w:pPr>
-      <w:r>
-        <w:rPr>
-          <w:rFonts w:ascii="Times New Roman" w:hAnsi="Times New Roman" w:cs="Times New Roman"/>
-          <w:sz w:val="28"/>
-        </w:rPr>
-        <w:t>фильтры справа</w:t>
-      </w:r>
-    </w:p>
-    <w:p>
-      <w:pPr>
-        <w:numPr>
-          <w:ilvl w:val="0"/>
-          <w:numId w:val="18"/>
-        </w:numPr>
-        <w:spacing w:after="0" w:line="360" w:lineRule="auto"/>
-        <w:jc w:val="both"/>
-        <w:rPr>
-          <w:rFonts w:ascii="Times New Roman" w:hAnsi="Times New Roman" w:cs="Times New Roman"/>
-          <w:sz w:val="28"/>
-        </w:rPr>
-      </w:pPr>
-      <w:r>
-        <w:rPr>
-          <w:rFonts w:ascii="Times New Roman" w:hAnsi="Times New Roman" w:cs="Times New Roman"/>
-          <w:sz w:val="28"/>
-        </w:rPr>
-        <w:t>отметка нескольких записей</w:t>
-      </w:r>
-    </w:p>
-    <w:p>
-      <w:pPr>
-        <w:numPr>
-          <w:ilvl w:val="0"/>
-          <w:numId w:val="18"/>
-        </w:numPr>
-        <w:spacing w:after="0" w:line="360" w:lineRule="auto"/>
-        <w:jc w:val="both"/>
-        <w:rPr>
-          <w:rFonts w:ascii="Times New Roman" w:hAnsi="Times New Roman" w:cs="Times New Roman"/>
-          <w:sz w:val="28"/>
-        </w:rPr>
-      </w:pPr>
-      <w:r>
-        <w:rPr>
-          <w:rFonts w:ascii="Times New Roman" w:hAnsi="Times New Roman" w:cs="Times New Roman"/>
-          <w:sz w:val="28"/>
-        </w:rPr>
-        <w:t>массовые действия через выпадающий список </w:t>
-      </w:r>
-      <w:proofErr w:type="spellStart"/>
-      <w:r>
-        <w:rPr>
-          <w:rFonts w:ascii="Times New Roman" w:hAnsi="Times New Roman" w:cs="Times New Roman"/>
-          <w:sz w:val="28"/>
-        </w:rPr>
-        <w:t>Action</w:t>
-      </w:r>
-      <w:proofErr w:type="spellEnd"/>
-    </w:p>
-    <w:p>
-      <w:pPr>
-        <w:spacing w:after="0" w:line="360" w:lineRule="auto"/>
-        <w:jc w:val="both"/>
-        <w:rPr>
-          <w:rFonts w:ascii="Times New Roman" w:hAnsi="Times New Roman" w:cs="Times New Roman"/>
-          <w:sz w:val="28"/>
-        </w:rPr>
-      </w:pPr>
-      <w:r>
-        <w:rPr>
-          <w:rFonts w:ascii="Times New Roman" w:hAnsi="Times New Roman" w:cs="Times New Roman"/>
-          <w:sz w:val="28"/>
-        </w:rPr>
-        <w:t>Это основной способ ускорить ежедневную работу администратора.</w:t>
-      </w:r>
-    </w:p>
-    <w:p>
-      <w:pPr>
-        <w:spacing w:after="0" w:line="360" w:lineRule="auto"/>
-        <w:jc w:val="both"/>
-        <w:rPr>
-          <w:rFonts w:ascii="Times New Roman" w:hAnsi="Times New Roman" w:cs="Times New Roman"/>
-          <w:b/>
-          <w:bCs/>
-          <w:sz w:val="28"/>
-        </w:rPr>
-      </w:pPr>
-      <w:r>
-        <w:rPr>
-          <w:rFonts w:ascii="Times New Roman" w:hAnsi="Times New Roman" w:cs="Times New Roman"/>
-          <w:b/>
-          <w:bCs/>
-          <w:sz w:val="28"/>
-        </w:rPr>
-        <w:t>10. Правила безопасной работы</w:t>
-      </w:r>
-    </w:p>
-    <w:p>
-      <w:pPr>
-        <w:numPr>
-          <w:ilvl w:val="0"/>
-          <w:numId w:val="19"/>
-        </w:numPr>
-        <w:spacing w:after="0" w:line="360" w:lineRule="auto"/>
-        <w:jc w:val="both"/>
-        <w:rPr>
-          <w:rFonts w:ascii="Times New Roman" w:hAnsi="Times New Roman" w:cs="Times New Roman"/>
-          <w:sz w:val="28"/>
-        </w:rPr>
-      </w:pPr>
-      <w:r>
-        <w:rPr>
-          <w:rFonts w:ascii="Times New Roman" w:hAnsi="Times New Roman" w:cs="Times New Roman"/>
-          <w:sz w:val="28"/>
-        </w:rPr>
-        <w:t>Не удаляйте данные без необходимости, если можно отключить публикацию/доступность.</w:t>
-      </w:r>
-    </w:p>
-    <w:p>
-      <w:pPr>
-        <w:numPr>
-          <w:ilvl w:val="0"/>
-          <w:numId w:val="19"/>
-        </w:numPr>
-        <w:spacing w:after="0" w:line="360" w:lineRule="auto"/>
-        <w:jc w:val="both"/>
-        <w:rPr>
-          <w:rFonts w:ascii="Times New Roman" w:hAnsi="Times New Roman" w:cs="Times New Roman"/>
-          <w:sz w:val="28"/>
-        </w:rPr>
-      </w:pPr>
-      <w:r>
-        <w:rPr>
-          <w:rFonts w:ascii="Times New Roman" w:hAnsi="Times New Roman" w:cs="Times New Roman"/>
-          <w:sz w:val="28"/>
-        </w:rPr>
-        <w:t>После правок сразу проверяйте результат на пользовательской части сайта.</w:t>
-      </w:r>
-    </w:p>
-    <w:p>
-      <w:pPr>
-        <w:numPr>
-          <w:ilvl w:val="0"/>
-          <w:numId w:val="19"/>
-        </w:numPr>
-        <w:spacing w:after="0" w:line="360" w:lineRule="auto"/>
-        <w:jc w:val="both"/>
-        <w:rPr>
-          <w:rFonts w:ascii="Times New Roman" w:hAnsi="Times New Roman" w:cs="Times New Roman"/>
-          <w:sz w:val="28"/>
-        </w:rPr>
-      </w:pPr>
-      <w:r>
-        <w:rPr>
-          <w:rFonts w:ascii="Times New Roman" w:hAnsi="Times New Roman" w:cs="Times New Roman"/>
-          <w:sz w:val="28"/>
-        </w:rPr>
         <w:t>Изменение статуса заказа выполняйте только после фактического этапа обработки.</w:t>
       </w:r>
     </w:p>
@@ -6205,7 +7184,7 @@
   <w:abstractNum w:abstractNumId="10" w15:restartNumberingAfterBreak="0">
     <w:nsid w:val="280A3146"/>
     <w:multiLevelType w:val="hybridMultilevel"/>
-    <w:tmpl w:val="F72C1AE6"/>
+    <w:tmpl w:val="E9A60EDE"/>
     <w:lvl w:ilvl="0" w:tplc="04190001">
       <w:start w:val="1"/>
       <w:numFmt w:val="bullet"/>
